--- a/public/dluongta_resume.docx
+++ b/public/dluongta_resume.docx
@@ -32,7 +32,7 @@
                 <wp:docPr id="793183896" name="Group 6">
                   <a:extLst xmlns:a="http://schemas.openxmlformats.org/drawingml/2006/main">
                     <a:ext uri="{C183D7F6-B498-43B3-948B-1728B52AA6E4}">
-                      <adec:decorative xmlns="" xmlns:cx2="http://schemas.microsoft.com/office/drawing/2015/10/21/chartex" xmlns:cx3="http://schemas.microsoft.com/office/drawing/2016/5/9/chartex" xmlns:cx4="http://schemas.microsoft.com/office/drawing/2016/5/10/chartex" xmlns:cx5="http://schemas.microsoft.com/office/drawing/2016/5/11/chartex" xmlns:cx6="http://schemas.microsoft.com/office/drawing/2016/5/12/chartex" xmlns:cx7="http://schemas.microsoft.com/office/drawing/2016/5/13/chartex" xmlns:cx8="http://schemas.microsoft.com/office/drawing/2016/5/14/chartex" xmlns:aink="http://schemas.microsoft.com/office/drawing/2016/ink" xmlns:am3d="http://schemas.microsoft.com/office/drawing/2017/model3d" xmlns:o="urn:schemas-microsoft-com:office:office" xmlns:oel="http://schemas.microsoft.com/office/2019/extlst" xmlns:v="urn:schemas-microsoft-com:vml" xmlns:w10="urn:schemas-microsoft-com:office:word" xmlns:w="http://schemas.openxmlformats.org/wordprocessingml/2006/main" xmlns:w16cex="http://schemas.microsoft.com/office/word/2018/wordml/cex" xmlns:w16cid="http://schemas.microsoft.com/office/word/2016/wordml/cid" xmlns:w16="http://schemas.microsoft.com/office/word/2018/wordml" xmlns:w16du="http://schemas.microsoft.com/office/word/2023/wordml/word16du" xmlns:w16sdtdh="http://schemas.microsoft.com/office/word/2020/wordml/sdtdatahash" xmlns:w16sdtfl="http://schemas.microsoft.com/office/word/2024/wordml/sdtformatlock" xmlns:adec="http://schemas.microsoft.com/office/drawing/2017/decorative" val="1"/>
+                      <adec:decorative xmlns:adec="http://schemas.microsoft.com/office/drawing/2017/decorative" xmlns:w16sdtfl="http://schemas.microsoft.com/office/word/2024/wordml/sdtformatlock" xmlns:w16sdtdh="http://schemas.microsoft.com/office/word/2020/wordml/sdtdatahash" xmlns:w16du="http://schemas.microsoft.com/office/word/2023/wordml/word16du" xmlns:w16="http://schemas.microsoft.com/office/word/2018/wordml" xmlns:w16cid="http://schemas.microsoft.com/office/word/2016/wordml/cid" xmlns:w16cex="http://schemas.microsoft.com/office/word/2018/wordml/cex" xmlns:w="http://schemas.openxmlformats.org/wordprocessingml/2006/main" xmlns:w10="urn:schemas-microsoft-com:office:word" xmlns:v="urn:schemas-microsoft-com:vml" xmlns:oel="http://schemas.microsoft.com/office/2019/extlst" xmlns:o="urn:schemas-microsoft-com:office:office" xmlns:am3d="http://schemas.microsoft.com/office/drawing/2017/model3d" xmlns:aink="http://schemas.microsoft.com/office/drawing/2016/ink" xmlns:cx8="http://schemas.microsoft.com/office/drawing/2016/5/14/chartex" xmlns:cx7="http://schemas.microsoft.com/office/drawing/2016/5/13/chartex" xmlns:cx6="http://schemas.microsoft.com/office/drawing/2016/5/12/chartex" xmlns:cx5="http://schemas.microsoft.com/office/drawing/2016/5/11/chartex" xmlns:cx4="http://schemas.microsoft.com/office/drawing/2016/5/10/chartex" xmlns:cx3="http://schemas.microsoft.com/office/drawing/2016/5/9/chartex" xmlns:cx2="http://schemas.microsoft.com/office/drawing/2015/10/21/chartex" xmlns="" val="1"/>
                     </a:ext>
                   </a:extLst>
                 </wp:docPr>
@@ -53,7 +53,7 @@
                         <wps:cNvPr id="1434342015" name="Rectangle 1">
                           <a:extLst>
                             <a:ext uri="{C183D7F6-B498-43B3-948B-1728B52AA6E4}">
-                              <adec:decorative xmlns="" xmlns:cx2="http://schemas.microsoft.com/office/drawing/2015/10/21/chartex" xmlns:cx3="http://schemas.microsoft.com/office/drawing/2016/5/9/chartex" xmlns:cx4="http://schemas.microsoft.com/office/drawing/2016/5/10/chartex" xmlns:cx5="http://schemas.microsoft.com/office/drawing/2016/5/11/chartex" xmlns:cx6="http://schemas.microsoft.com/office/drawing/2016/5/12/chartex" xmlns:cx7="http://schemas.microsoft.com/office/drawing/2016/5/13/chartex" xmlns:cx8="http://schemas.microsoft.com/office/drawing/2016/5/14/chartex" xmlns:aink="http://schemas.microsoft.com/office/drawing/2016/ink" xmlns:am3d="http://schemas.microsoft.com/office/drawing/2017/model3d" xmlns:o="urn:schemas-microsoft-com:office:office" xmlns:oel="http://schemas.microsoft.com/office/2019/extlst" xmlns:v="urn:schemas-microsoft-com:vml" xmlns:w10="urn:schemas-microsoft-com:office:word" xmlns:w="http://schemas.openxmlformats.org/wordprocessingml/2006/main" xmlns:w16cex="http://schemas.microsoft.com/office/word/2018/wordml/cex" xmlns:w16cid="http://schemas.microsoft.com/office/word/2016/wordml/cid" xmlns:w16="http://schemas.microsoft.com/office/word/2018/wordml" xmlns:w16du="http://schemas.microsoft.com/office/word/2023/wordml/word16du" xmlns:w16sdtdh="http://schemas.microsoft.com/office/word/2020/wordml/sdtdatahash" xmlns:w16sdtfl="http://schemas.microsoft.com/office/word/2024/wordml/sdtformatlock" xmlns:adec="http://schemas.microsoft.com/office/drawing/2017/decorative" val="1"/>
+                              <adec:decorative xmlns:adec="http://schemas.microsoft.com/office/drawing/2017/decorative" xmlns:w16sdtfl="http://schemas.microsoft.com/office/word/2024/wordml/sdtformatlock" xmlns:w16sdtdh="http://schemas.microsoft.com/office/word/2020/wordml/sdtdatahash" xmlns:w16du="http://schemas.microsoft.com/office/word/2023/wordml/word16du" xmlns:w16="http://schemas.microsoft.com/office/word/2018/wordml" xmlns:w16cid="http://schemas.microsoft.com/office/word/2016/wordml/cid" xmlns:w16cex="http://schemas.microsoft.com/office/word/2018/wordml/cex" xmlns:w="http://schemas.openxmlformats.org/wordprocessingml/2006/main" xmlns:w10="urn:schemas-microsoft-com:office:word" xmlns:v="urn:schemas-microsoft-com:vml" xmlns:oel="http://schemas.microsoft.com/office/2019/extlst" xmlns:o="urn:schemas-microsoft-com:office:office" xmlns:am3d="http://schemas.microsoft.com/office/drawing/2017/model3d" xmlns:aink="http://schemas.microsoft.com/office/drawing/2016/ink" xmlns:cx8="http://schemas.microsoft.com/office/drawing/2016/5/14/chartex" xmlns:cx7="http://schemas.microsoft.com/office/drawing/2016/5/13/chartex" xmlns:cx6="http://schemas.microsoft.com/office/drawing/2016/5/12/chartex" xmlns:cx5="http://schemas.microsoft.com/office/drawing/2016/5/11/chartex" xmlns:cx4="http://schemas.microsoft.com/office/drawing/2016/5/10/chartex" xmlns:cx3="http://schemas.microsoft.com/office/drawing/2016/5/9/chartex" xmlns:cx2="http://schemas.microsoft.com/office/drawing/2015/10/21/chartex" xmlns="" val="1"/>
                             </a:ext>
                           </a:extLst>
                         </wps:cNvPr>
@@ -98,7 +98,7 @@
                         <wps:cNvPr id="1234481726" name="Rectangle 1">
                           <a:extLst>
                             <a:ext uri="{C183D7F6-B498-43B3-948B-1728B52AA6E4}">
-                              <adec:decorative xmlns="" xmlns:cx2="http://schemas.microsoft.com/office/drawing/2015/10/21/chartex" xmlns:cx3="http://schemas.microsoft.com/office/drawing/2016/5/9/chartex" xmlns:cx4="http://schemas.microsoft.com/office/drawing/2016/5/10/chartex" xmlns:cx5="http://schemas.microsoft.com/office/drawing/2016/5/11/chartex" xmlns:cx6="http://schemas.microsoft.com/office/drawing/2016/5/12/chartex" xmlns:cx7="http://schemas.microsoft.com/office/drawing/2016/5/13/chartex" xmlns:cx8="http://schemas.microsoft.com/office/drawing/2016/5/14/chartex" xmlns:aink="http://schemas.microsoft.com/office/drawing/2016/ink" xmlns:am3d="http://schemas.microsoft.com/office/drawing/2017/model3d" xmlns:o="urn:schemas-microsoft-com:office:office" xmlns:oel="http://schemas.microsoft.com/office/2019/extlst" xmlns:v="urn:schemas-microsoft-com:vml" xmlns:w10="urn:schemas-microsoft-com:office:word" xmlns:w="http://schemas.openxmlformats.org/wordprocessingml/2006/main" xmlns:w16cex="http://schemas.microsoft.com/office/word/2018/wordml/cex" xmlns:w16cid="http://schemas.microsoft.com/office/word/2016/wordml/cid" xmlns:w16="http://schemas.microsoft.com/office/word/2018/wordml" xmlns:w16du="http://schemas.microsoft.com/office/word/2023/wordml/word16du" xmlns:w16sdtdh="http://schemas.microsoft.com/office/word/2020/wordml/sdtdatahash" xmlns:w16sdtfl="http://schemas.microsoft.com/office/word/2024/wordml/sdtformatlock" xmlns:adec="http://schemas.microsoft.com/office/drawing/2017/decorative" val="1"/>
+                              <adec:decorative xmlns:adec="http://schemas.microsoft.com/office/drawing/2017/decorative" xmlns:w16sdtfl="http://schemas.microsoft.com/office/word/2024/wordml/sdtformatlock" xmlns:w16sdtdh="http://schemas.microsoft.com/office/word/2020/wordml/sdtdatahash" xmlns:w16du="http://schemas.microsoft.com/office/word/2023/wordml/word16du" xmlns:w16="http://schemas.microsoft.com/office/word/2018/wordml" xmlns:w16cid="http://schemas.microsoft.com/office/word/2016/wordml/cid" xmlns:w16cex="http://schemas.microsoft.com/office/word/2018/wordml/cex" xmlns:w="http://schemas.openxmlformats.org/wordprocessingml/2006/main" xmlns:w10="urn:schemas-microsoft-com:office:word" xmlns:v="urn:schemas-microsoft-com:vml" xmlns:oel="http://schemas.microsoft.com/office/2019/extlst" xmlns:o="urn:schemas-microsoft-com:office:office" xmlns:am3d="http://schemas.microsoft.com/office/drawing/2017/model3d" xmlns:aink="http://schemas.microsoft.com/office/drawing/2016/ink" xmlns:cx8="http://schemas.microsoft.com/office/drawing/2016/5/14/chartex" xmlns:cx7="http://schemas.microsoft.com/office/drawing/2016/5/13/chartex" xmlns:cx6="http://schemas.microsoft.com/office/drawing/2016/5/12/chartex" xmlns:cx5="http://schemas.microsoft.com/office/drawing/2016/5/11/chartex" xmlns:cx4="http://schemas.microsoft.com/office/drawing/2016/5/10/chartex" xmlns:cx3="http://schemas.microsoft.com/office/drawing/2016/5/9/chartex" xmlns:cx2="http://schemas.microsoft.com/office/drawing/2015/10/21/chartex" xmlns="" val="1"/>
                             </a:ext>
                           </a:extLst>
                         </wps:cNvPr>
@@ -638,8 +638,6 @@
               <w:pStyle w:val="Heading3"/>
               <w:rPr>
                 <w:rFonts w:ascii="Times New Roman" w:hAnsi="Times New Roman" w:cs="Times New Roman"/>
-                <w:b/>
-                <w:caps/>
                 <w:lang w:val="en-US"/>
               </w:rPr>
             </w:pPr>
@@ -649,6 +647,17 @@
                 <w:lang w:val="en-US"/>
               </w:rPr>
               <w:t>Địa chỉ: Hồng Tâm, Nghĩa Mai, Nghệ An, Việt Nam</w:t>
+            </w:r>
+          </w:p>
+          <w:p>
+            <w:r>
+              <w:t xml:space="preserve">Portfolio Website: </w:t>
+            </w:r>
+            <w:r>
+              <w:t>https://r</w:t>
+            </w:r>
+            <w:r>
+              <w:t>eact-app-resume-page.vercel.app</w:t>
             </w:r>
           </w:p>
         </w:tc>
@@ -1413,8 +1422,6 @@
               </w:rPr>
               <w:t xml:space="preserve"> </w:t>
             </w:r>
-            <w:bookmarkStart w:id="0" w:name="_GoBack"/>
-            <w:bookmarkEnd w:id="0"/>
             <w:r>
               <w:rPr>
                 <w:sz w:val="18"/>
@@ -1445,14 +1452,7 @@
                 <w:sz w:val="18"/>
                 <w:szCs w:val="18"/>
               </w:rPr>
-              <w:t>VOICE AND VIDEO CALL</w:t>
-            </w:r>
-            <w:r>
-              <w:rPr>
-                <w:sz w:val="18"/>
-                <w:szCs w:val="18"/>
-              </w:rPr>
-              <w:t xml:space="preserve"> –</w:t>
+              <w:t>VOICE AND VIDEO CALL –</w:t>
             </w:r>
             <w:r>
               <w:rPr>
@@ -1466,14 +1466,7 @@
                 <w:sz w:val="18"/>
                 <w:szCs w:val="18"/>
               </w:rPr>
-              <w:t xml:space="preserve">Full-stack </w:t>
-            </w:r>
-            <w:r>
-              <w:rPr>
-                <w:sz w:val="18"/>
-                <w:szCs w:val="18"/>
-              </w:rPr>
-              <w:t xml:space="preserve"> </w:t>
+              <w:t xml:space="preserve">Full-stack  </w:t>
             </w:r>
             <w:r>
               <w:rPr>
@@ -1593,6 +1586,8 @@
               </w:rPr>
               <w:t>HỌC VẤN</w:t>
             </w:r>
+            <w:bookmarkStart w:id="0" w:name="_GoBack"/>
+            <w:bookmarkEnd w:id="0"/>
           </w:p>
           <w:p>
             <w:pPr>

--- a/public/dluongta_resume.docx
+++ b/public/dluongta_resume.docx
@@ -2,6 +2,7 @@
 <file path=word/document.xml><?xml version="1.0" encoding="utf-8"?>
 <w:document xmlns:wpc="http://schemas.microsoft.com/office/word/2010/wordprocessingCanvas" xmlns:cx="http://schemas.microsoft.com/office/drawing/2014/chartex" xmlns:cx1="http://schemas.microsoft.com/office/drawing/2015/9/8/chartex" xmlns:mc="http://schemas.openxmlformats.org/markup-compatibility/2006" xmlns:o="urn:schemas-microsoft-com:office:office" xmlns:r="http://schemas.openxmlformats.org/officeDocument/2006/relationships" xmlns:m="http://schemas.openxmlformats.org/officeDocument/2006/math" xmlns:v="urn:schemas-microsoft-com:vml" xmlns:wp14="http://schemas.microsoft.com/office/word/2010/wordprocessingDrawing" xmlns:wp="http://schemas.openxmlformats.org/drawingml/2006/wordprocessingDrawing" xmlns:w10="urn:schemas-microsoft-com:office:word" xmlns:w="http://schemas.openxmlformats.org/wordprocessingml/2006/main" xmlns:w14="http://schemas.microsoft.com/office/word/2010/wordml" xmlns:w15="http://schemas.microsoft.com/office/word/2012/wordml" xmlns:w16se="http://schemas.microsoft.com/office/word/2015/wordml/symex" xmlns:wpg="http://schemas.microsoft.com/office/word/2010/wordprocessingGroup" xmlns:wpi="http://schemas.microsoft.com/office/word/2010/wordprocessingInk" xmlns:wne="http://schemas.microsoft.com/office/word/2006/wordml" xmlns:wps="http://schemas.microsoft.com/office/word/2010/wordprocessingShape" mc:Ignorable="w14 w15 w16se wp14">
   <w:body>
+    <w:bookmarkStart w:id="0" w:name="_GoBack"/>
     <w:p>
       <w:pPr>
         <w:spacing w:before="120"/>
@@ -32,7 +33,7 @@
                 <wp:docPr id="793183896" name="Group 6">
                   <a:extLst xmlns:a="http://schemas.openxmlformats.org/drawingml/2006/main">
                     <a:ext uri="{C183D7F6-B498-43B3-948B-1728B52AA6E4}">
-                      <adec:decorative xmlns:adec="http://schemas.microsoft.com/office/drawing/2017/decorative" xmlns:w16sdtfl="http://schemas.microsoft.com/office/word/2024/wordml/sdtformatlock" xmlns:w16sdtdh="http://schemas.microsoft.com/office/word/2020/wordml/sdtdatahash" xmlns:w16du="http://schemas.microsoft.com/office/word/2023/wordml/word16du" xmlns:w16="http://schemas.microsoft.com/office/word/2018/wordml" xmlns:w16cid="http://schemas.microsoft.com/office/word/2016/wordml/cid" xmlns:w16cex="http://schemas.microsoft.com/office/word/2018/wordml/cex" xmlns:w="http://schemas.openxmlformats.org/wordprocessingml/2006/main" xmlns:w10="urn:schemas-microsoft-com:office:word" xmlns:v="urn:schemas-microsoft-com:vml" xmlns:oel="http://schemas.microsoft.com/office/2019/extlst" xmlns:o="urn:schemas-microsoft-com:office:office" xmlns:am3d="http://schemas.microsoft.com/office/drawing/2017/model3d" xmlns:aink="http://schemas.microsoft.com/office/drawing/2016/ink" xmlns:cx8="http://schemas.microsoft.com/office/drawing/2016/5/14/chartex" xmlns:cx7="http://schemas.microsoft.com/office/drawing/2016/5/13/chartex" xmlns:cx6="http://schemas.microsoft.com/office/drawing/2016/5/12/chartex" xmlns:cx5="http://schemas.microsoft.com/office/drawing/2016/5/11/chartex" xmlns:cx4="http://schemas.microsoft.com/office/drawing/2016/5/10/chartex" xmlns:cx3="http://schemas.microsoft.com/office/drawing/2016/5/9/chartex" xmlns:cx2="http://schemas.microsoft.com/office/drawing/2015/10/21/chartex" xmlns="" val="1"/>
+                      <adec:decorative xmlns="" xmlns:cx2="http://schemas.microsoft.com/office/drawing/2015/10/21/chartex" xmlns:cx3="http://schemas.microsoft.com/office/drawing/2016/5/9/chartex" xmlns:cx4="http://schemas.microsoft.com/office/drawing/2016/5/10/chartex" xmlns:cx5="http://schemas.microsoft.com/office/drawing/2016/5/11/chartex" xmlns:cx6="http://schemas.microsoft.com/office/drawing/2016/5/12/chartex" xmlns:cx7="http://schemas.microsoft.com/office/drawing/2016/5/13/chartex" xmlns:cx8="http://schemas.microsoft.com/office/drawing/2016/5/14/chartex" xmlns:aink="http://schemas.microsoft.com/office/drawing/2016/ink" xmlns:am3d="http://schemas.microsoft.com/office/drawing/2017/model3d" xmlns:o="urn:schemas-microsoft-com:office:office" xmlns:oel="http://schemas.microsoft.com/office/2019/extlst" xmlns:v="urn:schemas-microsoft-com:vml" xmlns:w10="urn:schemas-microsoft-com:office:word" xmlns:w="http://schemas.openxmlformats.org/wordprocessingml/2006/main" xmlns:w16cex="http://schemas.microsoft.com/office/word/2018/wordml/cex" xmlns:w16cid="http://schemas.microsoft.com/office/word/2016/wordml/cid" xmlns:w16="http://schemas.microsoft.com/office/word/2018/wordml" xmlns:w16du="http://schemas.microsoft.com/office/word/2023/wordml/word16du" xmlns:w16sdtdh="http://schemas.microsoft.com/office/word/2020/wordml/sdtdatahash" xmlns:w16sdtfl="http://schemas.microsoft.com/office/word/2024/wordml/sdtformatlock" xmlns:adec="http://schemas.microsoft.com/office/drawing/2017/decorative" val="1"/>
                     </a:ext>
                   </a:extLst>
                 </wp:docPr>
@@ -53,7 +54,7 @@
                         <wps:cNvPr id="1434342015" name="Rectangle 1">
                           <a:extLst>
                             <a:ext uri="{C183D7F6-B498-43B3-948B-1728B52AA6E4}">
-                              <adec:decorative xmlns:adec="http://schemas.microsoft.com/office/drawing/2017/decorative" xmlns:w16sdtfl="http://schemas.microsoft.com/office/word/2024/wordml/sdtformatlock" xmlns:w16sdtdh="http://schemas.microsoft.com/office/word/2020/wordml/sdtdatahash" xmlns:w16du="http://schemas.microsoft.com/office/word/2023/wordml/word16du" xmlns:w16="http://schemas.microsoft.com/office/word/2018/wordml" xmlns:w16cid="http://schemas.microsoft.com/office/word/2016/wordml/cid" xmlns:w16cex="http://schemas.microsoft.com/office/word/2018/wordml/cex" xmlns:w="http://schemas.openxmlformats.org/wordprocessingml/2006/main" xmlns:w10="urn:schemas-microsoft-com:office:word" xmlns:v="urn:schemas-microsoft-com:vml" xmlns:oel="http://schemas.microsoft.com/office/2019/extlst" xmlns:o="urn:schemas-microsoft-com:office:office" xmlns:am3d="http://schemas.microsoft.com/office/drawing/2017/model3d" xmlns:aink="http://schemas.microsoft.com/office/drawing/2016/ink" xmlns:cx8="http://schemas.microsoft.com/office/drawing/2016/5/14/chartex" xmlns:cx7="http://schemas.microsoft.com/office/drawing/2016/5/13/chartex" xmlns:cx6="http://schemas.microsoft.com/office/drawing/2016/5/12/chartex" xmlns:cx5="http://schemas.microsoft.com/office/drawing/2016/5/11/chartex" xmlns:cx4="http://schemas.microsoft.com/office/drawing/2016/5/10/chartex" xmlns:cx3="http://schemas.microsoft.com/office/drawing/2016/5/9/chartex" xmlns:cx2="http://schemas.microsoft.com/office/drawing/2015/10/21/chartex" xmlns="" val="1"/>
+                              <adec:decorative xmlns="" xmlns:cx2="http://schemas.microsoft.com/office/drawing/2015/10/21/chartex" xmlns:cx3="http://schemas.microsoft.com/office/drawing/2016/5/9/chartex" xmlns:cx4="http://schemas.microsoft.com/office/drawing/2016/5/10/chartex" xmlns:cx5="http://schemas.microsoft.com/office/drawing/2016/5/11/chartex" xmlns:cx6="http://schemas.microsoft.com/office/drawing/2016/5/12/chartex" xmlns:cx7="http://schemas.microsoft.com/office/drawing/2016/5/13/chartex" xmlns:cx8="http://schemas.microsoft.com/office/drawing/2016/5/14/chartex" xmlns:aink="http://schemas.microsoft.com/office/drawing/2016/ink" xmlns:am3d="http://schemas.microsoft.com/office/drawing/2017/model3d" xmlns:o="urn:schemas-microsoft-com:office:office" xmlns:oel="http://schemas.microsoft.com/office/2019/extlst" xmlns:v="urn:schemas-microsoft-com:vml" xmlns:w10="urn:schemas-microsoft-com:office:word" xmlns:w="http://schemas.openxmlformats.org/wordprocessingml/2006/main" xmlns:w16cex="http://schemas.microsoft.com/office/word/2018/wordml/cex" xmlns:w16cid="http://schemas.microsoft.com/office/word/2016/wordml/cid" xmlns:w16="http://schemas.microsoft.com/office/word/2018/wordml" xmlns:w16du="http://schemas.microsoft.com/office/word/2023/wordml/word16du" xmlns:w16sdtdh="http://schemas.microsoft.com/office/word/2020/wordml/sdtdatahash" xmlns:w16sdtfl="http://schemas.microsoft.com/office/word/2024/wordml/sdtformatlock" xmlns:adec="http://schemas.microsoft.com/office/drawing/2017/decorative" val="1"/>
                             </a:ext>
                           </a:extLst>
                         </wps:cNvPr>
@@ -98,7 +99,7 @@
                         <wps:cNvPr id="1234481726" name="Rectangle 1">
                           <a:extLst>
                             <a:ext uri="{C183D7F6-B498-43B3-948B-1728B52AA6E4}">
-                              <adec:decorative xmlns:adec="http://schemas.microsoft.com/office/drawing/2017/decorative" xmlns:w16sdtfl="http://schemas.microsoft.com/office/word/2024/wordml/sdtformatlock" xmlns:w16sdtdh="http://schemas.microsoft.com/office/word/2020/wordml/sdtdatahash" xmlns:w16du="http://schemas.microsoft.com/office/word/2023/wordml/word16du" xmlns:w16="http://schemas.microsoft.com/office/word/2018/wordml" xmlns:w16cid="http://schemas.microsoft.com/office/word/2016/wordml/cid" xmlns:w16cex="http://schemas.microsoft.com/office/word/2018/wordml/cex" xmlns:w="http://schemas.openxmlformats.org/wordprocessingml/2006/main" xmlns:w10="urn:schemas-microsoft-com:office:word" xmlns:v="urn:schemas-microsoft-com:vml" xmlns:oel="http://schemas.microsoft.com/office/2019/extlst" xmlns:o="urn:schemas-microsoft-com:office:office" xmlns:am3d="http://schemas.microsoft.com/office/drawing/2017/model3d" xmlns:aink="http://schemas.microsoft.com/office/drawing/2016/ink" xmlns:cx8="http://schemas.microsoft.com/office/drawing/2016/5/14/chartex" xmlns:cx7="http://schemas.microsoft.com/office/drawing/2016/5/13/chartex" xmlns:cx6="http://schemas.microsoft.com/office/drawing/2016/5/12/chartex" xmlns:cx5="http://schemas.microsoft.com/office/drawing/2016/5/11/chartex" xmlns:cx4="http://schemas.microsoft.com/office/drawing/2016/5/10/chartex" xmlns:cx3="http://schemas.microsoft.com/office/drawing/2016/5/9/chartex" xmlns:cx2="http://schemas.microsoft.com/office/drawing/2015/10/21/chartex" xmlns="" val="1"/>
+                              <adec:decorative xmlns="" xmlns:cx2="http://schemas.microsoft.com/office/drawing/2015/10/21/chartex" xmlns:cx3="http://schemas.microsoft.com/office/drawing/2016/5/9/chartex" xmlns:cx4="http://schemas.microsoft.com/office/drawing/2016/5/10/chartex" xmlns:cx5="http://schemas.microsoft.com/office/drawing/2016/5/11/chartex" xmlns:cx6="http://schemas.microsoft.com/office/drawing/2016/5/12/chartex" xmlns:cx7="http://schemas.microsoft.com/office/drawing/2016/5/13/chartex" xmlns:cx8="http://schemas.microsoft.com/office/drawing/2016/5/14/chartex" xmlns:aink="http://schemas.microsoft.com/office/drawing/2016/ink" xmlns:am3d="http://schemas.microsoft.com/office/drawing/2017/model3d" xmlns:o="urn:schemas-microsoft-com:office:office" xmlns:oel="http://schemas.microsoft.com/office/2019/extlst" xmlns:v="urn:schemas-microsoft-com:vml" xmlns:w10="urn:schemas-microsoft-com:office:word" xmlns:w="http://schemas.openxmlformats.org/wordprocessingml/2006/main" xmlns:w16cex="http://schemas.microsoft.com/office/word/2018/wordml/cex" xmlns:w16cid="http://schemas.microsoft.com/office/word/2016/wordml/cid" xmlns:w16="http://schemas.microsoft.com/office/word/2018/wordml" xmlns:w16du="http://schemas.microsoft.com/office/word/2023/wordml/word16du" xmlns:w16sdtdh="http://schemas.microsoft.com/office/word/2020/wordml/sdtdatahash" xmlns:w16sdtfl="http://schemas.microsoft.com/office/word/2024/wordml/sdtformatlock" xmlns:adec="http://schemas.microsoft.com/office/drawing/2017/decorative" val="1"/>
                             </a:ext>
                           </a:extLst>
                         </wps:cNvPr>
@@ -169,6 +170,7 @@
           </mc:Fallback>
         </mc:AlternateContent>
       </w:r>
+      <w:bookmarkEnd w:id="0"/>
     </w:p>
     <w:tbl>
       <w:tblPr>
@@ -601,12 +603,14 @@
               <w:pStyle w:val="Heading3"/>
               <w:rPr>
                 <w:rFonts w:ascii="Times New Roman" w:hAnsi="Times New Roman" w:cs="Times New Roman"/>
+                <w:szCs w:val="20"/>
                 <w:lang w:val="en-US"/>
               </w:rPr>
             </w:pPr>
             <w:r>
               <w:rPr>
                 <w:rFonts w:ascii="Times New Roman" w:hAnsi="Times New Roman" w:cs="Times New Roman"/>
+                <w:szCs w:val="20"/>
                 <w:lang w:val="en-US"/>
               </w:rPr>
               <w:t>Email:dinhluongk3@gmail.com</w:t>
@@ -617,19 +621,29 @@
               <w:pStyle w:val="Heading3"/>
               <w:rPr>
                 <w:rFonts w:ascii="Times New Roman" w:hAnsi="Times New Roman" w:cs="Times New Roman"/>
+                <w:szCs w:val="20"/>
                 <w:lang w:val="en-US"/>
               </w:rPr>
             </w:pPr>
             <w:r>
               <w:rPr>
                 <w:rFonts w:ascii="Times New Roman" w:hAnsi="Times New Roman" w:cs="Times New Roman"/>
+                <w:szCs w:val="20"/>
                 <w:lang w:val="en-US"/>
               </w:rPr>
               <w:t>SĐT: 0383402036</w:t>
             </w:r>
           </w:p>
           <w:p>
-            <w:r>
+            <w:pPr>
+              <w:rPr>
+                <w:szCs w:val="20"/>
+              </w:rPr>
+            </w:pPr>
+            <w:r>
+              <w:rPr>
+                <w:szCs w:val="20"/>
+              </w:rPr>
               <w:t>Ngày sinh: 09/01/2003</w:t>
             </w:r>
           </w:p>
@@ -638,26 +652,32 @@
               <w:pStyle w:val="Heading3"/>
               <w:rPr>
                 <w:rFonts w:ascii="Times New Roman" w:hAnsi="Times New Roman" w:cs="Times New Roman"/>
+                <w:szCs w:val="20"/>
                 <w:lang w:val="en-US"/>
               </w:rPr>
             </w:pPr>
             <w:r>
               <w:rPr>
                 <w:rFonts w:ascii="Times New Roman" w:hAnsi="Times New Roman" w:cs="Times New Roman"/>
+                <w:szCs w:val="20"/>
                 <w:lang w:val="en-US"/>
               </w:rPr>
               <w:t>Địa chỉ: Hồng Tâm, Nghĩa Mai, Nghệ An, Việt Nam</w:t>
             </w:r>
           </w:p>
           <w:p>
-            <w:r>
-              <w:t xml:space="preserve">Portfolio Website: </w:t>
-            </w:r>
-            <w:r>
-              <w:t>https://r</w:t>
-            </w:r>
-            <w:r>
-              <w:t>eact-app-resume-page.vercel.app</w:t>
+            <w:pPr>
+              <w:rPr>
+                <w:sz w:val="22"/>
+                <w:szCs w:val="22"/>
+              </w:rPr>
+            </w:pPr>
+            <w:r>
+              <w:rPr>
+                <w:sz w:val="22"/>
+                <w:szCs w:val="22"/>
+              </w:rPr>
+              <w:t>Portfolio Website: https://react-app-resume-page.vercel.app</w:t>
             </w:r>
           </w:p>
         </w:tc>
@@ -1586,8 +1606,6 @@
               </w:rPr>
               <w:t>HỌC VẤN</w:t>
             </w:r>
-            <w:bookmarkStart w:id="0" w:name="_GoBack"/>
-            <w:bookmarkEnd w:id="0"/>
           </w:p>
           <w:p>
             <w:pPr>

--- a/public/dluongta_resume.docx
+++ b/public/dluongta_resume.docx
@@ -2,7 +2,6 @@
 <file path=word/document.xml><?xml version="1.0" encoding="utf-8"?>
 <w:document xmlns:wpc="http://schemas.microsoft.com/office/word/2010/wordprocessingCanvas" xmlns:cx="http://schemas.microsoft.com/office/drawing/2014/chartex" xmlns:cx1="http://schemas.microsoft.com/office/drawing/2015/9/8/chartex" xmlns:mc="http://schemas.openxmlformats.org/markup-compatibility/2006" xmlns:o="urn:schemas-microsoft-com:office:office" xmlns:r="http://schemas.openxmlformats.org/officeDocument/2006/relationships" xmlns:m="http://schemas.openxmlformats.org/officeDocument/2006/math" xmlns:v="urn:schemas-microsoft-com:vml" xmlns:wp14="http://schemas.microsoft.com/office/word/2010/wordprocessingDrawing" xmlns:wp="http://schemas.openxmlformats.org/drawingml/2006/wordprocessingDrawing" xmlns:w10="urn:schemas-microsoft-com:office:word" xmlns:w="http://schemas.openxmlformats.org/wordprocessingml/2006/main" xmlns:w14="http://schemas.microsoft.com/office/word/2010/wordml" xmlns:w15="http://schemas.microsoft.com/office/word/2012/wordml" xmlns:w16se="http://schemas.microsoft.com/office/word/2015/wordml/symex" xmlns:wpg="http://schemas.microsoft.com/office/word/2010/wordprocessingGroup" xmlns:wpi="http://schemas.microsoft.com/office/word/2010/wordprocessingInk" xmlns:wne="http://schemas.microsoft.com/office/word/2006/wordml" xmlns:wps="http://schemas.microsoft.com/office/word/2010/wordprocessingShape" mc:Ignorable="w14 w15 w16se wp14">
   <w:body>
-    <w:bookmarkStart w:id="0" w:name="_GoBack"/>
     <w:p>
       <w:pPr>
         <w:spacing w:before="120"/>
@@ -22,18 +21,18 @@
               <wp:anchor distT="0" distB="0" distL="114300" distR="114300" simplePos="0" relativeHeight="251659264" behindDoc="1" locked="1" layoutInCell="1" allowOverlap="1" wp14:anchorId="376D5449" wp14:editId="78474FDB">
                 <wp:simplePos x="0" y="0"/>
                 <wp:positionH relativeFrom="page">
-                  <wp:posOffset>381000</wp:posOffset>
+                  <wp:posOffset>-738505</wp:posOffset>
                 </wp:positionH>
                 <wp:positionV relativeFrom="margin">
-                  <wp:posOffset>-463550</wp:posOffset>
+                  <wp:posOffset>-323850</wp:posOffset>
                 </wp:positionV>
-                <wp:extent cx="7772400" cy="10623550"/>
+                <wp:extent cx="8783955" cy="10623550"/>
                 <wp:effectExtent l="0" t="0" r="0" b="6350"/>
                 <wp:wrapNone/>
                 <wp:docPr id="793183896" name="Group 6">
                   <a:extLst xmlns:a="http://schemas.openxmlformats.org/drawingml/2006/main">
                     <a:ext uri="{C183D7F6-B498-43B3-948B-1728B52AA6E4}">
-                      <adec:decorative xmlns="" xmlns:cx2="http://schemas.microsoft.com/office/drawing/2015/10/21/chartex" xmlns:cx3="http://schemas.microsoft.com/office/drawing/2016/5/9/chartex" xmlns:cx4="http://schemas.microsoft.com/office/drawing/2016/5/10/chartex" xmlns:cx5="http://schemas.microsoft.com/office/drawing/2016/5/11/chartex" xmlns:cx6="http://schemas.microsoft.com/office/drawing/2016/5/12/chartex" xmlns:cx7="http://schemas.microsoft.com/office/drawing/2016/5/13/chartex" xmlns:cx8="http://schemas.microsoft.com/office/drawing/2016/5/14/chartex" xmlns:aink="http://schemas.microsoft.com/office/drawing/2016/ink" xmlns:am3d="http://schemas.microsoft.com/office/drawing/2017/model3d" xmlns:o="urn:schemas-microsoft-com:office:office" xmlns:oel="http://schemas.microsoft.com/office/2019/extlst" xmlns:v="urn:schemas-microsoft-com:vml" xmlns:w10="urn:schemas-microsoft-com:office:word" xmlns:w="http://schemas.openxmlformats.org/wordprocessingml/2006/main" xmlns:w16cex="http://schemas.microsoft.com/office/word/2018/wordml/cex" xmlns:w16cid="http://schemas.microsoft.com/office/word/2016/wordml/cid" xmlns:w16="http://schemas.microsoft.com/office/word/2018/wordml" xmlns:w16du="http://schemas.microsoft.com/office/word/2023/wordml/word16du" xmlns:w16sdtdh="http://schemas.microsoft.com/office/word/2020/wordml/sdtdatahash" xmlns:w16sdtfl="http://schemas.microsoft.com/office/word/2024/wordml/sdtformatlock" xmlns:adec="http://schemas.microsoft.com/office/drawing/2017/decorative" val="1"/>
+                      <adec:decorative xmlns:adec="http://schemas.microsoft.com/office/drawing/2017/decorative" xmlns:w16sdtfl="http://schemas.microsoft.com/office/word/2024/wordml/sdtformatlock" xmlns:w16sdtdh="http://schemas.microsoft.com/office/word/2020/wordml/sdtdatahash" xmlns:w16du="http://schemas.microsoft.com/office/word/2023/wordml/word16du" xmlns:w16="http://schemas.microsoft.com/office/word/2018/wordml" xmlns:w16cid="http://schemas.microsoft.com/office/word/2016/wordml/cid" xmlns:w16cex="http://schemas.microsoft.com/office/word/2018/wordml/cex" xmlns:w="http://schemas.openxmlformats.org/wordprocessingml/2006/main" xmlns:w10="urn:schemas-microsoft-com:office:word" xmlns:v="urn:schemas-microsoft-com:vml" xmlns:oel="http://schemas.microsoft.com/office/2019/extlst" xmlns:o="urn:schemas-microsoft-com:office:office" xmlns:am3d="http://schemas.microsoft.com/office/drawing/2017/model3d" xmlns:aink="http://schemas.microsoft.com/office/drawing/2016/ink" xmlns:cx8="http://schemas.microsoft.com/office/drawing/2016/5/14/chartex" xmlns:cx7="http://schemas.microsoft.com/office/drawing/2016/5/13/chartex" xmlns:cx6="http://schemas.microsoft.com/office/drawing/2016/5/12/chartex" xmlns:cx5="http://schemas.microsoft.com/office/drawing/2016/5/11/chartex" xmlns:cx4="http://schemas.microsoft.com/office/drawing/2016/5/10/chartex" xmlns:cx3="http://schemas.microsoft.com/office/drawing/2016/5/9/chartex" xmlns:cx2="http://schemas.microsoft.com/office/drawing/2015/10/21/chartex" xmlns="" val="1"/>
                     </a:ext>
                   </a:extLst>
                 </wp:docPr>
@@ -45,8 +44,8 @@
                       <wpg:grpSpPr>
                         <a:xfrm>
                           <a:off x="0" y="0"/>
-                          <a:ext cx="7772400" cy="10623550"/>
-                          <a:chOff x="0" y="-546100"/>
+                          <a:ext cx="8783955" cy="10623550"/>
+                          <a:chOff x="0" y="-520700"/>
                           <a:chExt cx="7772400" cy="10623550"/>
                         </a:xfrm>
                       </wpg:grpSpPr>
@@ -54,7 +53,7 @@
                         <wps:cNvPr id="1434342015" name="Rectangle 1">
                           <a:extLst>
                             <a:ext uri="{C183D7F6-B498-43B3-948B-1728B52AA6E4}">
-                              <adec:decorative xmlns="" xmlns:cx2="http://schemas.microsoft.com/office/drawing/2015/10/21/chartex" xmlns:cx3="http://schemas.microsoft.com/office/drawing/2016/5/9/chartex" xmlns:cx4="http://schemas.microsoft.com/office/drawing/2016/5/10/chartex" xmlns:cx5="http://schemas.microsoft.com/office/drawing/2016/5/11/chartex" xmlns:cx6="http://schemas.microsoft.com/office/drawing/2016/5/12/chartex" xmlns:cx7="http://schemas.microsoft.com/office/drawing/2016/5/13/chartex" xmlns:cx8="http://schemas.microsoft.com/office/drawing/2016/5/14/chartex" xmlns:aink="http://schemas.microsoft.com/office/drawing/2016/ink" xmlns:am3d="http://schemas.microsoft.com/office/drawing/2017/model3d" xmlns:o="urn:schemas-microsoft-com:office:office" xmlns:oel="http://schemas.microsoft.com/office/2019/extlst" xmlns:v="urn:schemas-microsoft-com:vml" xmlns:w10="urn:schemas-microsoft-com:office:word" xmlns:w="http://schemas.openxmlformats.org/wordprocessingml/2006/main" xmlns:w16cex="http://schemas.microsoft.com/office/word/2018/wordml/cex" xmlns:w16cid="http://schemas.microsoft.com/office/word/2016/wordml/cid" xmlns:w16="http://schemas.microsoft.com/office/word/2018/wordml" xmlns:w16du="http://schemas.microsoft.com/office/word/2023/wordml/word16du" xmlns:w16sdtdh="http://schemas.microsoft.com/office/word/2020/wordml/sdtdatahash" xmlns:w16sdtfl="http://schemas.microsoft.com/office/word/2024/wordml/sdtformatlock" xmlns:adec="http://schemas.microsoft.com/office/drawing/2017/decorative" val="1"/>
+                              <adec:decorative xmlns:adec="http://schemas.microsoft.com/office/drawing/2017/decorative" xmlns:w16sdtfl="http://schemas.microsoft.com/office/word/2024/wordml/sdtformatlock" xmlns:w16sdtdh="http://schemas.microsoft.com/office/word/2020/wordml/sdtdatahash" xmlns:w16du="http://schemas.microsoft.com/office/word/2023/wordml/word16du" xmlns:w16="http://schemas.microsoft.com/office/word/2018/wordml" xmlns:w16cid="http://schemas.microsoft.com/office/word/2016/wordml/cid" xmlns:w16cex="http://schemas.microsoft.com/office/word/2018/wordml/cex" xmlns:w="http://schemas.openxmlformats.org/wordprocessingml/2006/main" xmlns:w10="urn:schemas-microsoft-com:office:word" xmlns:v="urn:schemas-microsoft-com:vml" xmlns:oel="http://schemas.microsoft.com/office/2019/extlst" xmlns:o="urn:schemas-microsoft-com:office:office" xmlns:am3d="http://schemas.microsoft.com/office/drawing/2017/model3d" xmlns:aink="http://schemas.microsoft.com/office/drawing/2016/ink" xmlns:cx8="http://schemas.microsoft.com/office/drawing/2016/5/14/chartex" xmlns:cx7="http://schemas.microsoft.com/office/drawing/2016/5/13/chartex" xmlns:cx6="http://schemas.microsoft.com/office/drawing/2016/5/12/chartex" xmlns:cx5="http://schemas.microsoft.com/office/drawing/2016/5/11/chartex" xmlns:cx4="http://schemas.microsoft.com/office/drawing/2016/5/10/chartex" xmlns:cx3="http://schemas.microsoft.com/office/drawing/2016/5/9/chartex" xmlns:cx2="http://schemas.microsoft.com/office/drawing/2015/10/21/chartex" xmlns="" val="1"/>
                             </a:ext>
                           </a:extLst>
                         </wps:cNvPr>
@@ -99,15 +98,15 @@
                         <wps:cNvPr id="1234481726" name="Rectangle 1">
                           <a:extLst>
                             <a:ext uri="{C183D7F6-B498-43B3-948B-1728B52AA6E4}">
-                              <adec:decorative xmlns="" xmlns:cx2="http://schemas.microsoft.com/office/drawing/2015/10/21/chartex" xmlns:cx3="http://schemas.microsoft.com/office/drawing/2016/5/9/chartex" xmlns:cx4="http://schemas.microsoft.com/office/drawing/2016/5/10/chartex" xmlns:cx5="http://schemas.microsoft.com/office/drawing/2016/5/11/chartex" xmlns:cx6="http://schemas.microsoft.com/office/drawing/2016/5/12/chartex" xmlns:cx7="http://schemas.microsoft.com/office/drawing/2016/5/13/chartex" xmlns:cx8="http://schemas.microsoft.com/office/drawing/2016/5/14/chartex" xmlns:aink="http://schemas.microsoft.com/office/drawing/2016/ink" xmlns:am3d="http://schemas.microsoft.com/office/drawing/2017/model3d" xmlns:o="urn:schemas-microsoft-com:office:office" xmlns:oel="http://schemas.microsoft.com/office/2019/extlst" xmlns:v="urn:schemas-microsoft-com:vml" xmlns:w10="urn:schemas-microsoft-com:office:word" xmlns:w="http://schemas.openxmlformats.org/wordprocessingml/2006/main" xmlns:w16cex="http://schemas.microsoft.com/office/word/2018/wordml/cex" xmlns:w16cid="http://schemas.microsoft.com/office/word/2016/wordml/cid" xmlns:w16="http://schemas.microsoft.com/office/word/2018/wordml" xmlns:w16du="http://schemas.microsoft.com/office/word/2023/wordml/word16du" xmlns:w16sdtdh="http://schemas.microsoft.com/office/word/2020/wordml/sdtdatahash" xmlns:w16sdtfl="http://schemas.microsoft.com/office/word/2024/wordml/sdtformatlock" xmlns:adec="http://schemas.microsoft.com/office/drawing/2017/decorative" val="1"/>
+                              <adec:decorative xmlns:adec="http://schemas.microsoft.com/office/drawing/2017/decorative" xmlns:w16sdtfl="http://schemas.microsoft.com/office/word/2024/wordml/sdtformatlock" xmlns:w16sdtdh="http://schemas.microsoft.com/office/word/2020/wordml/sdtdatahash" xmlns:w16du="http://schemas.microsoft.com/office/word/2023/wordml/word16du" xmlns:w16="http://schemas.microsoft.com/office/word/2018/wordml" xmlns:w16cid="http://schemas.microsoft.com/office/word/2016/wordml/cid" xmlns:w16cex="http://schemas.microsoft.com/office/word/2018/wordml/cex" xmlns:w="http://schemas.openxmlformats.org/wordprocessingml/2006/main" xmlns:w10="urn:schemas-microsoft-com:office:word" xmlns:v="urn:schemas-microsoft-com:vml" xmlns:oel="http://schemas.microsoft.com/office/2019/extlst" xmlns:o="urn:schemas-microsoft-com:office:office" xmlns:am3d="http://schemas.microsoft.com/office/drawing/2017/model3d" xmlns:aink="http://schemas.microsoft.com/office/drawing/2016/ink" xmlns:cx8="http://schemas.microsoft.com/office/drawing/2016/5/14/chartex" xmlns:cx7="http://schemas.microsoft.com/office/drawing/2016/5/13/chartex" xmlns:cx6="http://schemas.microsoft.com/office/drawing/2016/5/12/chartex" xmlns:cx5="http://schemas.microsoft.com/office/drawing/2016/5/11/chartex" xmlns:cx4="http://schemas.microsoft.com/office/drawing/2016/5/10/chartex" xmlns:cx3="http://schemas.microsoft.com/office/drawing/2016/5/9/chartex" xmlns:cx2="http://schemas.microsoft.com/office/drawing/2015/10/21/chartex" xmlns="" val="1"/>
                             </a:ext>
                           </a:extLst>
                         </wps:cNvPr>
                         <wps:cNvSpPr/>
                         <wps:spPr>
                           <a:xfrm>
-                            <a:off x="4889500" y="-546100"/>
-                            <a:ext cx="2661920" cy="10623550"/>
+                            <a:off x="4819650" y="-520700"/>
+                            <a:ext cx="2772000" cy="10623550"/>
                           </a:xfrm>
                           <a:prstGeom prst="rect">
                             <a:avLst/>
@@ -148,7 +147,7 @@
                   </a:graphicData>
                 </a:graphic>
                 <wp14:sizeRelH relativeFrom="page">
-                  <wp14:pctWidth>100000</wp14:pctWidth>
+                  <wp14:pctWidth>0</wp14:pctWidth>
                 </wp14:sizeRelH>
                 <wp14:sizeRelV relativeFrom="page">
                   <wp14:pctHeight>0</wp14:pctHeight>
@@ -158,9 +157,9 @@
           </mc:Choice>
           <mc:Fallback>
             <w:pict>
-              <v:group w14:anchorId="78BF4EB8" id="Group 6" o:spid="_x0000_s1026" style="position:absolute;margin-left:30pt;margin-top:-36.5pt;width:612pt;height:836.5pt;z-index:-251657216;mso-width-percent:1000;mso-position-horizontal-relative:page;mso-position-vertical-relative:margin;mso-width-percent:1000" coordorigin=",-5461" coordsize="77724,106235" o:gfxdata="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">
+              <v:group w14:anchorId="31381354" id="Group 6" o:spid="_x0000_s1026" style="position:absolute;margin-left:-58.15pt;margin-top:-25.5pt;width:691.65pt;height:836.5pt;z-index:-251657216;mso-position-horizontal-relative:page;mso-position-vertical-relative:margin" coordorigin=",-5207" coordsize="77724,106235" o:gfxdata="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">
                 <v:rect id="Rectangle 1" o:spid="_x0000_s1027" style="position:absolute;width:77724;height:100584;visibility:visible;mso-wrap-style:square;v-text-anchor:middle" o:gfxdata="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" filled="f" stroked="f" strokeweight="1pt"/>
-                <v:rect id="Rectangle 1" o:spid="_x0000_s1028" style="position:absolute;left:48895;top:-5461;width:26619;height:106235;visibility:visible;mso-wrap-style:square;v-text-anchor:middle" o:gfxdata="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" fillcolor="#d3ebfd" stroked="f" strokeweight="1pt">
+                <v:rect id="Rectangle 1" o:spid="_x0000_s1028" style="position:absolute;left:48196;top:-5207;width:27720;height:106235;visibility:visible;mso-wrap-style:square;v-text-anchor:middle" o:gfxdata="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" fillcolor="#d3ebfd" stroked="f" strokeweight="1pt">
                   <v:fill opacity="32896f"/>
                 </v:rect>
                 <w10:wrap anchorx="page" anchory="margin"/>
@@ -170,11 +169,10 @@
           </mc:Fallback>
         </mc:AlternateContent>
       </w:r>
-      <w:bookmarkEnd w:id="0"/>
     </w:p>
     <w:tbl>
       <w:tblPr>
-        <w:tblW w:w="5185" w:type="pct"/>
+        <w:tblW w:w="5306" w:type="pct"/>
         <w:tblLayout w:type="fixed"/>
         <w:tblCellMar>
           <w:left w:w="0" w:type="dxa"/>
@@ -183,17 +181,21 @@
         <w:tblLook w:val="0600" w:firstRow="0" w:lastRow="0" w:firstColumn="0" w:lastColumn="0" w:noHBand="1" w:noVBand="1"/>
       </w:tblPr>
       <w:tblGrid>
-        <w:gridCol w:w="7371"/>
-        <w:gridCol w:w="1015"/>
-        <w:gridCol w:w="2814"/>
+        <w:gridCol w:w="6378"/>
+        <w:gridCol w:w="426"/>
+        <w:gridCol w:w="426"/>
+        <w:gridCol w:w="3805"/>
+        <w:gridCol w:w="426"/>
       </w:tblGrid>
       <w:tr>
         <w:trPr>
+          <w:gridAfter w:val="1"/>
+          <w:wAfter w:w="426" w:type="dxa"/>
           <w:trHeight w:val="2060"/>
         </w:trPr>
         <w:tc>
           <w:tcPr>
-            <w:tcW w:w="7371" w:type="dxa"/>
+            <w:tcW w:w="6378" w:type="dxa"/>
             <w:tcBorders>
               <w:bottom w:val="single" w:sz="4" w:space="0" w:color="44546A" w:themeColor="text2"/>
             </w:tcBorders>
@@ -205,6 +207,7 @@
               <w:rPr>
                 <w:rStyle w:val="NotBold"/>
                 <w:rFonts w:ascii="Times New Roman" w:hAnsi="Times New Roman" w:cs="Times New Roman"/>
+                <w:sz w:val="48"/>
                 <w:lang w:val="en-US"/>
               </w:rPr>
             </w:pPr>
@@ -212,6 +215,7 @@
               <w:rPr>
                 <w:rFonts w:ascii="Times New Roman" w:hAnsi="Times New Roman" w:cs="Times New Roman"/>
                 <w:noProof/>
+                <w:sz w:val="48"/>
                 <w:lang w:val="en-US"/>
               </w:rPr>
               <w:drawing>
@@ -273,36 +277,32 @@
             <w:r>
               <w:rPr>
                 <w:rFonts w:ascii="Times New Roman" w:hAnsi="Times New Roman" w:cs="Times New Roman"/>
+                <w:sz w:val="48"/>
                 <w:lang w:val="en-US"/>
               </w:rPr>
-              <w:t xml:space="preserve">                    T</w:t>
-            </w:r>
-            <w:r>
-              <w:rPr>
-                <w:rFonts w:ascii="Times New Roman" w:hAnsi="Times New Roman" w:cs="Times New Roman"/>
+              <w:t xml:space="preserve">                    TẠ ĐÌNH L</w:t>
+            </w:r>
+            <w:r>
+              <w:rPr>
+                <w:rFonts w:ascii="Times New Roman" w:hAnsi="Times New Roman" w:cs="Times New Roman"/>
+                <w:sz w:val="48"/>
+                <w:lang w:val="vi-VN"/>
+              </w:rPr>
+              <w:t>Ư</w:t>
+            </w:r>
+            <w:r>
+              <w:rPr>
+                <w:rFonts w:ascii="Times New Roman" w:hAnsi="Times New Roman" w:cs="Times New Roman"/>
+                <w:sz w:val="48"/>
                 <w:lang w:val="en-US"/>
               </w:rPr>
-              <w:t>Ạ ĐÌNH L</w:t>
-            </w:r>
-            <w:r>
-              <w:rPr>
-                <w:rFonts w:ascii="Times New Roman" w:hAnsi="Times New Roman" w:cs="Times New Roman"/>
-                <w:lang w:val="vi-VN"/>
-              </w:rPr>
-              <w:t>Ư</w:t>
-            </w:r>
-            <w:r>
-              <w:rPr>
-                <w:rFonts w:ascii="Times New Roman" w:hAnsi="Times New Roman" w:cs="Times New Roman"/>
-                <w:lang w:val="en-US"/>
-              </w:rPr>
               <w:t>ƠNG</w:t>
             </w:r>
           </w:p>
           <w:p>
             <w:pPr>
               <w:pStyle w:val="Subtitle"/>
-              <w:ind w:left="1134" w:hanging="1134"/>
+              <w:ind w:left="426" w:hanging="993"/>
               <w:rPr>
                 <w:rFonts w:ascii="Times New Roman" w:hAnsi="Times New Roman" w:cs="Times New Roman"/>
               </w:rPr>
@@ -333,7 +333,7 @@
         </w:tc>
         <w:tc>
           <w:tcPr>
-            <w:tcW w:w="1015" w:type="dxa"/>
+            <w:tcW w:w="426" w:type="dxa"/>
           </w:tcPr>
           <w:p>
             <w:pPr>
@@ -358,13 +358,15 @@
         </w:tc>
         <w:tc>
           <w:tcPr>
-            <w:tcW w:w="2814" w:type="dxa"/>
+            <w:tcW w:w="4231" w:type="dxa"/>
+            <w:gridSpan w:val="2"/>
             <w:tcBorders>
               <w:bottom w:val="single" w:sz="4" w:space="0" w:color="auto"/>
             </w:tcBorders>
           </w:tcPr>
           <w:p>
             <w:pPr>
+              <w:ind w:left="-426"/>
               <w:rPr>
                 <w:rFonts w:ascii="Times New Roman" w:hAnsi="Times New Roman" w:cs="Times New Roman"/>
                 <w:color w:val="043D68"/>
@@ -374,6 +376,7 @@
           </w:p>
           <w:p>
             <w:pPr>
+              <w:ind w:left="-426"/>
               <w:rPr>
                 <w:rFonts w:ascii="Times New Roman" w:hAnsi="Times New Roman" w:cs="Times New Roman"/>
                 <w:color w:val="043D68"/>
@@ -383,6 +386,7 @@
           </w:p>
           <w:p>
             <w:pPr>
+              <w:ind w:left="-426"/>
               <w:rPr>
                 <w:rFonts w:ascii="Times New Roman" w:hAnsi="Times New Roman" w:cs="Times New Roman"/>
                 <w:color w:val="043D68"/>
@@ -392,6 +396,7 @@
           </w:p>
           <w:p>
             <w:pPr>
+              <w:ind w:left="-426"/>
               <w:rPr>
                 <w:rFonts w:ascii="Times New Roman" w:hAnsi="Times New Roman" w:cs="Times New Roman"/>
                 <w:color w:val="043D68"/>
@@ -401,6 +406,7 @@
           </w:p>
           <w:p>
             <w:pPr>
+              <w:ind w:left="-426"/>
               <w:rPr>
                 <w:rFonts w:ascii="Times New Roman" w:hAnsi="Times New Roman" w:cs="Times New Roman"/>
                 <w:color w:val="043D68"/>
@@ -410,6 +416,7 @@
           </w:p>
           <w:p>
             <w:pPr>
+              <w:ind w:left="-426"/>
               <w:rPr>
                 <w:rFonts w:ascii="Times New Roman" w:hAnsi="Times New Roman" w:cs="Times New Roman"/>
                 <w:color w:val="043D68"/>
@@ -419,6 +426,7 @@
           </w:p>
           <w:p>
             <w:pPr>
+              <w:ind w:left="-426"/>
               <w:rPr>
                 <w:rFonts w:ascii="Times New Roman" w:hAnsi="Times New Roman" w:cs="Times New Roman"/>
                 <w:color w:val="043D68"/>
@@ -428,6 +436,7 @@
           </w:p>
           <w:p>
             <w:pPr>
+              <w:ind w:left="-426"/>
               <w:rPr>
                 <w:rFonts w:ascii="Times New Roman" w:hAnsi="Times New Roman" w:cs="Times New Roman"/>
                 <w:color w:val="043D68"/>
@@ -437,6 +446,7 @@
           </w:p>
           <w:p>
             <w:pPr>
+              <w:ind w:left="-426"/>
               <w:rPr>
                 <w:rFonts w:ascii="Times New Roman" w:hAnsi="Times New Roman" w:cs="Times New Roman"/>
                 <w:color w:val="043D68"/>
@@ -446,6 +456,7 @@
           </w:p>
           <w:p>
             <w:pPr>
+              <w:ind w:left="-426"/>
               <w:rPr>
                 <w:rFonts w:ascii="Times New Roman" w:hAnsi="Times New Roman" w:cs="Times New Roman"/>
                 <w:color w:val="043D68"/>
@@ -455,7 +466,7 @@
           </w:p>
           <w:p>
             <w:pPr>
-              <w:ind w:left="262"/>
+              <w:ind w:left="-426"/>
               <w:rPr>
                 <w:rFonts w:ascii="Times New Roman" w:hAnsi="Times New Roman" w:cs="Times New Roman"/>
                 <w:color w:val="043D68"/>
@@ -471,7 +482,7 @@
         </w:trPr>
         <w:tc>
           <w:tcPr>
-            <w:tcW w:w="7371" w:type="dxa"/>
+            <w:tcW w:w="6378" w:type="dxa"/>
             <w:tcBorders>
               <w:top w:val="single" w:sz="4" w:space="0" w:color="44546A" w:themeColor="text2"/>
             </w:tcBorders>
@@ -495,15 +506,9 @@
             <w:r>
               <w:rPr>
                 <w:rFonts w:ascii="Times New Roman" w:hAnsi="Times New Roman" w:cs="Times New Roman"/>
-              </w:rPr>
-              <w:t xml:space="preserve">MỤC </w:t>
-            </w:r>
-            <w:r>
-              <w:rPr>
-                <w:rFonts w:ascii="Times New Roman" w:hAnsi="Times New Roman" w:cs="Times New Roman"/>
                 <w:sz w:val="22"/>
               </w:rPr>
-              <w:t>TIÊU NGHỀ NGHIỆP</w:t>
+              <w:t>MỤC TIÊU NGHỀ NGHIỆP</w:t>
             </w:r>
           </w:p>
           <w:p>
@@ -556,7 +561,8 @@
         </w:tc>
         <w:tc>
           <w:tcPr>
-            <w:tcW w:w="1015" w:type="dxa"/>
+            <w:tcW w:w="852" w:type="dxa"/>
+            <w:gridSpan w:val="2"/>
             <w:vMerge w:val="restart"/>
           </w:tcPr>
           <w:p>
@@ -571,7 +577,8 @@
         </w:tc>
         <w:tc>
           <w:tcPr>
-            <w:tcW w:w="2814" w:type="dxa"/>
+            <w:tcW w:w="4231" w:type="dxa"/>
+            <w:gridSpan w:val="2"/>
             <w:tcBorders>
               <w:top w:val="single" w:sz="4" w:space="0" w:color="auto"/>
             </w:tcBorders>
@@ -603,14 +610,12 @@
               <w:pStyle w:val="Heading3"/>
               <w:rPr>
                 <w:rFonts w:ascii="Times New Roman" w:hAnsi="Times New Roman" w:cs="Times New Roman"/>
-                <w:szCs w:val="20"/>
                 <w:lang w:val="en-US"/>
               </w:rPr>
             </w:pPr>
             <w:r>
               <w:rPr>
                 <w:rFonts w:ascii="Times New Roman" w:hAnsi="Times New Roman" w:cs="Times New Roman"/>
-                <w:szCs w:val="20"/>
                 <w:lang w:val="en-US"/>
               </w:rPr>
               <w:t>Email:dinhluongk3@gmail.com</w:t>
@@ -621,29 +626,28 @@
               <w:pStyle w:val="Heading3"/>
               <w:rPr>
                 <w:rFonts w:ascii="Times New Roman" w:hAnsi="Times New Roman" w:cs="Times New Roman"/>
-                <w:szCs w:val="20"/>
                 <w:lang w:val="en-US"/>
               </w:rPr>
             </w:pPr>
             <w:r>
               <w:rPr>
                 <w:rFonts w:ascii="Times New Roman" w:hAnsi="Times New Roman" w:cs="Times New Roman"/>
-                <w:szCs w:val="20"/>
                 <w:lang w:val="en-US"/>
               </w:rPr>
-              <w:t>SĐT: 0383402036</w:t>
-            </w:r>
-          </w:p>
-          <w:p>
-            <w:pPr>
-              <w:rPr>
-                <w:szCs w:val="20"/>
-              </w:rPr>
-            </w:pPr>
-            <w:r>
-              <w:rPr>
-                <w:szCs w:val="20"/>
-              </w:rPr>
+              <w:t xml:space="preserve">SĐT: +84 </w:t>
+            </w:r>
+            <w:bookmarkStart w:id="0" w:name="_GoBack"/>
+            <w:bookmarkEnd w:id="0"/>
+            <w:r>
+              <w:rPr>
+                <w:rFonts w:ascii="Times New Roman" w:hAnsi="Times New Roman" w:cs="Times New Roman"/>
+                <w:lang w:val="en-US"/>
+              </w:rPr>
+              <w:t>383402036</w:t>
+            </w:r>
+          </w:p>
+          <w:p>
+            <w:r>
               <w:t>Ngày sinh: 09/01/2003</w:t>
             </w:r>
           </w:p>
@@ -652,32 +656,23 @@
               <w:pStyle w:val="Heading3"/>
               <w:rPr>
                 <w:rFonts w:ascii="Times New Roman" w:hAnsi="Times New Roman" w:cs="Times New Roman"/>
-                <w:szCs w:val="20"/>
                 <w:lang w:val="en-US"/>
               </w:rPr>
             </w:pPr>
             <w:r>
               <w:rPr>
                 <w:rFonts w:ascii="Times New Roman" w:hAnsi="Times New Roman" w:cs="Times New Roman"/>
-                <w:szCs w:val="20"/>
                 <w:lang w:val="en-US"/>
               </w:rPr>
               <w:t>Địa chỉ: Hồng Tâm, Nghĩa Mai, Nghệ An, Việt Nam</w:t>
             </w:r>
           </w:p>
           <w:p>
-            <w:pPr>
-              <w:rPr>
-                <w:sz w:val="22"/>
-                <w:szCs w:val="22"/>
-              </w:rPr>
-            </w:pPr>
-            <w:r>
-              <w:rPr>
-                <w:sz w:val="22"/>
-                <w:szCs w:val="22"/>
-              </w:rPr>
-              <w:t>Portfolio Website: https://react-app-resume-page.vercel.app</w:t>
+            <w:r>
+              <w:t xml:space="preserve">Website: </w:t>
+            </w:r>
+            <w:r>
+              <w:t>https://react-app-resume-page.vercel.app</w:t>
             </w:r>
           </w:p>
         </w:tc>
@@ -688,7 +683,7 @@
         </w:trPr>
         <w:tc>
           <w:tcPr>
-            <w:tcW w:w="7371" w:type="dxa"/>
+            <w:tcW w:w="6378" w:type="dxa"/>
           </w:tcPr>
           <w:p>
             <w:pPr>
@@ -705,11 +700,13 @@
               </w:tabs>
               <w:rPr>
                 <w:rFonts w:ascii="Times New Roman" w:hAnsi="Times New Roman" w:cs="Times New Roman"/>
-              </w:rPr>
-            </w:pPr>
-            <w:r>
-              <w:rPr>
-                <w:rFonts w:ascii="Times New Roman" w:hAnsi="Times New Roman" w:cs="Times New Roman"/>
+                <w:sz w:val="22"/>
+              </w:rPr>
+            </w:pPr>
+            <w:r>
+              <w:rPr>
+                <w:rFonts w:ascii="Times New Roman" w:hAnsi="Times New Roman" w:cs="Times New Roman"/>
+                <w:sz w:val="22"/>
               </w:rPr>
               <w:t>KINH NGHIỆM LÀM VIỆC</w:t>
             </w:r>
@@ -727,11 +724,15 @@
               <w:pStyle w:val="Heading1"/>
               <w:rPr>
                 <w:rFonts w:ascii="Times New Roman" w:hAnsi="Times New Roman" w:cs="Times New Roman"/>
-              </w:rPr>
-            </w:pPr>
-            <w:r>
-              <w:rPr>
-                <w:rFonts w:ascii="Times New Roman" w:hAnsi="Times New Roman" w:cs="Times New Roman"/>
+                <w:sz w:val="18"/>
+                <w:szCs w:val="18"/>
+              </w:rPr>
+            </w:pPr>
+            <w:r>
+              <w:rPr>
+                <w:rFonts w:ascii="Times New Roman" w:hAnsi="Times New Roman" w:cs="Times New Roman"/>
+                <w:sz w:val="18"/>
+                <w:szCs w:val="18"/>
               </w:rPr>
               <w:t>Frontend Intern – FPT SofTWARE</w:t>
             </w:r>
@@ -856,19 +857,17 @@
               <w:pStyle w:val="Heading1"/>
               <w:rPr>
                 <w:rFonts w:ascii="Times New Roman" w:hAnsi="Times New Roman" w:cs="Times New Roman"/>
-              </w:rPr>
-            </w:pPr>
-            <w:r>
-              <w:rPr>
-                <w:rFonts w:ascii="Times New Roman" w:hAnsi="Times New Roman" w:cs="Times New Roman"/>
-              </w:rPr>
-              <w:t xml:space="preserve">IT INTERN - </w:t>
-            </w:r>
-            <w:r>
-              <w:rPr>
-                <w:rFonts w:ascii="Times New Roman" w:hAnsi="Times New Roman" w:cs="Times New Roman"/>
-              </w:rPr>
-              <w:t>Công ty Cổ phần Chứng khoán KB Việt Nam</w:t>
+                <w:sz w:val="18"/>
+                <w:szCs w:val="18"/>
+              </w:rPr>
+            </w:pPr>
+            <w:r>
+              <w:rPr>
+                <w:rFonts w:ascii="Times New Roman" w:hAnsi="Times New Roman" w:cs="Times New Roman"/>
+                <w:sz w:val="18"/>
+                <w:szCs w:val="18"/>
+              </w:rPr>
+              <w:t>IT INTERN - Công ty Cổ phần Chứng khoán KB Việt Nam</w:t>
             </w:r>
           </w:p>
           <w:p>
@@ -1086,19 +1085,17 @@
               <w:ind w:right="994"/>
               <w:rPr>
                 <w:rFonts w:ascii="Times New Roman" w:hAnsi="Times New Roman" w:cs="Times New Roman"/>
-              </w:rPr>
-            </w:pPr>
-            <w:r>
-              <w:rPr>
-                <w:rFonts w:ascii="Times New Roman" w:hAnsi="Times New Roman" w:cs="Times New Roman"/>
-              </w:rPr>
-              <w:t xml:space="preserve">IT INTERN - </w:t>
-            </w:r>
-            <w:r>
-              <w:rPr>
-                <w:rFonts w:ascii="Times New Roman" w:hAnsi="Times New Roman" w:cs="Times New Roman"/>
-              </w:rPr>
-              <w:t>Công ty CP Tin Học Viễn Thông Petrolimex (PIACOM)</w:t>
+                <w:sz w:val="18"/>
+                <w:szCs w:val="18"/>
+              </w:rPr>
+            </w:pPr>
+            <w:r>
+              <w:rPr>
+                <w:rFonts w:ascii="Times New Roman" w:hAnsi="Times New Roman" w:cs="Times New Roman"/>
+                <w:sz w:val="18"/>
+                <w:szCs w:val="18"/>
+              </w:rPr>
+              <w:t>IT INTERN - Công ty CP Tin Học Viễn Thông Petrolimex (PIACOM)</w:t>
             </w:r>
           </w:p>
           <w:p>
@@ -1309,19 +1306,19 @@
               <w:ind w:right="712"/>
               <w:rPr>
                 <w:rFonts w:ascii="Calibri" w:hAnsi="Calibri" w:cs="Calibri"/>
-                <w:szCs w:val="24"/>
-              </w:rPr>
-            </w:pPr>
-            <w:r>
-              <w:rPr>
-                <w:szCs w:val="24"/>
+                <w:sz w:val="22"/>
+              </w:rPr>
+            </w:pPr>
+            <w:r>
+              <w:rPr>
+                <w:sz w:val="22"/>
               </w:rPr>
               <w:t>D</w:t>
             </w:r>
             <w:r>
               <w:rPr>
                 <w:rFonts w:ascii="Calibri" w:hAnsi="Calibri" w:cs="Calibri"/>
-                <w:szCs w:val="24"/>
+                <w:sz w:val="22"/>
               </w:rPr>
               <w:t>Ự ÁN NỔI BẬT</w:t>
             </w:r>
@@ -1331,76 +1328,76 @@
               <w:pStyle w:val="SubtitlewithLine"/>
               <w:ind w:right="712"/>
               <w:rPr>
-                <w:sz w:val="18"/>
-                <w:szCs w:val="18"/>
-              </w:rPr>
-            </w:pPr>
-            <w:r>
-              <w:rPr>
-                <w:sz w:val="18"/>
-                <w:szCs w:val="18"/>
+                <w:sz w:val="16"/>
+                <w:szCs w:val="16"/>
+              </w:rPr>
+            </w:pPr>
+            <w:r>
+              <w:rPr>
+                <w:sz w:val="16"/>
+                <w:szCs w:val="16"/>
               </w:rPr>
               <w:t>The Shop - Full-stack th</w:t>
             </w:r>
             <w:r>
               <w:rPr>
                 <w:rFonts w:ascii="Calibri" w:hAnsi="Calibri" w:cs="Calibri"/>
-                <w:sz w:val="18"/>
-                <w:szCs w:val="18"/>
+                <w:sz w:val="16"/>
+                <w:szCs w:val="16"/>
               </w:rPr>
               <w:t>ươ</w:t>
             </w:r>
             <w:r>
               <w:rPr>
-                <w:sz w:val="18"/>
-                <w:szCs w:val="18"/>
+                <w:sz w:val="16"/>
+                <w:szCs w:val="16"/>
               </w:rPr>
               <w:t>ng m</w:t>
             </w:r>
             <w:r>
               <w:rPr>
                 <w:rFonts w:ascii="Calibri" w:hAnsi="Calibri" w:cs="Calibri"/>
-                <w:sz w:val="18"/>
-                <w:szCs w:val="18"/>
+                <w:sz w:val="16"/>
+                <w:szCs w:val="16"/>
               </w:rPr>
               <w:t>ạ</w:t>
             </w:r>
             <w:r>
               <w:rPr>
-                <w:sz w:val="18"/>
-                <w:szCs w:val="18"/>
+                <w:sz w:val="16"/>
+                <w:szCs w:val="16"/>
               </w:rPr>
               <w:t>i đi</w:t>
             </w:r>
             <w:r>
               <w:rPr>
                 <w:rFonts w:ascii="Calibri" w:hAnsi="Calibri" w:cs="Calibri"/>
-                <w:sz w:val="18"/>
-                <w:szCs w:val="18"/>
+                <w:sz w:val="16"/>
+                <w:szCs w:val="16"/>
               </w:rPr>
               <w:t>ệ</w:t>
             </w:r>
             <w:r>
               <w:rPr>
-                <w:sz w:val="18"/>
-                <w:szCs w:val="18"/>
+                <w:sz w:val="16"/>
+                <w:szCs w:val="16"/>
               </w:rPr>
               <w:t>n t</w:t>
             </w:r>
             <w:r>
               <w:rPr>
                 <w:rFonts w:ascii="Calibri" w:hAnsi="Calibri" w:cs="Calibri"/>
-                <w:sz w:val="18"/>
-                <w:szCs w:val="18"/>
+                <w:sz w:val="16"/>
+                <w:szCs w:val="16"/>
               </w:rPr>
               <w:t>ử</w:t>
             </w:r>
             <w:r>
               <w:rPr>
-                <w:sz w:val="18"/>
-                <w:szCs w:val="18"/>
-              </w:rPr>
-              <w:t xml:space="preserve"> - the-digital-shop.onrender.com</w:t>
+                <w:sz w:val="16"/>
+                <w:szCs w:val="16"/>
+              </w:rPr>
+              <w:t xml:space="preserve"> - </w:t>
             </w:r>
           </w:p>
           <w:p>
@@ -1408,54 +1405,16 @@
               <w:pStyle w:val="SubtitlewithLine"/>
               <w:ind w:right="712"/>
               <w:rPr>
-                <w:rFonts w:ascii="Calibri" w:hAnsi="Calibri" w:cs="Calibri"/>
-                <w:sz w:val="18"/>
-                <w:szCs w:val="18"/>
-              </w:rPr>
-            </w:pPr>
-            <w:r>
-              <w:rPr>
-                <w:sz w:val="18"/>
-                <w:szCs w:val="18"/>
-              </w:rPr>
-              <w:t>LiVESTREAM APP – FULL STACK N</w:t>
-            </w:r>
-            <w:r>
-              <w:rPr>
-                <w:rFonts w:ascii="Calibri" w:hAnsi="Calibri" w:cs="Calibri"/>
-                <w:sz w:val="18"/>
-                <w:szCs w:val="18"/>
-              </w:rPr>
-              <w:t xml:space="preserve">ỀN TẢNG LIVESTREAM </w:t>
-            </w:r>
-            <w:r>
-              <w:rPr>
-                <w:sz w:val="18"/>
-                <w:szCs w:val="18"/>
-              </w:rPr>
-              <w:t>–</w:t>
-            </w:r>
-            <w:r>
-              <w:rPr>
-                <w:sz w:val="18"/>
-                <w:szCs w:val="18"/>
-              </w:rPr>
-              <w:t xml:space="preserve"> </w:t>
-            </w:r>
-            <w:r>
-              <w:rPr>
-                <w:sz w:val="18"/>
-                <w:szCs w:val="18"/>
-              </w:rPr>
-              <w:t>REACT-LIVESTREAM</w:t>
-            </w:r>
-            <w:r>
-              <w:rPr>
-                <w:rFonts w:ascii="Calibri" w:hAnsi="Calibri" w:cs="Calibri"/>
-                <w:sz w:val="18"/>
-                <w:szCs w:val="18"/>
-              </w:rPr>
-              <w:t>–APP.ONRENDER.COM</w:t>
+                <w:sz w:val="16"/>
+                <w:szCs w:val="16"/>
+              </w:rPr>
+            </w:pPr>
+            <w:r>
+              <w:rPr>
+                <w:sz w:val="16"/>
+                <w:szCs w:val="16"/>
+              </w:rPr>
+              <w:t>the-digital-shop.onrender.com</w:t>
             </w:r>
           </w:p>
           <w:p>
@@ -1463,72 +1422,38 @@
               <w:pStyle w:val="SubtitlewithLine"/>
               <w:ind w:right="712"/>
               <w:rPr>
-                <w:sz w:val="18"/>
-                <w:szCs w:val="18"/>
-              </w:rPr>
-            </w:pPr>
-            <w:r>
-              <w:rPr>
-                <w:sz w:val="18"/>
-                <w:szCs w:val="18"/>
-              </w:rPr>
-              <w:t>VOICE AND VIDEO CALL –</w:t>
-            </w:r>
-            <w:r>
-              <w:rPr>
-                <w:sz w:val="18"/>
-                <w:szCs w:val="18"/>
+                <w:sz w:val="16"/>
+                <w:szCs w:val="16"/>
+              </w:rPr>
+            </w:pPr>
+            <w:r>
+              <w:rPr>
+                <w:sz w:val="16"/>
+                <w:szCs w:val="16"/>
+              </w:rPr>
+              <w:t>LiVESTREAM APP – FULL STACK N</w:t>
+            </w:r>
+            <w:r>
+              <w:rPr>
+                <w:rFonts w:ascii="Calibri" w:hAnsi="Calibri" w:cs="Calibri"/>
+                <w:sz w:val="16"/>
+                <w:szCs w:val="16"/>
+              </w:rPr>
+              <w:t xml:space="preserve">ỀN TẢNG LIVESTREAM </w:t>
+            </w:r>
+            <w:r>
+              <w:rPr>
+                <w:sz w:val="16"/>
+                <w:szCs w:val="16"/>
+              </w:rPr>
+              <w:t>–</w:t>
+            </w:r>
+            <w:r>
+              <w:rPr>
+                <w:sz w:val="16"/>
+                <w:szCs w:val="16"/>
               </w:rPr>
               <w:t xml:space="preserve"> </w:t>
-            </w:r>
-            <w:r>
-              <w:rPr>
-                <w:sz w:val="18"/>
-                <w:szCs w:val="18"/>
-              </w:rPr>
-              <w:t xml:space="preserve">Full-stack  </w:t>
-            </w:r>
-            <w:r>
-              <w:rPr>
-                <w:sz w:val="18"/>
-                <w:szCs w:val="18"/>
-              </w:rPr>
-              <w:t>GỌI ĐIỆN TRỰC TUYẾN</w:t>
-            </w:r>
-            <w:r>
-              <w:rPr>
-                <w:sz w:val="18"/>
-                <w:szCs w:val="18"/>
-              </w:rPr>
-              <w:t xml:space="preserve"> REACT-APP-</w:t>
-            </w:r>
-            <w:r>
-              <w:rPr>
-                <w:sz w:val="18"/>
-                <w:szCs w:val="18"/>
-              </w:rPr>
-              <w:t>VIDEOCALL</w:t>
-            </w:r>
-            <w:r>
-              <w:rPr>
-                <w:sz w:val="18"/>
-                <w:szCs w:val="18"/>
-              </w:rPr>
-              <w:t>.</w:t>
-            </w:r>
-            <w:r>
-              <w:rPr>
-                <w:sz w:val="18"/>
-                <w:szCs w:val="18"/>
-              </w:rPr>
-              <w:t>ONRENDER</w:t>
-            </w:r>
-            <w:r>
-              <w:rPr>
-                <w:sz w:val="18"/>
-                <w:szCs w:val="18"/>
-              </w:rPr>
-              <w:t>.APP</w:t>
             </w:r>
           </w:p>
           <w:p>
@@ -1536,16 +1461,25 @@
               <w:pStyle w:val="SubtitlewithLine"/>
               <w:ind w:right="712"/>
               <w:rPr>
-                <w:sz w:val="18"/>
-                <w:szCs w:val="18"/>
-              </w:rPr>
-            </w:pPr>
-            <w:r>
-              <w:rPr>
-                <w:sz w:val="18"/>
-                <w:szCs w:val="18"/>
-              </w:rPr>
-              <w:t>QUIZZES APP –  Full-stack ỨNG DỤNG LÀM BÀI KIỂM TRA – DLUONGTA.GITHUB.IO/QUIZ-APP.HTML</w:t>
+                <w:rFonts w:ascii="Calibri" w:hAnsi="Calibri" w:cs="Calibri"/>
+                <w:sz w:val="16"/>
+                <w:szCs w:val="16"/>
+              </w:rPr>
+            </w:pPr>
+            <w:r>
+              <w:rPr>
+                <w:sz w:val="16"/>
+                <w:szCs w:val="16"/>
+              </w:rPr>
+              <w:t>REACT-LIVESTREAM</w:t>
+            </w:r>
+            <w:r>
+              <w:rPr>
+                <w:rFonts w:ascii="Calibri" w:hAnsi="Calibri" w:cs="Calibri"/>
+                <w:sz w:val="16"/>
+                <w:szCs w:val="16"/>
+              </w:rPr>
+              <w:t>–APP.ONRENDER.COM</w:t>
             </w:r>
           </w:p>
           <w:p>
@@ -1553,6 +1487,96 @@
               <w:pStyle w:val="SubtitlewithLine"/>
               <w:ind w:right="712"/>
               <w:rPr>
+                <w:sz w:val="16"/>
+                <w:szCs w:val="16"/>
+              </w:rPr>
+            </w:pPr>
+            <w:r>
+              <w:rPr>
+                <w:sz w:val="16"/>
+                <w:szCs w:val="16"/>
+              </w:rPr>
+              <w:t>VOICE AND VIDEO CALL –</w:t>
+            </w:r>
+            <w:r>
+              <w:rPr>
+                <w:sz w:val="16"/>
+                <w:szCs w:val="16"/>
+              </w:rPr>
+              <w:t xml:space="preserve"> </w:t>
+            </w:r>
+            <w:r>
+              <w:rPr>
+                <w:sz w:val="16"/>
+                <w:szCs w:val="16"/>
+              </w:rPr>
+              <w:t xml:space="preserve">Full-stack  </w:t>
+            </w:r>
+            <w:r>
+              <w:rPr>
+                <w:sz w:val="16"/>
+                <w:szCs w:val="16"/>
+              </w:rPr>
+              <w:t>GỌI ĐIỆN TRỰC TUYẾN</w:t>
+            </w:r>
+            <w:r>
+              <w:rPr>
+                <w:sz w:val="16"/>
+                <w:szCs w:val="16"/>
+              </w:rPr>
+              <w:t xml:space="preserve"> REACT-APP-</w:t>
+            </w:r>
+            <w:r>
+              <w:rPr>
+                <w:sz w:val="16"/>
+                <w:szCs w:val="16"/>
+              </w:rPr>
+              <w:t>VIDEOCALL</w:t>
+            </w:r>
+            <w:r>
+              <w:rPr>
+                <w:sz w:val="16"/>
+                <w:szCs w:val="16"/>
+              </w:rPr>
+              <w:t>.</w:t>
+            </w:r>
+            <w:r>
+              <w:rPr>
+                <w:sz w:val="16"/>
+                <w:szCs w:val="16"/>
+              </w:rPr>
+              <w:t>ONRENDER</w:t>
+            </w:r>
+            <w:r>
+              <w:rPr>
+                <w:sz w:val="16"/>
+                <w:szCs w:val="16"/>
+              </w:rPr>
+              <w:t>.APP</w:t>
+            </w:r>
+          </w:p>
+          <w:p>
+            <w:pPr>
+              <w:pStyle w:val="SubtitlewithLine"/>
+              <w:ind w:right="712"/>
+              <w:rPr>
+                <w:sz w:val="16"/>
+                <w:szCs w:val="16"/>
+              </w:rPr>
+            </w:pPr>
+            <w:r>
+              <w:rPr>
+                <w:sz w:val="16"/>
+                <w:szCs w:val="16"/>
+              </w:rPr>
+              <w:t>QUIZZES APP –  Full-stack ỨNG DỤNG LÀM BÀI KIỂM TRA – DLUONGTA.GITHUB.IO/QUIZ-APP.HTML</w:t>
+            </w:r>
+          </w:p>
+          <w:p>
+            <w:pPr>
+              <w:pStyle w:val="SubtitlewithLine"/>
+              <w:ind w:right="712"/>
+              <w:rPr>
                 <w:rFonts w:ascii="Calibri" w:hAnsi="Calibri" w:cs="Calibri"/>
                 <w:sz w:val="20"/>
                 <w:szCs w:val="20"/>
@@ -1561,8 +1585,8 @@
             <w:r>
               <w:rPr>
                 <w:rFonts w:ascii="Calibri" w:hAnsi="Calibri" w:cs="Calibri"/>
-                <w:sz w:val="18"/>
-                <w:szCs w:val="18"/>
+                <w:sz w:val="16"/>
+                <w:szCs w:val="16"/>
               </w:rPr>
               <w:t>MULTIPLAYER GAME – FULL STACK GAME ONLINE – DEEPTANKIO.ONRENDER.COM</w:t>
             </w:r>
@@ -1570,7 +1594,8 @@
         </w:tc>
         <w:tc>
           <w:tcPr>
-            <w:tcW w:w="1015" w:type="dxa"/>
+            <w:tcW w:w="852" w:type="dxa"/>
+            <w:gridSpan w:val="2"/>
             <w:vMerge/>
           </w:tcPr>
           <w:p>
@@ -1584,7 +1609,8 @@
         </w:tc>
         <w:tc>
           <w:tcPr>
-            <w:tcW w:w="2814" w:type="dxa"/>
+            <w:tcW w:w="4231" w:type="dxa"/>
+            <w:gridSpan w:val="2"/>
           </w:tcPr>
           <w:p>
             <w:pPr>

--- a/public/dluongta_resume.docx
+++ b/public/dluongta_resume.docx
@@ -21,12 +21,12 @@
               <wp:anchor distT="0" distB="0" distL="114300" distR="114300" simplePos="0" relativeHeight="251659264" behindDoc="1" locked="1" layoutInCell="1" allowOverlap="1" wp14:anchorId="376D5449" wp14:editId="78474FDB">
                 <wp:simplePos x="0" y="0"/>
                 <wp:positionH relativeFrom="page">
-                  <wp:posOffset>-738505</wp:posOffset>
+                  <wp:posOffset>-909955</wp:posOffset>
                 </wp:positionH>
                 <wp:positionV relativeFrom="margin">
-                  <wp:posOffset>-323850</wp:posOffset>
+                  <wp:posOffset>-254000</wp:posOffset>
                 </wp:positionV>
-                <wp:extent cx="8783955" cy="10623550"/>
+                <wp:extent cx="8927465" cy="10623550"/>
                 <wp:effectExtent l="0" t="0" r="0" b="6350"/>
                 <wp:wrapNone/>
                 <wp:docPr id="793183896" name="Group 6">
@@ -44,7 +44,7 @@
                       <wpg:grpSpPr>
                         <a:xfrm>
                           <a:off x="0" y="0"/>
-                          <a:ext cx="8783955" cy="10623550"/>
+                          <a:ext cx="8927465" cy="10623550"/>
                           <a:chOff x="0" y="-520700"/>
                           <a:chExt cx="7772400" cy="10623550"/>
                         </a:xfrm>
@@ -157,7 +157,7 @@
           </mc:Choice>
           <mc:Fallback>
             <w:pict>
-              <v:group w14:anchorId="31381354" id="Group 6" o:spid="_x0000_s1026" style="position:absolute;margin-left:-58.15pt;margin-top:-25.5pt;width:691.65pt;height:836.5pt;z-index:-251657216;mso-position-horizontal-relative:page;mso-position-vertical-relative:margin" coordorigin=",-5207" coordsize="77724,106235" o:gfxdata="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">
+              <v:group w14:anchorId="1F65F42F" id="Group 6" o:spid="_x0000_s1026" style="position:absolute;margin-left:-71.65pt;margin-top:-20pt;width:702.95pt;height:836.5pt;z-index:-251657216;mso-position-horizontal-relative:page;mso-position-vertical-relative:margin" coordorigin=",-5207" coordsize="77724,106235" o:gfxdata="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">
                 <v:rect id="Rectangle 1" o:spid="_x0000_s1027" style="position:absolute;width:77724;height:100584;visibility:visible;mso-wrap-style:square;v-text-anchor:middle" o:gfxdata="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" filled="f" stroked="f" strokeweight="1pt"/>
                 <v:rect id="Rectangle 1" o:spid="_x0000_s1028" style="position:absolute;left:48196;top:-5207;width:27720;height:106235;visibility:visible;mso-wrap-style:square;v-text-anchor:middle" o:gfxdata="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" fillcolor="#d3ebfd" stroked="f" strokeweight="1pt">
                   <v:fill opacity="32896f"/>
@@ -182,15 +182,15 @@
       </w:tblPr>
       <w:tblGrid>
         <w:gridCol w:w="6378"/>
-        <w:gridCol w:w="426"/>
-        <w:gridCol w:w="426"/>
-        <w:gridCol w:w="3805"/>
-        <w:gridCol w:w="426"/>
+        <w:gridCol w:w="285"/>
+        <w:gridCol w:w="567"/>
+        <w:gridCol w:w="3664"/>
+        <w:gridCol w:w="567"/>
       </w:tblGrid>
       <w:tr>
         <w:trPr>
           <w:gridAfter w:val="1"/>
-          <w:wAfter w:w="426" w:type="dxa"/>
+          <w:wAfter w:w="567" w:type="dxa"/>
           <w:trHeight w:val="2060"/>
         </w:trPr>
         <w:tc>
@@ -333,7 +333,7 @@
         </w:tc>
         <w:tc>
           <w:tcPr>
-            <w:tcW w:w="426" w:type="dxa"/>
+            <w:tcW w:w="285" w:type="dxa"/>
           </w:tcPr>
           <w:p>
             <w:pPr>
@@ -604,40 +604,40 @@
               </w:rPr>
               <w:t>LIÊN HỆ</w:t>
             </w:r>
-          </w:p>
-          <w:p>
-            <w:pPr>
-              <w:pStyle w:val="Heading3"/>
-              <w:rPr>
-                <w:rFonts w:ascii="Times New Roman" w:hAnsi="Times New Roman" w:cs="Times New Roman"/>
-                <w:lang w:val="en-US"/>
-              </w:rPr>
-            </w:pPr>
-            <w:r>
-              <w:rPr>
-                <w:rFonts w:ascii="Times New Roman" w:hAnsi="Times New Roman" w:cs="Times New Roman"/>
-                <w:lang w:val="en-US"/>
-              </w:rPr>
-              <w:t>Email:dinhluongk3@gmail.com</w:t>
-            </w:r>
-          </w:p>
-          <w:p>
-            <w:pPr>
-              <w:pStyle w:val="Heading3"/>
-              <w:rPr>
-                <w:rFonts w:ascii="Times New Roman" w:hAnsi="Times New Roman" w:cs="Times New Roman"/>
-                <w:lang w:val="en-US"/>
-              </w:rPr>
-            </w:pPr>
-            <w:r>
-              <w:rPr>
-                <w:rFonts w:ascii="Times New Roman" w:hAnsi="Times New Roman" w:cs="Times New Roman"/>
-                <w:lang w:val="en-US"/>
-              </w:rPr>
-              <w:t xml:space="preserve">SĐT: +84 </w:t>
-            </w:r>
             <w:bookmarkStart w:id="0" w:name="_GoBack"/>
             <w:bookmarkEnd w:id="0"/>
+          </w:p>
+          <w:p>
+            <w:pPr>
+              <w:pStyle w:val="Heading3"/>
+              <w:rPr>
+                <w:rFonts w:ascii="Times New Roman" w:hAnsi="Times New Roman" w:cs="Times New Roman"/>
+                <w:lang w:val="en-US"/>
+              </w:rPr>
+            </w:pPr>
+            <w:r>
+              <w:rPr>
+                <w:rFonts w:ascii="Times New Roman" w:hAnsi="Times New Roman" w:cs="Times New Roman"/>
+                <w:lang w:val="en-US"/>
+              </w:rPr>
+              <w:t>Email:dinhluongk3@gmail.com</w:t>
+            </w:r>
+          </w:p>
+          <w:p>
+            <w:pPr>
+              <w:pStyle w:val="Heading3"/>
+              <w:rPr>
+                <w:rFonts w:ascii="Times New Roman" w:hAnsi="Times New Roman" w:cs="Times New Roman"/>
+                <w:lang w:val="en-US"/>
+              </w:rPr>
+            </w:pPr>
+            <w:r>
+              <w:rPr>
+                <w:rFonts w:ascii="Times New Roman" w:hAnsi="Times New Roman" w:cs="Times New Roman"/>
+                <w:lang w:val="en-US"/>
+              </w:rPr>
+              <w:t xml:space="preserve">SĐT: +84 </w:t>
+            </w:r>
             <w:r>
               <w:rPr>
                 <w:rFonts w:ascii="Times New Roman" w:hAnsi="Times New Roman" w:cs="Times New Roman"/>

--- a/public/dluongta_resume.docx
+++ b/public/dluongta_resume.docx
@@ -2,6 +2,7 @@
 <file path=word/document.xml><?xml version="1.0" encoding="utf-8"?>
 <w:document xmlns:wpc="http://schemas.microsoft.com/office/word/2010/wordprocessingCanvas" xmlns:cx="http://schemas.microsoft.com/office/drawing/2014/chartex" xmlns:cx1="http://schemas.microsoft.com/office/drawing/2015/9/8/chartex" xmlns:mc="http://schemas.openxmlformats.org/markup-compatibility/2006" xmlns:o="urn:schemas-microsoft-com:office:office" xmlns:r="http://schemas.openxmlformats.org/officeDocument/2006/relationships" xmlns:m="http://schemas.openxmlformats.org/officeDocument/2006/math" xmlns:v="urn:schemas-microsoft-com:vml" xmlns:wp14="http://schemas.microsoft.com/office/word/2010/wordprocessingDrawing" xmlns:wp="http://schemas.openxmlformats.org/drawingml/2006/wordprocessingDrawing" xmlns:w10="urn:schemas-microsoft-com:office:word" xmlns:w="http://schemas.openxmlformats.org/wordprocessingml/2006/main" xmlns:w14="http://schemas.microsoft.com/office/word/2010/wordml" xmlns:w15="http://schemas.microsoft.com/office/word/2012/wordml" xmlns:w16se="http://schemas.microsoft.com/office/word/2015/wordml/symex" xmlns:wpg="http://schemas.microsoft.com/office/word/2010/wordprocessingGroup" xmlns:wpi="http://schemas.microsoft.com/office/word/2010/wordprocessingInk" xmlns:wne="http://schemas.microsoft.com/office/word/2006/wordml" xmlns:wps="http://schemas.microsoft.com/office/word/2010/wordprocessingShape" mc:Ignorable="w14 w15 w16se wp14">
   <w:body>
+    <w:bookmarkStart w:id="0" w:name="_GoBack"/>
     <w:p>
       <w:pPr>
         <w:spacing w:before="120"/>
@@ -32,7 +33,7 @@
                 <wp:docPr id="793183896" name="Group 6">
                   <a:extLst xmlns:a="http://schemas.openxmlformats.org/drawingml/2006/main">
                     <a:ext uri="{C183D7F6-B498-43B3-948B-1728B52AA6E4}">
-                      <adec:decorative xmlns:adec="http://schemas.microsoft.com/office/drawing/2017/decorative" xmlns:w16sdtfl="http://schemas.microsoft.com/office/word/2024/wordml/sdtformatlock" xmlns:w16sdtdh="http://schemas.microsoft.com/office/word/2020/wordml/sdtdatahash" xmlns:w16du="http://schemas.microsoft.com/office/word/2023/wordml/word16du" xmlns:w16="http://schemas.microsoft.com/office/word/2018/wordml" xmlns:w16cid="http://schemas.microsoft.com/office/word/2016/wordml/cid" xmlns:w16cex="http://schemas.microsoft.com/office/word/2018/wordml/cex" xmlns:w="http://schemas.openxmlformats.org/wordprocessingml/2006/main" xmlns:w10="urn:schemas-microsoft-com:office:word" xmlns:v="urn:schemas-microsoft-com:vml" xmlns:oel="http://schemas.microsoft.com/office/2019/extlst" xmlns:o="urn:schemas-microsoft-com:office:office" xmlns:am3d="http://schemas.microsoft.com/office/drawing/2017/model3d" xmlns:aink="http://schemas.microsoft.com/office/drawing/2016/ink" xmlns:cx8="http://schemas.microsoft.com/office/drawing/2016/5/14/chartex" xmlns:cx7="http://schemas.microsoft.com/office/drawing/2016/5/13/chartex" xmlns:cx6="http://schemas.microsoft.com/office/drawing/2016/5/12/chartex" xmlns:cx5="http://schemas.microsoft.com/office/drawing/2016/5/11/chartex" xmlns:cx4="http://schemas.microsoft.com/office/drawing/2016/5/10/chartex" xmlns:cx3="http://schemas.microsoft.com/office/drawing/2016/5/9/chartex" xmlns:cx2="http://schemas.microsoft.com/office/drawing/2015/10/21/chartex" xmlns="" val="1"/>
+                      <adec:decorative xmlns="" xmlns:cx2="http://schemas.microsoft.com/office/drawing/2015/10/21/chartex" xmlns:cx3="http://schemas.microsoft.com/office/drawing/2016/5/9/chartex" xmlns:cx4="http://schemas.microsoft.com/office/drawing/2016/5/10/chartex" xmlns:cx5="http://schemas.microsoft.com/office/drawing/2016/5/11/chartex" xmlns:cx6="http://schemas.microsoft.com/office/drawing/2016/5/12/chartex" xmlns:cx7="http://schemas.microsoft.com/office/drawing/2016/5/13/chartex" xmlns:cx8="http://schemas.microsoft.com/office/drawing/2016/5/14/chartex" xmlns:aink="http://schemas.microsoft.com/office/drawing/2016/ink" xmlns:am3d="http://schemas.microsoft.com/office/drawing/2017/model3d" xmlns:o="urn:schemas-microsoft-com:office:office" xmlns:oel="http://schemas.microsoft.com/office/2019/extlst" xmlns:v="urn:schemas-microsoft-com:vml" xmlns:w10="urn:schemas-microsoft-com:office:word" xmlns:w="http://schemas.openxmlformats.org/wordprocessingml/2006/main" xmlns:w16cex="http://schemas.microsoft.com/office/word/2018/wordml/cex" xmlns:w16cid="http://schemas.microsoft.com/office/word/2016/wordml/cid" xmlns:w16="http://schemas.microsoft.com/office/word/2018/wordml" xmlns:w16du="http://schemas.microsoft.com/office/word/2023/wordml/word16du" xmlns:w16sdtdh="http://schemas.microsoft.com/office/word/2020/wordml/sdtdatahash" xmlns:w16sdtfl="http://schemas.microsoft.com/office/word/2024/wordml/sdtformatlock" xmlns:adec="http://schemas.microsoft.com/office/drawing/2017/decorative" val="1"/>
                     </a:ext>
                   </a:extLst>
                 </wp:docPr>
@@ -53,7 +54,7 @@
                         <wps:cNvPr id="1434342015" name="Rectangle 1">
                           <a:extLst>
                             <a:ext uri="{C183D7F6-B498-43B3-948B-1728B52AA6E4}">
-                              <adec:decorative xmlns:adec="http://schemas.microsoft.com/office/drawing/2017/decorative" xmlns:w16sdtfl="http://schemas.microsoft.com/office/word/2024/wordml/sdtformatlock" xmlns:w16sdtdh="http://schemas.microsoft.com/office/word/2020/wordml/sdtdatahash" xmlns:w16du="http://schemas.microsoft.com/office/word/2023/wordml/word16du" xmlns:w16="http://schemas.microsoft.com/office/word/2018/wordml" xmlns:w16cid="http://schemas.microsoft.com/office/word/2016/wordml/cid" xmlns:w16cex="http://schemas.microsoft.com/office/word/2018/wordml/cex" xmlns:w="http://schemas.openxmlformats.org/wordprocessingml/2006/main" xmlns:w10="urn:schemas-microsoft-com:office:word" xmlns:v="urn:schemas-microsoft-com:vml" xmlns:oel="http://schemas.microsoft.com/office/2019/extlst" xmlns:o="urn:schemas-microsoft-com:office:office" xmlns:am3d="http://schemas.microsoft.com/office/drawing/2017/model3d" xmlns:aink="http://schemas.microsoft.com/office/drawing/2016/ink" xmlns:cx8="http://schemas.microsoft.com/office/drawing/2016/5/14/chartex" xmlns:cx7="http://schemas.microsoft.com/office/drawing/2016/5/13/chartex" xmlns:cx6="http://schemas.microsoft.com/office/drawing/2016/5/12/chartex" xmlns:cx5="http://schemas.microsoft.com/office/drawing/2016/5/11/chartex" xmlns:cx4="http://schemas.microsoft.com/office/drawing/2016/5/10/chartex" xmlns:cx3="http://schemas.microsoft.com/office/drawing/2016/5/9/chartex" xmlns:cx2="http://schemas.microsoft.com/office/drawing/2015/10/21/chartex" xmlns="" val="1"/>
+                              <adec:decorative xmlns="" xmlns:cx2="http://schemas.microsoft.com/office/drawing/2015/10/21/chartex" xmlns:cx3="http://schemas.microsoft.com/office/drawing/2016/5/9/chartex" xmlns:cx4="http://schemas.microsoft.com/office/drawing/2016/5/10/chartex" xmlns:cx5="http://schemas.microsoft.com/office/drawing/2016/5/11/chartex" xmlns:cx6="http://schemas.microsoft.com/office/drawing/2016/5/12/chartex" xmlns:cx7="http://schemas.microsoft.com/office/drawing/2016/5/13/chartex" xmlns:cx8="http://schemas.microsoft.com/office/drawing/2016/5/14/chartex" xmlns:aink="http://schemas.microsoft.com/office/drawing/2016/ink" xmlns:am3d="http://schemas.microsoft.com/office/drawing/2017/model3d" xmlns:o="urn:schemas-microsoft-com:office:office" xmlns:oel="http://schemas.microsoft.com/office/2019/extlst" xmlns:v="urn:schemas-microsoft-com:vml" xmlns:w10="urn:schemas-microsoft-com:office:word" xmlns:w="http://schemas.openxmlformats.org/wordprocessingml/2006/main" xmlns:w16cex="http://schemas.microsoft.com/office/word/2018/wordml/cex" xmlns:w16cid="http://schemas.microsoft.com/office/word/2016/wordml/cid" xmlns:w16="http://schemas.microsoft.com/office/word/2018/wordml" xmlns:w16du="http://schemas.microsoft.com/office/word/2023/wordml/word16du" xmlns:w16sdtdh="http://schemas.microsoft.com/office/word/2020/wordml/sdtdatahash" xmlns:w16sdtfl="http://schemas.microsoft.com/office/word/2024/wordml/sdtformatlock" xmlns:adec="http://schemas.microsoft.com/office/drawing/2017/decorative" val="1"/>
                             </a:ext>
                           </a:extLst>
                         </wps:cNvPr>
@@ -98,7 +99,7 @@
                         <wps:cNvPr id="1234481726" name="Rectangle 1">
                           <a:extLst>
                             <a:ext uri="{C183D7F6-B498-43B3-948B-1728B52AA6E4}">
-                              <adec:decorative xmlns:adec="http://schemas.microsoft.com/office/drawing/2017/decorative" xmlns:w16sdtfl="http://schemas.microsoft.com/office/word/2024/wordml/sdtformatlock" xmlns:w16sdtdh="http://schemas.microsoft.com/office/word/2020/wordml/sdtdatahash" xmlns:w16du="http://schemas.microsoft.com/office/word/2023/wordml/word16du" xmlns:w16="http://schemas.microsoft.com/office/word/2018/wordml" xmlns:w16cid="http://schemas.microsoft.com/office/word/2016/wordml/cid" xmlns:w16cex="http://schemas.microsoft.com/office/word/2018/wordml/cex" xmlns:w="http://schemas.openxmlformats.org/wordprocessingml/2006/main" xmlns:w10="urn:schemas-microsoft-com:office:word" xmlns:v="urn:schemas-microsoft-com:vml" xmlns:oel="http://schemas.microsoft.com/office/2019/extlst" xmlns:o="urn:schemas-microsoft-com:office:office" xmlns:am3d="http://schemas.microsoft.com/office/drawing/2017/model3d" xmlns:aink="http://schemas.microsoft.com/office/drawing/2016/ink" xmlns:cx8="http://schemas.microsoft.com/office/drawing/2016/5/14/chartex" xmlns:cx7="http://schemas.microsoft.com/office/drawing/2016/5/13/chartex" xmlns:cx6="http://schemas.microsoft.com/office/drawing/2016/5/12/chartex" xmlns:cx5="http://schemas.microsoft.com/office/drawing/2016/5/11/chartex" xmlns:cx4="http://schemas.microsoft.com/office/drawing/2016/5/10/chartex" xmlns:cx3="http://schemas.microsoft.com/office/drawing/2016/5/9/chartex" xmlns:cx2="http://schemas.microsoft.com/office/drawing/2015/10/21/chartex" xmlns="" val="1"/>
+                              <adec:decorative xmlns="" xmlns:cx2="http://schemas.microsoft.com/office/drawing/2015/10/21/chartex" xmlns:cx3="http://schemas.microsoft.com/office/drawing/2016/5/9/chartex" xmlns:cx4="http://schemas.microsoft.com/office/drawing/2016/5/10/chartex" xmlns:cx5="http://schemas.microsoft.com/office/drawing/2016/5/11/chartex" xmlns:cx6="http://schemas.microsoft.com/office/drawing/2016/5/12/chartex" xmlns:cx7="http://schemas.microsoft.com/office/drawing/2016/5/13/chartex" xmlns:cx8="http://schemas.microsoft.com/office/drawing/2016/5/14/chartex" xmlns:aink="http://schemas.microsoft.com/office/drawing/2016/ink" xmlns:am3d="http://schemas.microsoft.com/office/drawing/2017/model3d" xmlns:o="urn:schemas-microsoft-com:office:office" xmlns:oel="http://schemas.microsoft.com/office/2019/extlst" xmlns:v="urn:schemas-microsoft-com:vml" xmlns:w10="urn:schemas-microsoft-com:office:word" xmlns:w="http://schemas.openxmlformats.org/wordprocessingml/2006/main" xmlns:w16cex="http://schemas.microsoft.com/office/word/2018/wordml/cex" xmlns:w16cid="http://schemas.microsoft.com/office/word/2016/wordml/cid" xmlns:w16="http://schemas.microsoft.com/office/word/2018/wordml" xmlns:w16du="http://schemas.microsoft.com/office/word/2023/wordml/word16du" xmlns:w16sdtdh="http://schemas.microsoft.com/office/word/2020/wordml/sdtdatahash" xmlns:w16sdtfl="http://schemas.microsoft.com/office/word/2024/wordml/sdtformatlock" xmlns:adec="http://schemas.microsoft.com/office/drawing/2017/decorative" val="1"/>
                             </a:ext>
                           </a:extLst>
                         </wps:cNvPr>
@@ -169,6 +170,7 @@
           </mc:Fallback>
         </mc:AlternateContent>
       </w:r>
+      <w:bookmarkEnd w:id="0"/>
     </w:p>
     <w:tbl>
       <w:tblPr>
@@ -604,8 +606,6 @@
               </w:rPr>
               <w:t>LIÊN HỆ</w:t>
             </w:r>
-            <w:bookmarkStart w:id="0" w:name="_GoBack"/>
-            <w:bookmarkEnd w:id="0"/>
           </w:p>
           <w:p>
             <w:pPr>
@@ -1727,6 +1727,7 @@
           <w:p>
             <w:pPr>
               <w:pStyle w:val="Heading3"/>
+              <w:spacing w:afterLines="24" w:after="57" w:line="260" w:lineRule="exact"/>
               <w:rPr>
                 <w:rFonts w:ascii="Times New Roman" w:hAnsi="Times New Roman" w:cs="Times New Roman"/>
                 <w:lang w:val="en-US"/>
@@ -1757,6 +1758,7 @@
           <w:p>
             <w:pPr>
               <w:pStyle w:val="Heading3"/>
+              <w:spacing w:afterLines="24" w:after="57" w:line="260" w:lineRule="exact"/>
               <w:rPr>
                 <w:rFonts w:ascii="Times New Roman" w:hAnsi="Times New Roman" w:cs="Times New Roman"/>
                 <w:lang w:val="en-US"/>
@@ -1767,7 +1769,21 @@
                 <w:rFonts w:ascii="Times New Roman" w:hAnsi="Times New Roman" w:cs="Times New Roman"/>
                 <w:lang w:val="en-US"/>
               </w:rPr>
-              <w:t>Thành thạo nhiều ngôn ngữ (</w:t>
+              <w:t xml:space="preserve">Thành thạo nhiều ngôn ngữ </w:t>
+            </w:r>
+            <w:r>
+              <w:rPr>
+                <w:rFonts w:ascii="Times New Roman" w:hAnsi="Times New Roman" w:cs="Times New Roman"/>
+                <w:lang w:val="en-US"/>
+              </w:rPr>
+              <w:t xml:space="preserve">lập trình </w:t>
+            </w:r>
+            <w:r>
+              <w:rPr>
+                <w:rFonts w:ascii="Times New Roman" w:hAnsi="Times New Roman" w:cs="Times New Roman"/>
+                <w:lang w:val="en-US"/>
+              </w:rPr>
+              <w:t>(</w:t>
             </w:r>
             <w:r>
               <w:t xml:space="preserve">C++, Java, JS, PHP, </w:t>
@@ -1787,8 +1803,22 @@
             </w:r>
           </w:p>
           <w:p>
+            <w:pPr>
+              <w:spacing w:afterLines="24" w:after="57" w:line="260" w:lineRule="exact"/>
+            </w:pPr>
             <w:r>
               <w:t>Sử dụng công cụ Git, VSCode</w:t>
+            </w:r>
+            <w:r>
+              <w:t>.</w:t>
+            </w:r>
+          </w:p>
+          <w:p>
+            <w:pPr>
+              <w:spacing w:afterLines="24" w:after="57" w:line="260" w:lineRule="exact"/>
+            </w:pPr>
+            <w:r>
+              <w:t>Ngôn ngữ: Tiếng Việt (bản ngữ), Tiếng Anh</w:t>
             </w:r>
           </w:p>
           <w:p/>

--- a/public/dluongta_resume.docx
+++ b/public/dluongta_resume.docx
@@ -2,7 +2,6 @@
 <file path=word/document.xml><?xml version="1.0" encoding="utf-8"?>
 <w:document xmlns:wpc="http://schemas.microsoft.com/office/word/2010/wordprocessingCanvas" xmlns:cx="http://schemas.microsoft.com/office/drawing/2014/chartex" xmlns:cx1="http://schemas.microsoft.com/office/drawing/2015/9/8/chartex" xmlns:mc="http://schemas.openxmlformats.org/markup-compatibility/2006" xmlns:o="urn:schemas-microsoft-com:office:office" xmlns:r="http://schemas.openxmlformats.org/officeDocument/2006/relationships" xmlns:m="http://schemas.openxmlformats.org/officeDocument/2006/math" xmlns:v="urn:schemas-microsoft-com:vml" xmlns:wp14="http://schemas.microsoft.com/office/word/2010/wordprocessingDrawing" xmlns:wp="http://schemas.openxmlformats.org/drawingml/2006/wordprocessingDrawing" xmlns:w10="urn:schemas-microsoft-com:office:word" xmlns:w="http://schemas.openxmlformats.org/wordprocessingml/2006/main" xmlns:w14="http://schemas.microsoft.com/office/word/2010/wordml" xmlns:w15="http://schemas.microsoft.com/office/word/2012/wordml" xmlns:w16se="http://schemas.microsoft.com/office/word/2015/wordml/symex" xmlns:wpg="http://schemas.microsoft.com/office/word/2010/wordprocessingGroup" xmlns:wpi="http://schemas.microsoft.com/office/word/2010/wordprocessingInk" xmlns:wne="http://schemas.microsoft.com/office/word/2006/wordml" xmlns:wps="http://schemas.microsoft.com/office/word/2010/wordprocessingShape" mc:Ignorable="w14 w15 w16se wp14">
   <w:body>
-    <w:bookmarkStart w:id="0" w:name="_GoBack"/>
     <w:p>
       <w:pPr>
         <w:spacing w:before="120"/>
@@ -33,7 +32,7 @@
                 <wp:docPr id="793183896" name="Group 6">
                   <a:extLst xmlns:a="http://schemas.openxmlformats.org/drawingml/2006/main">
                     <a:ext uri="{C183D7F6-B498-43B3-948B-1728B52AA6E4}">
-                      <adec:decorative xmlns="" xmlns:cx2="http://schemas.microsoft.com/office/drawing/2015/10/21/chartex" xmlns:cx3="http://schemas.microsoft.com/office/drawing/2016/5/9/chartex" xmlns:cx4="http://schemas.microsoft.com/office/drawing/2016/5/10/chartex" xmlns:cx5="http://schemas.microsoft.com/office/drawing/2016/5/11/chartex" xmlns:cx6="http://schemas.microsoft.com/office/drawing/2016/5/12/chartex" xmlns:cx7="http://schemas.microsoft.com/office/drawing/2016/5/13/chartex" xmlns:cx8="http://schemas.microsoft.com/office/drawing/2016/5/14/chartex" xmlns:aink="http://schemas.microsoft.com/office/drawing/2016/ink" xmlns:am3d="http://schemas.microsoft.com/office/drawing/2017/model3d" xmlns:o="urn:schemas-microsoft-com:office:office" xmlns:oel="http://schemas.microsoft.com/office/2019/extlst" xmlns:v="urn:schemas-microsoft-com:vml" xmlns:w10="urn:schemas-microsoft-com:office:word" xmlns:w="http://schemas.openxmlformats.org/wordprocessingml/2006/main" xmlns:w16cex="http://schemas.microsoft.com/office/word/2018/wordml/cex" xmlns:w16cid="http://schemas.microsoft.com/office/word/2016/wordml/cid" xmlns:w16="http://schemas.microsoft.com/office/word/2018/wordml" xmlns:w16du="http://schemas.microsoft.com/office/word/2023/wordml/word16du" xmlns:w16sdtdh="http://schemas.microsoft.com/office/word/2020/wordml/sdtdatahash" xmlns:w16sdtfl="http://schemas.microsoft.com/office/word/2024/wordml/sdtformatlock" xmlns:adec="http://schemas.microsoft.com/office/drawing/2017/decorative" val="1"/>
+                      <adec:decorative xmlns:adec="http://schemas.microsoft.com/office/drawing/2017/decorative" xmlns:w16sdtfl="http://schemas.microsoft.com/office/word/2024/wordml/sdtformatlock" xmlns:w16sdtdh="http://schemas.microsoft.com/office/word/2020/wordml/sdtdatahash" xmlns:w16du="http://schemas.microsoft.com/office/word/2023/wordml/word16du" xmlns:w16="http://schemas.microsoft.com/office/word/2018/wordml" xmlns:w16cid="http://schemas.microsoft.com/office/word/2016/wordml/cid" xmlns:w16cex="http://schemas.microsoft.com/office/word/2018/wordml/cex" xmlns:w="http://schemas.openxmlformats.org/wordprocessingml/2006/main" xmlns:w10="urn:schemas-microsoft-com:office:word" xmlns:v="urn:schemas-microsoft-com:vml" xmlns:oel="http://schemas.microsoft.com/office/2019/extlst" xmlns:o="urn:schemas-microsoft-com:office:office" xmlns:am3d="http://schemas.microsoft.com/office/drawing/2017/model3d" xmlns:aink="http://schemas.microsoft.com/office/drawing/2016/ink" xmlns:cx8="http://schemas.microsoft.com/office/drawing/2016/5/14/chartex" xmlns:cx7="http://schemas.microsoft.com/office/drawing/2016/5/13/chartex" xmlns:cx6="http://schemas.microsoft.com/office/drawing/2016/5/12/chartex" xmlns:cx5="http://schemas.microsoft.com/office/drawing/2016/5/11/chartex" xmlns:cx4="http://schemas.microsoft.com/office/drawing/2016/5/10/chartex" xmlns:cx3="http://schemas.microsoft.com/office/drawing/2016/5/9/chartex" xmlns:cx2="http://schemas.microsoft.com/office/drawing/2015/10/21/chartex" xmlns="" val="1"/>
                     </a:ext>
                   </a:extLst>
                 </wp:docPr>
@@ -54,7 +53,7 @@
                         <wps:cNvPr id="1434342015" name="Rectangle 1">
                           <a:extLst>
                             <a:ext uri="{C183D7F6-B498-43B3-948B-1728B52AA6E4}">
-                              <adec:decorative xmlns="" xmlns:cx2="http://schemas.microsoft.com/office/drawing/2015/10/21/chartex" xmlns:cx3="http://schemas.microsoft.com/office/drawing/2016/5/9/chartex" xmlns:cx4="http://schemas.microsoft.com/office/drawing/2016/5/10/chartex" xmlns:cx5="http://schemas.microsoft.com/office/drawing/2016/5/11/chartex" xmlns:cx6="http://schemas.microsoft.com/office/drawing/2016/5/12/chartex" xmlns:cx7="http://schemas.microsoft.com/office/drawing/2016/5/13/chartex" xmlns:cx8="http://schemas.microsoft.com/office/drawing/2016/5/14/chartex" xmlns:aink="http://schemas.microsoft.com/office/drawing/2016/ink" xmlns:am3d="http://schemas.microsoft.com/office/drawing/2017/model3d" xmlns:o="urn:schemas-microsoft-com:office:office" xmlns:oel="http://schemas.microsoft.com/office/2019/extlst" xmlns:v="urn:schemas-microsoft-com:vml" xmlns:w10="urn:schemas-microsoft-com:office:word" xmlns:w="http://schemas.openxmlformats.org/wordprocessingml/2006/main" xmlns:w16cex="http://schemas.microsoft.com/office/word/2018/wordml/cex" xmlns:w16cid="http://schemas.microsoft.com/office/word/2016/wordml/cid" xmlns:w16="http://schemas.microsoft.com/office/word/2018/wordml" xmlns:w16du="http://schemas.microsoft.com/office/word/2023/wordml/word16du" xmlns:w16sdtdh="http://schemas.microsoft.com/office/word/2020/wordml/sdtdatahash" xmlns:w16sdtfl="http://schemas.microsoft.com/office/word/2024/wordml/sdtformatlock" xmlns:adec="http://schemas.microsoft.com/office/drawing/2017/decorative" val="1"/>
+                              <adec:decorative xmlns:adec="http://schemas.microsoft.com/office/drawing/2017/decorative" xmlns:w16sdtfl="http://schemas.microsoft.com/office/word/2024/wordml/sdtformatlock" xmlns:w16sdtdh="http://schemas.microsoft.com/office/word/2020/wordml/sdtdatahash" xmlns:w16du="http://schemas.microsoft.com/office/word/2023/wordml/word16du" xmlns:w16="http://schemas.microsoft.com/office/word/2018/wordml" xmlns:w16cid="http://schemas.microsoft.com/office/word/2016/wordml/cid" xmlns:w16cex="http://schemas.microsoft.com/office/word/2018/wordml/cex" xmlns:w="http://schemas.openxmlformats.org/wordprocessingml/2006/main" xmlns:w10="urn:schemas-microsoft-com:office:word" xmlns:v="urn:schemas-microsoft-com:vml" xmlns:oel="http://schemas.microsoft.com/office/2019/extlst" xmlns:o="urn:schemas-microsoft-com:office:office" xmlns:am3d="http://schemas.microsoft.com/office/drawing/2017/model3d" xmlns:aink="http://schemas.microsoft.com/office/drawing/2016/ink" xmlns:cx8="http://schemas.microsoft.com/office/drawing/2016/5/14/chartex" xmlns:cx7="http://schemas.microsoft.com/office/drawing/2016/5/13/chartex" xmlns:cx6="http://schemas.microsoft.com/office/drawing/2016/5/12/chartex" xmlns:cx5="http://schemas.microsoft.com/office/drawing/2016/5/11/chartex" xmlns:cx4="http://schemas.microsoft.com/office/drawing/2016/5/10/chartex" xmlns:cx3="http://schemas.microsoft.com/office/drawing/2016/5/9/chartex" xmlns:cx2="http://schemas.microsoft.com/office/drawing/2015/10/21/chartex" xmlns="" val="1"/>
                             </a:ext>
                           </a:extLst>
                         </wps:cNvPr>
@@ -99,7 +98,7 @@
                         <wps:cNvPr id="1234481726" name="Rectangle 1">
                           <a:extLst>
                             <a:ext uri="{C183D7F6-B498-43B3-948B-1728B52AA6E4}">
-                              <adec:decorative xmlns="" xmlns:cx2="http://schemas.microsoft.com/office/drawing/2015/10/21/chartex" xmlns:cx3="http://schemas.microsoft.com/office/drawing/2016/5/9/chartex" xmlns:cx4="http://schemas.microsoft.com/office/drawing/2016/5/10/chartex" xmlns:cx5="http://schemas.microsoft.com/office/drawing/2016/5/11/chartex" xmlns:cx6="http://schemas.microsoft.com/office/drawing/2016/5/12/chartex" xmlns:cx7="http://schemas.microsoft.com/office/drawing/2016/5/13/chartex" xmlns:cx8="http://schemas.microsoft.com/office/drawing/2016/5/14/chartex" xmlns:aink="http://schemas.microsoft.com/office/drawing/2016/ink" xmlns:am3d="http://schemas.microsoft.com/office/drawing/2017/model3d" xmlns:o="urn:schemas-microsoft-com:office:office" xmlns:oel="http://schemas.microsoft.com/office/2019/extlst" xmlns:v="urn:schemas-microsoft-com:vml" xmlns:w10="urn:schemas-microsoft-com:office:word" xmlns:w="http://schemas.openxmlformats.org/wordprocessingml/2006/main" xmlns:w16cex="http://schemas.microsoft.com/office/word/2018/wordml/cex" xmlns:w16cid="http://schemas.microsoft.com/office/word/2016/wordml/cid" xmlns:w16="http://schemas.microsoft.com/office/word/2018/wordml" xmlns:w16du="http://schemas.microsoft.com/office/word/2023/wordml/word16du" xmlns:w16sdtdh="http://schemas.microsoft.com/office/word/2020/wordml/sdtdatahash" xmlns:w16sdtfl="http://schemas.microsoft.com/office/word/2024/wordml/sdtformatlock" xmlns:adec="http://schemas.microsoft.com/office/drawing/2017/decorative" val="1"/>
+                              <adec:decorative xmlns:adec="http://schemas.microsoft.com/office/drawing/2017/decorative" xmlns:w16sdtfl="http://schemas.microsoft.com/office/word/2024/wordml/sdtformatlock" xmlns:w16sdtdh="http://schemas.microsoft.com/office/word/2020/wordml/sdtdatahash" xmlns:w16du="http://schemas.microsoft.com/office/word/2023/wordml/word16du" xmlns:w16="http://schemas.microsoft.com/office/word/2018/wordml" xmlns:w16cid="http://schemas.microsoft.com/office/word/2016/wordml/cid" xmlns:w16cex="http://schemas.microsoft.com/office/word/2018/wordml/cex" xmlns:w="http://schemas.openxmlformats.org/wordprocessingml/2006/main" xmlns:w10="urn:schemas-microsoft-com:office:word" xmlns:v="urn:schemas-microsoft-com:vml" xmlns:oel="http://schemas.microsoft.com/office/2019/extlst" xmlns:o="urn:schemas-microsoft-com:office:office" xmlns:am3d="http://schemas.microsoft.com/office/drawing/2017/model3d" xmlns:aink="http://schemas.microsoft.com/office/drawing/2016/ink" xmlns:cx8="http://schemas.microsoft.com/office/drawing/2016/5/14/chartex" xmlns:cx7="http://schemas.microsoft.com/office/drawing/2016/5/13/chartex" xmlns:cx6="http://schemas.microsoft.com/office/drawing/2016/5/12/chartex" xmlns:cx5="http://schemas.microsoft.com/office/drawing/2016/5/11/chartex" xmlns:cx4="http://schemas.microsoft.com/office/drawing/2016/5/10/chartex" xmlns:cx3="http://schemas.microsoft.com/office/drawing/2016/5/9/chartex" xmlns:cx2="http://schemas.microsoft.com/office/drawing/2015/10/21/chartex" xmlns="" val="1"/>
                             </a:ext>
                           </a:extLst>
                         </wps:cNvPr>
@@ -170,7 +169,6 @@
           </mc:Fallback>
         </mc:AlternateContent>
       </w:r>
-      <w:bookmarkEnd w:id="0"/>
     </w:p>
     <w:tbl>
       <w:tblPr>
@@ -1818,7 +1816,15 @@
               <w:spacing w:afterLines="24" w:after="57" w:line="260" w:lineRule="exact"/>
             </w:pPr>
             <w:r>
-              <w:t>Ngôn ngữ: Tiếng Việt (bản ngữ), Tiếng Anh</w:t>
+              <w:t>Ngôn ngữ: Tiếng Việ</w:t>
+            </w:r>
+            <w:r>
+              <w:t>t (native</w:t>
+            </w:r>
+            <w:bookmarkStart w:id="0" w:name="_GoBack"/>
+            <w:bookmarkEnd w:id="0"/>
+            <w:r>
+              <w:t>), Tiếng Anh</w:t>
             </w:r>
           </w:p>
           <w:p/>

--- a/public/dluongta_resume.docx
+++ b/public/dluongta_resume.docx
@@ -32,7 +32,7 @@
                 <wp:docPr id="793183896" name="Group 6">
                   <a:extLst xmlns:a="http://schemas.openxmlformats.org/drawingml/2006/main">
                     <a:ext uri="{C183D7F6-B498-43B3-948B-1728B52AA6E4}">
-                      <adec:decorative xmlns:adec="http://schemas.microsoft.com/office/drawing/2017/decorative" xmlns:w16sdtfl="http://schemas.microsoft.com/office/word/2024/wordml/sdtformatlock" xmlns:w16sdtdh="http://schemas.microsoft.com/office/word/2020/wordml/sdtdatahash" xmlns:w16du="http://schemas.microsoft.com/office/word/2023/wordml/word16du" xmlns:w16="http://schemas.microsoft.com/office/word/2018/wordml" xmlns:w16cid="http://schemas.microsoft.com/office/word/2016/wordml/cid" xmlns:w16cex="http://schemas.microsoft.com/office/word/2018/wordml/cex" xmlns:w="http://schemas.openxmlformats.org/wordprocessingml/2006/main" xmlns:w10="urn:schemas-microsoft-com:office:word" xmlns:v="urn:schemas-microsoft-com:vml" xmlns:oel="http://schemas.microsoft.com/office/2019/extlst" xmlns:o="urn:schemas-microsoft-com:office:office" xmlns:am3d="http://schemas.microsoft.com/office/drawing/2017/model3d" xmlns:aink="http://schemas.microsoft.com/office/drawing/2016/ink" xmlns:cx8="http://schemas.microsoft.com/office/drawing/2016/5/14/chartex" xmlns:cx7="http://schemas.microsoft.com/office/drawing/2016/5/13/chartex" xmlns:cx6="http://schemas.microsoft.com/office/drawing/2016/5/12/chartex" xmlns:cx5="http://schemas.microsoft.com/office/drawing/2016/5/11/chartex" xmlns:cx4="http://schemas.microsoft.com/office/drawing/2016/5/10/chartex" xmlns:cx3="http://schemas.microsoft.com/office/drawing/2016/5/9/chartex" xmlns:cx2="http://schemas.microsoft.com/office/drawing/2015/10/21/chartex" xmlns="" val="1"/>
+                      <adec:decorative xmlns="" xmlns:cx2="http://schemas.microsoft.com/office/drawing/2015/10/21/chartex" xmlns:cx3="http://schemas.microsoft.com/office/drawing/2016/5/9/chartex" xmlns:cx4="http://schemas.microsoft.com/office/drawing/2016/5/10/chartex" xmlns:cx5="http://schemas.microsoft.com/office/drawing/2016/5/11/chartex" xmlns:cx6="http://schemas.microsoft.com/office/drawing/2016/5/12/chartex" xmlns:cx7="http://schemas.microsoft.com/office/drawing/2016/5/13/chartex" xmlns:cx8="http://schemas.microsoft.com/office/drawing/2016/5/14/chartex" xmlns:aink="http://schemas.microsoft.com/office/drawing/2016/ink" xmlns:am3d="http://schemas.microsoft.com/office/drawing/2017/model3d" xmlns:o="urn:schemas-microsoft-com:office:office" xmlns:oel="http://schemas.microsoft.com/office/2019/extlst" xmlns:v="urn:schemas-microsoft-com:vml" xmlns:w10="urn:schemas-microsoft-com:office:word" xmlns:w="http://schemas.openxmlformats.org/wordprocessingml/2006/main" xmlns:w16cex="http://schemas.microsoft.com/office/word/2018/wordml/cex" xmlns:w16cid="http://schemas.microsoft.com/office/word/2016/wordml/cid" xmlns:w16="http://schemas.microsoft.com/office/word/2018/wordml" xmlns:w16du="http://schemas.microsoft.com/office/word/2023/wordml/word16du" xmlns:w16sdtdh="http://schemas.microsoft.com/office/word/2020/wordml/sdtdatahash" xmlns:w16sdtfl="http://schemas.microsoft.com/office/word/2024/wordml/sdtformatlock" xmlns:adec="http://schemas.microsoft.com/office/drawing/2017/decorative" val="1"/>
                     </a:ext>
                   </a:extLst>
                 </wp:docPr>
@@ -53,7 +53,7 @@
                         <wps:cNvPr id="1434342015" name="Rectangle 1">
                           <a:extLst>
                             <a:ext uri="{C183D7F6-B498-43B3-948B-1728B52AA6E4}">
-                              <adec:decorative xmlns:adec="http://schemas.microsoft.com/office/drawing/2017/decorative" xmlns:w16sdtfl="http://schemas.microsoft.com/office/word/2024/wordml/sdtformatlock" xmlns:w16sdtdh="http://schemas.microsoft.com/office/word/2020/wordml/sdtdatahash" xmlns:w16du="http://schemas.microsoft.com/office/word/2023/wordml/word16du" xmlns:w16="http://schemas.microsoft.com/office/word/2018/wordml" xmlns:w16cid="http://schemas.microsoft.com/office/word/2016/wordml/cid" xmlns:w16cex="http://schemas.microsoft.com/office/word/2018/wordml/cex" xmlns:w="http://schemas.openxmlformats.org/wordprocessingml/2006/main" xmlns:w10="urn:schemas-microsoft-com:office:word" xmlns:v="urn:schemas-microsoft-com:vml" xmlns:oel="http://schemas.microsoft.com/office/2019/extlst" xmlns:o="urn:schemas-microsoft-com:office:office" xmlns:am3d="http://schemas.microsoft.com/office/drawing/2017/model3d" xmlns:aink="http://schemas.microsoft.com/office/drawing/2016/ink" xmlns:cx8="http://schemas.microsoft.com/office/drawing/2016/5/14/chartex" xmlns:cx7="http://schemas.microsoft.com/office/drawing/2016/5/13/chartex" xmlns:cx6="http://schemas.microsoft.com/office/drawing/2016/5/12/chartex" xmlns:cx5="http://schemas.microsoft.com/office/drawing/2016/5/11/chartex" xmlns:cx4="http://schemas.microsoft.com/office/drawing/2016/5/10/chartex" xmlns:cx3="http://schemas.microsoft.com/office/drawing/2016/5/9/chartex" xmlns:cx2="http://schemas.microsoft.com/office/drawing/2015/10/21/chartex" xmlns="" val="1"/>
+                              <adec:decorative xmlns="" xmlns:cx2="http://schemas.microsoft.com/office/drawing/2015/10/21/chartex" xmlns:cx3="http://schemas.microsoft.com/office/drawing/2016/5/9/chartex" xmlns:cx4="http://schemas.microsoft.com/office/drawing/2016/5/10/chartex" xmlns:cx5="http://schemas.microsoft.com/office/drawing/2016/5/11/chartex" xmlns:cx6="http://schemas.microsoft.com/office/drawing/2016/5/12/chartex" xmlns:cx7="http://schemas.microsoft.com/office/drawing/2016/5/13/chartex" xmlns:cx8="http://schemas.microsoft.com/office/drawing/2016/5/14/chartex" xmlns:aink="http://schemas.microsoft.com/office/drawing/2016/ink" xmlns:am3d="http://schemas.microsoft.com/office/drawing/2017/model3d" xmlns:o="urn:schemas-microsoft-com:office:office" xmlns:oel="http://schemas.microsoft.com/office/2019/extlst" xmlns:v="urn:schemas-microsoft-com:vml" xmlns:w10="urn:schemas-microsoft-com:office:word" xmlns:w="http://schemas.openxmlformats.org/wordprocessingml/2006/main" xmlns:w16cex="http://schemas.microsoft.com/office/word/2018/wordml/cex" xmlns:w16cid="http://schemas.microsoft.com/office/word/2016/wordml/cid" xmlns:w16="http://schemas.microsoft.com/office/word/2018/wordml" xmlns:w16du="http://schemas.microsoft.com/office/word/2023/wordml/word16du" xmlns:w16sdtdh="http://schemas.microsoft.com/office/word/2020/wordml/sdtdatahash" xmlns:w16sdtfl="http://schemas.microsoft.com/office/word/2024/wordml/sdtformatlock" xmlns:adec="http://schemas.microsoft.com/office/drawing/2017/decorative" val="1"/>
                             </a:ext>
                           </a:extLst>
                         </wps:cNvPr>
@@ -98,7 +98,7 @@
                         <wps:cNvPr id="1234481726" name="Rectangle 1">
                           <a:extLst>
                             <a:ext uri="{C183D7F6-B498-43B3-948B-1728B52AA6E4}">
-                              <adec:decorative xmlns:adec="http://schemas.microsoft.com/office/drawing/2017/decorative" xmlns:w16sdtfl="http://schemas.microsoft.com/office/word/2024/wordml/sdtformatlock" xmlns:w16sdtdh="http://schemas.microsoft.com/office/word/2020/wordml/sdtdatahash" xmlns:w16du="http://schemas.microsoft.com/office/word/2023/wordml/word16du" xmlns:w16="http://schemas.microsoft.com/office/word/2018/wordml" xmlns:w16cid="http://schemas.microsoft.com/office/word/2016/wordml/cid" xmlns:w16cex="http://schemas.microsoft.com/office/word/2018/wordml/cex" xmlns:w="http://schemas.openxmlformats.org/wordprocessingml/2006/main" xmlns:w10="urn:schemas-microsoft-com:office:word" xmlns:v="urn:schemas-microsoft-com:vml" xmlns:oel="http://schemas.microsoft.com/office/2019/extlst" xmlns:o="urn:schemas-microsoft-com:office:office" xmlns:am3d="http://schemas.microsoft.com/office/drawing/2017/model3d" xmlns:aink="http://schemas.microsoft.com/office/drawing/2016/ink" xmlns:cx8="http://schemas.microsoft.com/office/drawing/2016/5/14/chartex" xmlns:cx7="http://schemas.microsoft.com/office/drawing/2016/5/13/chartex" xmlns:cx6="http://schemas.microsoft.com/office/drawing/2016/5/12/chartex" xmlns:cx5="http://schemas.microsoft.com/office/drawing/2016/5/11/chartex" xmlns:cx4="http://schemas.microsoft.com/office/drawing/2016/5/10/chartex" xmlns:cx3="http://schemas.microsoft.com/office/drawing/2016/5/9/chartex" xmlns:cx2="http://schemas.microsoft.com/office/drawing/2015/10/21/chartex" xmlns="" val="1"/>
+                              <adec:decorative xmlns="" xmlns:cx2="http://schemas.microsoft.com/office/drawing/2015/10/21/chartex" xmlns:cx3="http://schemas.microsoft.com/office/drawing/2016/5/9/chartex" xmlns:cx4="http://schemas.microsoft.com/office/drawing/2016/5/10/chartex" xmlns:cx5="http://schemas.microsoft.com/office/drawing/2016/5/11/chartex" xmlns:cx6="http://schemas.microsoft.com/office/drawing/2016/5/12/chartex" xmlns:cx7="http://schemas.microsoft.com/office/drawing/2016/5/13/chartex" xmlns:cx8="http://schemas.microsoft.com/office/drawing/2016/5/14/chartex" xmlns:aink="http://schemas.microsoft.com/office/drawing/2016/ink" xmlns:am3d="http://schemas.microsoft.com/office/drawing/2017/model3d" xmlns:o="urn:schemas-microsoft-com:office:office" xmlns:oel="http://schemas.microsoft.com/office/2019/extlst" xmlns:v="urn:schemas-microsoft-com:vml" xmlns:w10="urn:schemas-microsoft-com:office:word" xmlns:w="http://schemas.openxmlformats.org/wordprocessingml/2006/main" xmlns:w16cex="http://schemas.microsoft.com/office/word/2018/wordml/cex" xmlns:w16cid="http://schemas.microsoft.com/office/word/2016/wordml/cid" xmlns:w16="http://schemas.microsoft.com/office/word/2018/wordml" xmlns:w16du="http://schemas.microsoft.com/office/word/2023/wordml/word16du" xmlns:w16sdtdh="http://schemas.microsoft.com/office/word/2020/wordml/sdtdatahash" xmlns:w16sdtfl="http://schemas.microsoft.com/office/word/2024/wordml/sdtformatlock" xmlns:adec="http://schemas.microsoft.com/office/drawing/2017/decorative" val="1"/>
                             </a:ext>
                           </a:extLst>
                         </wps:cNvPr>
@@ -1816,15 +1816,24 @@
               <w:spacing w:afterLines="24" w:after="57" w:line="260" w:lineRule="exact"/>
             </w:pPr>
             <w:r>
-              <w:t>Ngôn ngữ: Tiếng Việ</w:t>
-            </w:r>
-            <w:r>
-              <w:t>t (native</w:t>
+              <w:t xml:space="preserve">Ngôn ngữ: </w:t>
+            </w:r>
+            <w:r>
+              <w:t>Vietnamese</w:t>
+            </w:r>
+            <w:r>
+              <w:t xml:space="preserve"> (native</w:t>
+            </w:r>
+            <w:r>
+              <w:t xml:space="preserve">), </w:t>
+            </w:r>
+            <w:r>
+              <w:t>English</w:t>
             </w:r>
             <w:bookmarkStart w:id="0" w:name="_GoBack"/>
             <w:bookmarkEnd w:id="0"/>
             <w:r>
-              <w:t>), Tiếng Anh</w:t>
+              <w:t>.</w:t>
             </w:r>
           </w:p>
           <w:p/>

--- a/public/dluongta_resume.docx
+++ b/public/dluongta_resume.docx
@@ -32,7 +32,7 @@
                 <wp:docPr id="793183896" name="Group 6">
                   <a:extLst xmlns:a="http://schemas.openxmlformats.org/drawingml/2006/main">
                     <a:ext uri="{C183D7F6-B498-43B3-948B-1728B52AA6E4}">
-                      <adec:decorative xmlns="" xmlns:cx2="http://schemas.microsoft.com/office/drawing/2015/10/21/chartex" xmlns:cx3="http://schemas.microsoft.com/office/drawing/2016/5/9/chartex" xmlns:cx4="http://schemas.microsoft.com/office/drawing/2016/5/10/chartex" xmlns:cx5="http://schemas.microsoft.com/office/drawing/2016/5/11/chartex" xmlns:cx6="http://schemas.microsoft.com/office/drawing/2016/5/12/chartex" xmlns:cx7="http://schemas.microsoft.com/office/drawing/2016/5/13/chartex" xmlns:cx8="http://schemas.microsoft.com/office/drawing/2016/5/14/chartex" xmlns:aink="http://schemas.microsoft.com/office/drawing/2016/ink" xmlns:am3d="http://schemas.microsoft.com/office/drawing/2017/model3d" xmlns:o="urn:schemas-microsoft-com:office:office" xmlns:oel="http://schemas.microsoft.com/office/2019/extlst" xmlns:v="urn:schemas-microsoft-com:vml" xmlns:w10="urn:schemas-microsoft-com:office:word" xmlns:w="http://schemas.openxmlformats.org/wordprocessingml/2006/main" xmlns:w16cex="http://schemas.microsoft.com/office/word/2018/wordml/cex" xmlns:w16cid="http://schemas.microsoft.com/office/word/2016/wordml/cid" xmlns:w16="http://schemas.microsoft.com/office/word/2018/wordml" xmlns:w16du="http://schemas.microsoft.com/office/word/2023/wordml/word16du" xmlns:w16sdtdh="http://schemas.microsoft.com/office/word/2020/wordml/sdtdatahash" xmlns:w16sdtfl="http://schemas.microsoft.com/office/word/2024/wordml/sdtformatlock" xmlns:adec="http://schemas.microsoft.com/office/drawing/2017/decorative" val="1"/>
+                      <adec:decorative xmlns:adec="http://schemas.microsoft.com/office/drawing/2017/decorative" xmlns:w16sdtfl="http://schemas.microsoft.com/office/word/2024/wordml/sdtformatlock" xmlns:w16sdtdh="http://schemas.microsoft.com/office/word/2020/wordml/sdtdatahash" xmlns:w16du="http://schemas.microsoft.com/office/word/2023/wordml/word16du" xmlns:w16="http://schemas.microsoft.com/office/word/2018/wordml" xmlns:w16cid="http://schemas.microsoft.com/office/word/2016/wordml/cid" xmlns:w16cex="http://schemas.microsoft.com/office/word/2018/wordml/cex" xmlns:w="http://schemas.openxmlformats.org/wordprocessingml/2006/main" xmlns:w10="urn:schemas-microsoft-com:office:word" xmlns:v="urn:schemas-microsoft-com:vml" xmlns:oel="http://schemas.microsoft.com/office/2019/extlst" xmlns:o="urn:schemas-microsoft-com:office:office" xmlns:am3d="http://schemas.microsoft.com/office/drawing/2017/model3d" xmlns:aink="http://schemas.microsoft.com/office/drawing/2016/ink" xmlns:cx8="http://schemas.microsoft.com/office/drawing/2016/5/14/chartex" xmlns:cx7="http://schemas.microsoft.com/office/drawing/2016/5/13/chartex" xmlns:cx6="http://schemas.microsoft.com/office/drawing/2016/5/12/chartex" xmlns:cx5="http://schemas.microsoft.com/office/drawing/2016/5/11/chartex" xmlns:cx4="http://schemas.microsoft.com/office/drawing/2016/5/10/chartex" xmlns:cx3="http://schemas.microsoft.com/office/drawing/2016/5/9/chartex" xmlns:cx2="http://schemas.microsoft.com/office/drawing/2015/10/21/chartex" xmlns="" val="1"/>
                     </a:ext>
                   </a:extLst>
                 </wp:docPr>
@@ -53,7 +53,7 @@
                         <wps:cNvPr id="1434342015" name="Rectangle 1">
                           <a:extLst>
                             <a:ext uri="{C183D7F6-B498-43B3-948B-1728B52AA6E4}">
-                              <adec:decorative xmlns="" xmlns:cx2="http://schemas.microsoft.com/office/drawing/2015/10/21/chartex" xmlns:cx3="http://schemas.microsoft.com/office/drawing/2016/5/9/chartex" xmlns:cx4="http://schemas.microsoft.com/office/drawing/2016/5/10/chartex" xmlns:cx5="http://schemas.microsoft.com/office/drawing/2016/5/11/chartex" xmlns:cx6="http://schemas.microsoft.com/office/drawing/2016/5/12/chartex" xmlns:cx7="http://schemas.microsoft.com/office/drawing/2016/5/13/chartex" xmlns:cx8="http://schemas.microsoft.com/office/drawing/2016/5/14/chartex" xmlns:aink="http://schemas.microsoft.com/office/drawing/2016/ink" xmlns:am3d="http://schemas.microsoft.com/office/drawing/2017/model3d" xmlns:o="urn:schemas-microsoft-com:office:office" xmlns:oel="http://schemas.microsoft.com/office/2019/extlst" xmlns:v="urn:schemas-microsoft-com:vml" xmlns:w10="urn:schemas-microsoft-com:office:word" xmlns:w="http://schemas.openxmlformats.org/wordprocessingml/2006/main" xmlns:w16cex="http://schemas.microsoft.com/office/word/2018/wordml/cex" xmlns:w16cid="http://schemas.microsoft.com/office/word/2016/wordml/cid" xmlns:w16="http://schemas.microsoft.com/office/word/2018/wordml" xmlns:w16du="http://schemas.microsoft.com/office/word/2023/wordml/word16du" xmlns:w16sdtdh="http://schemas.microsoft.com/office/word/2020/wordml/sdtdatahash" xmlns:w16sdtfl="http://schemas.microsoft.com/office/word/2024/wordml/sdtformatlock" xmlns:adec="http://schemas.microsoft.com/office/drawing/2017/decorative" val="1"/>
+                              <adec:decorative xmlns:adec="http://schemas.microsoft.com/office/drawing/2017/decorative" xmlns:w16sdtfl="http://schemas.microsoft.com/office/word/2024/wordml/sdtformatlock" xmlns:w16sdtdh="http://schemas.microsoft.com/office/word/2020/wordml/sdtdatahash" xmlns:w16du="http://schemas.microsoft.com/office/word/2023/wordml/word16du" xmlns:w16="http://schemas.microsoft.com/office/word/2018/wordml" xmlns:w16cid="http://schemas.microsoft.com/office/word/2016/wordml/cid" xmlns:w16cex="http://schemas.microsoft.com/office/word/2018/wordml/cex" xmlns:w="http://schemas.openxmlformats.org/wordprocessingml/2006/main" xmlns:w10="urn:schemas-microsoft-com:office:word" xmlns:v="urn:schemas-microsoft-com:vml" xmlns:oel="http://schemas.microsoft.com/office/2019/extlst" xmlns:o="urn:schemas-microsoft-com:office:office" xmlns:am3d="http://schemas.microsoft.com/office/drawing/2017/model3d" xmlns:aink="http://schemas.microsoft.com/office/drawing/2016/ink" xmlns:cx8="http://schemas.microsoft.com/office/drawing/2016/5/14/chartex" xmlns:cx7="http://schemas.microsoft.com/office/drawing/2016/5/13/chartex" xmlns:cx6="http://schemas.microsoft.com/office/drawing/2016/5/12/chartex" xmlns:cx5="http://schemas.microsoft.com/office/drawing/2016/5/11/chartex" xmlns:cx4="http://schemas.microsoft.com/office/drawing/2016/5/10/chartex" xmlns:cx3="http://schemas.microsoft.com/office/drawing/2016/5/9/chartex" xmlns:cx2="http://schemas.microsoft.com/office/drawing/2015/10/21/chartex" xmlns="" val="1"/>
                             </a:ext>
                           </a:extLst>
                         </wps:cNvPr>
@@ -98,7 +98,7 @@
                         <wps:cNvPr id="1234481726" name="Rectangle 1">
                           <a:extLst>
                             <a:ext uri="{C183D7F6-B498-43B3-948B-1728B52AA6E4}">
-                              <adec:decorative xmlns="" xmlns:cx2="http://schemas.microsoft.com/office/drawing/2015/10/21/chartex" xmlns:cx3="http://schemas.microsoft.com/office/drawing/2016/5/9/chartex" xmlns:cx4="http://schemas.microsoft.com/office/drawing/2016/5/10/chartex" xmlns:cx5="http://schemas.microsoft.com/office/drawing/2016/5/11/chartex" xmlns:cx6="http://schemas.microsoft.com/office/drawing/2016/5/12/chartex" xmlns:cx7="http://schemas.microsoft.com/office/drawing/2016/5/13/chartex" xmlns:cx8="http://schemas.microsoft.com/office/drawing/2016/5/14/chartex" xmlns:aink="http://schemas.microsoft.com/office/drawing/2016/ink" xmlns:am3d="http://schemas.microsoft.com/office/drawing/2017/model3d" xmlns:o="urn:schemas-microsoft-com:office:office" xmlns:oel="http://schemas.microsoft.com/office/2019/extlst" xmlns:v="urn:schemas-microsoft-com:vml" xmlns:w10="urn:schemas-microsoft-com:office:word" xmlns:w="http://schemas.openxmlformats.org/wordprocessingml/2006/main" xmlns:w16cex="http://schemas.microsoft.com/office/word/2018/wordml/cex" xmlns:w16cid="http://schemas.microsoft.com/office/word/2016/wordml/cid" xmlns:w16="http://schemas.microsoft.com/office/word/2018/wordml" xmlns:w16du="http://schemas.microsoft.com/office/word/2023/wordml/word16du" xmlns:w16sdtdh="http://schemas.microsoft.com/office/word/2020/wordml/sdtdatahash" xmlns:w16sdtfl="http://schemas.microsoft.com/office/word/2024/wordml/sdtformatlock" xmlns:adec="http://schemas.microsoft.com/office/drawing/2017/decorative" val="1"/>
+                              <adec:decorative xmlns:adec="http://schemas.microsoft.com/office/drawing/2017/decorative" xmlns:w16sdtfl="http://schemas.microsoft.com/office/word/2024/wordml/sdtformatlock" xmlns:w16sdtdh="http://schemas.microsoft.com/office/word/2020/wordml/sdtdatahash" xmlns:w16du="http://schemas.microsoft.com/office/word/2023/wordml/word16du" xmlns:w16="http://schemas.microsoft.com/office/word/2018/wordml" xmlns:w16cid="http://schemas.microsoft.com/office/word/2016/wordml/cid" xmlns:w16cex="http://schemas.microsoft.com/office/word/2018/wordml/cex" xmlns:w="http://schemas.openxmlformats.org/wordprocessingml/2006/main" xmlns:w10="urn:schemas-microsoft-com:office:word" xmlns:v="urn:schemas-microsoft-com:vml" xmlns:oel="http://schemas.microsoft.com/office/2019/extlst" xmlns:o="urn:schemas-microsoft-com:office:office" xmlns:am3d="http://schemas.microsoft.com/office/drawing/2017/model3d" xmlns:aink="http://schemas.microsoft.com/office/drawing/2016/ink" xmlns:cx8="http://schemas.microsoft.com/office/drawing/2016/5/14/chartex" xmlns:cx7="http://schemas.microsoft.com/office/drawing/2016/5/13/chartex" xmlns:cx6="http://schemas.microsoft.com/office/drawing/2016/5/12/chartex" xmlns:cx5="http://schemas.microsoft.com/office/drawing/2016/5/11/chartex" xmlns:cx4="http://schemas.microsoft.com/office/drawing/2016/5/10/chartex" xmlns:cx3="http://schemas.microsoft.com/office/drawing/2016/5/9/chartex" xmlns:cx2="http://schemas.microsoft.com/office/drawing/2015/10/21/chartex" xmlns="" val="1"/>
                             </a:ext>
                           </a:extLst>
                         </wps:cNvPr>
@@ -1790,48 +1790,48 @@
               <w:t xml:space="preserve">Python, </w:t>
             </w:r>
             <w:r>
-              <w:t>C#, MySQL</w:t>
-            </w:r>
-            <w:r>
-              <w:rPr>
-                <w:rFonts w:ascii="Times New Roman" w:hAnsi="Times New Roman" w:cs="Times New Roman"/>
-                <w:lang w:val="en-US"/>
-              </w:rPr>
-              <w:t>).</w:t>
-            </w:r>
-          </w:p>
-          <w:p>
-            <w:pPr>
-              <w:spacing w:afterLines="24" w:after="57" w:line="260" w:lineRule="exact"/>
-            </w:pPr>
-            <w:r>
-              <w:t>Sử dụng công cụ Git, VSCode</w:t>
-            </w:r>
-            <w:r>
-              <w:t>.</w:t>
-            </w:r>
-          </w:p>
-          <w:p>
-            <w:pPr>
-              <w:spacing w:afterLines="24" w:after="57" w:line="260" w:lineRule="exact"/>
-            </w:pPr>
-            <w:r>
-              <w:t xml:space="preserve">Ngôn ngữ: </w:t>
-            </w:r>
-            <w:r>
-              <w:t>Vietnamese</w:t>
-            </w:r>
-            <w:r>
-              <w:t xml:space="preserve"> (native</w:t>
-            </w:r>
-            <w:r>
-              <w:t xml:space="preserve">), </w:t>
-            </w:r>
-            <w:r>
-              <w:t>English</w:t>
+              <w:t>C#</w:t>
             </w:r>
             <w:bookmarkStart w:id="0" w:name="_GoBack"/>
             <w:bookmarkEnd w:id="0"/>
+            <w:r>
+              <w:rPr>
+                <w:rFonts w:ascii="Times New Roman" w:hAnsi="Times New Roman" w:cs="Times New Roman"/>
+                <w:lang w:val="en-US"/>
+              </w:rPr>
+              <w:t>).</w:t>
+            </w:r>
+          </w:p>
+          <w:p>
+            <w:pPr>
+              <w:spacing w:afterLines="24" w:after="57" w:line="260" w:lineRule="exact"/>
+            </w:pPr>
+            <w:r>
+              <w:t>Sử dụng công cụ Git, VSCode</w:t>
+            </w:r>
+            <w:r>
+              <w:t>.</w:t>
+            </w:r>
+          </w:p>
+          <w:p>
+            <w:pPr>
+              <w:spacing w:afterLines="24" w:after="57" w:line="260" w:lineRule="exact"/>
+            </w:pPr>
+            <w:r>
+              <w:t xml:space="preserve">Ngôn ngữ: </w:t>
+            </w:r>
+            <w:r>
+              <w:t>Vietnamese</w:t>
+            </w:r>
+            <w:r>
+              <w:t xml:space="preserve"> (native</w:t>
+            </w:r>
+            <w:r>
+              <w:t xml:space="preserve">), </w:t>
+            </w:r>
+            <w:r>
+              <w:t>English</w:t>
+            </w:r>
             <w:r>
               <w:t>.</w:t>
             </w:r>

--- a/public/dluongta_resume.docx
+++ b/public/dluongta_resume.docx
@@ -32,7 +32,7 @@
                 <wp:docPr id="793183896" name="Group 6">
                   <a:extLst xmlns:a="http://schemas.openxmlformats.org/drawingml/2006/main">
                     <a:ext uri="{C183D7F6-B498-43B3-948B-1728B52AA6E4}">
-                      <adec:decorative xmlns="" xmlns:cx2="http://schemas.microsoft.com/office/drawing/2015/10/21/chartex" xmlns:cx3="http://schemas.microsoft.com/office/drawing/2016/5/9/chartex" xmlns:cx4="http://schemas.microsoft.com/office/drawing/2016/5/10/chartex" xmlns:cx5="http://schemas.microsoft.com/office/drawing/2016/5/11/chartex" xmlns:cx6="http://schemas.microsoft.com/office/drawing/2016/5/12/chartex" xmlns:cx7="http://schemas.microsoft.com/office/drawing/2016/5/13/chartex" xmlns:cx8="http://schemas.microsoft.com/office/drawing/2016/5/14/chartex" xmlns:aink="http://schemas.microsoft.com/office/drawing/2016/ink" xmlns:am3d="http://schemas.microsoft.com/office/drawing/2017/model3d" xmlns:o="urn:schemas-microsoft-com:office:office" xmlns:oel="http://schemas.microsoft.com/office/2019/extlst" xmlns:v="urn:schemas-microsoft-com:vml" xmlns:w10="urn:schemas-microsoft-com:office:word" xmlns:w="http://schemas.openxmlformats.org/wordprocessingml/2006/main" xmlns:w16cex="http://schemas.microsoft.com/office/word/2018/wordml/cex" xmlns:w16cid="http://schemas.microsoft.com/office/word/2016/wordml/cid" xmlns:w16="http://schemas.microsoft.com/office/word/2018/wordml" xmlns:w16du="http://schemas.microsoft.com/office/word/2023/wordml/word16du" xmlns:w16sdtdh="http://schemas.microsoft.com/office/word/2020/wordml/sdtdatahash" xmlns:w16sdtfl="http://schemas.microsoft.com/office/word/2024/wordml/sdtformatlock" xmlns:adec="http://schemas.microsoft.com/office/drawing/2017/decorative" val="1"/>
+                      <adec:decorative xmlns:adec="http://schemas.microsoft.com/office/drawing/2017/decorative" xmlns:w16sdtfl="http://schemas.microsoft.com/office/word/2024/wordml/sdtformatlock" xmlns:w16sdtdh="http://schemas.microsoft.com/office/word/2020/wordml/sdtdatahash" xmlns:w16du="http://schemas.microsoft.com/office/word/2023/wordml/word16du" xmlns:w16="http://schemas.microsoft.com/office/word/2018/wordml" xmlns:w16cid="http://schemas.microsoft.com/office/word/2016/wordml/cid" xmlns:w16cex="http://schemas.microsoft.com/office/word/2018/wordml/cex" xmlns:w="http://schemas.openxmlformats.org/wordprocessingml/2006/main" xmlns:w10="urn:schemas-microsoft-com:office:word" xmlns:v="urn:schemas-microsoft-com:vml" xmlns:oel="http://schemas.microsoft.com/office/2019/extlst" xmlns:o="urn:schemas-microsoft-com:office:office" xmlns:am3d="http://schemas.microsoft.com/office/drawing/2017/model3d" xmlns:aink="http://schemas.microsoft.com/office/drawing/2016/ink" xmlns:cx8="http://schemas.microsoft.com/office/drawing/2016/5/14/chartex" xmlns:cx7="http://schemas.microsoft.com/office/drawing/2016/5/13/chartex" xmlns:cx6="http://schemas.microsoft.com/office/drawing/2016/5/12/chartex" xmlns:cx5="http://schemas.microsoft.com/office/drawing/2016/5/11/chartex" xmlns:cx4="http://schemas.microsoft.com/office/drawing/2016/5/10/chartex" xmlns:cx3="http://schemas.microsoft.com/office/drawing/2016/5/9/chartex" xmlns:cx2="http://schemas.microsoft.com/office/drawing/2015/10/21/chartex" xmlns="" val="1"/>
                     </a:ext>
                   </a:extLst>
                 </wp:docPr>
@@ -53,7 +53,7 @@
                         <wps:cNvPr id="1434342015" name="Rectangle 1">
                           <a:extLst>
                             <a:ext uri="{C183D7F6-B498-43B3-948B-1728B52AA6E4}">
-                              <adec:decorative xmlns="" xmlns:cx2="http://schemas.microsoft.com/office/drawing/2015/10/21/chartex" xmlns:cx3="http://schemas.microsoft.com/office/drawing/2016/5/9/chartex" xmlns:cx4="http://schemas.microsoft.com/office/drawing/2016/5/10/chartex" xmlns:cx5="http://schemas.microsoft.com/office/drawing/2016/5/11/chartex" xmlns:cx6="http://schemas.microsoft.com/office/drawing/2016/5/12/chartex" xmlns:cx7="http://schemas.microsoft.com/office/drawing/2016/5/13/chartex" xmlns:cx8="http://schemas.microsoft.com/office/drawing/2016/5/14/chartex" xmlns:aink="http://schemas.microsoft.com/office/drawing/2016/ink" xmlns:am3d="http://schemas.microsoft.com/office/drawing/2017/model3d" xmlns:o="urn:schemas-microsoft-com:office:office" xmlns:oel="http://schemas.microsoft.com/office/2019/extlst" xmlns:v="urn:schemas-microsoft-com:vml" xmlns:w10="urn:schemas-microsoft-com:office:word" xmlns:w="http://schemas.openxmlformats.org/wordprocessingml/2006/main" xmlns:w16cex="http://schemas.microsoft.com/office/word/2018/wordml/cex" xmlns:w16cid="http://schemas.microsoft.com/office/word/2016/wordml/cid" xmlns:w16="http://schemas.microsoft.com/office/word/2018/wordml" xmlns:w16du="http://schemas.microsoft.com/office/word/2023/wordml/word16du" xmlns:w16sdtdh="http://schemas.microsoft.com/office/word/2020/wordml/sdtdatahash" xmlns:w16sdtfl="http://schemas.microsoft.com/office/word/2024/wordml/sdtformatlock" xmlns:adec="http://schemas.microsoft.com/office/drawing/2017/decorative" val="1"/>
+                              <adec:decorative xmlns:adec="http://schemas.microsoft.com/office/drawing/2017/decorative" xmlns:w16sdtfl="http://schemas.microsoft.com/office/word/2024/wordml/sdtformatlock" xmlns:w16sdtdh="http://schemas.microsoft.com/office/word/2020/wordml/sdtdatahash" xmlns:w16du="http://schemas.microsoft.com/office/word/2023/wordml/word16du" xmlns:w16="http://schemas.microsoft.com/office/word/2018/wordml" xmlns:w16cid="http://schemas.microsoft.com/office/word/2016/wordml/cid" xmlns:w16cex="http://schemas.microsoft.com/office/word/2018/wordml/cex" xmlns:w="http://schemas.openxmlformats.org/wordprocessingml/2006/main" xmlns:w10="urn:schemas-microsoft-com:office:word" xmlns:v="urn:schemas-microsoft-com:vml" xmlns:oel="http://schemas.microsoft.com/office/2019/extlst" xmlns:o="urn:schemas-microsoft-com:office:office" xmlns:am3d="http://schemas.microsoft.com/office/drawing/2017/model3d" xmlns:aink="http://schemas.microsoft.com/office/drawing/2016/ink" xmlns:cx8="http://schemas.microsoft.com/office/drawing/2016/5/14/chartex" xmlns:cx7="http://schemas.microsoft.com/office/drawing/2016/5/13/chartex" xmlns:cx6="http://schemas.microsoft.com/office/drawing/2016/5/12/chartex" xmlns:cx5="http://schemas.microsoft.com/office/drawing/2016/5/11/chartex" xmlns:cx4="http://schemas.microsoft.com/office/drawing/2016/5/10/chartex" xmlns:cx3="http://schemas.microsoft.com/office/drawing/2016/5/9/chartex" xmlns:cx2="http://schemas.microsoft.com/office/drawing/2015/10/21/chartex" xmlns="" val="1"/>
                             </a:ext>
                           </a:extLst>
                         </wps:cNvPr>
@@ -98,7 +98,7 @@
                         <wps:cNvPr id="1234481726" name="Rectangle 1">
                           <a:extLst>
                             <a:ext uri="{C183D7F6-B498-43B3-948B-1728B52AA6E4}">
-                              <adec:decorative xmlns="" xmlns:cx2="http://schemas.microsoft.com/office/drawing/2015/10/21/chartex" xmlns:cx3="http://schemas.microsoft.com/office/drawing/2016/5/9/chartex" xmlns:cx4="http://schemas.microsoft.com/office/drawing/2016/5/10/chartex" xmlns:cx5="http://schemas.microsoft.com/office/drawing/2016/5/11/chartex" xmlns:cx6="http://schemas.microsoft.com/office/drawing/2016/5/12/chartex" xmlns:cx7="http://schemas.microsoft.com/office/drawing/2016/5/13/chartex" xmlns:cx8="http://schemas.microsoft.com/office/drawing/2016/5/14/chartex" xmlns:aink="http://schemas.microsoft.com/office/drawing/2016/ink" xmlns:am3d="http://schemas.microsoft.com/office/drawing/2017/model3d" xmlns:o="urn:schemas-microsoft-com:office:office" xmlns:oel="http://schemas.microsoft.com/office/2019/extlst" xmlns:v="urn:schemas-microsoft-com:vml" xmlns:w10="urn:schemas-microsoft-com:office:word" xmlns:w="http://schemas.openxmlformats.org/wordprocessingml/2006/main" xmlns:w16cex="http://schemas.microsoft.com/office/word/2018/wordml/cex" xmlns:w16cid="http://schemas.microsoft.com/office/word/2016/wordml/cid" xmlns:w16="http://schemas.microsoft.com/office/word/2018/wordml" xmlns:w16du="http://schemas.microsoft.com/office/word/2023/wordml/word16du" xmlns:w16sdtdh="http://schemas.microsoft.com/office/word/2020/wordml/sdtdatahash" xmlns:w16sdtfl="http://schemas.microsoft.com/office/word/2024/wordml/sdtformatlock" xmlns:adec="http://schemas.microsoft.com/office/drawing/2017/decorative" val="1"/>
+                              <adec:decorative xmlns:adec="http://schemas.microsoft.com/office/drawing/2017/decorative" xmlns:w16sdtfl="http://schemas.microsoft.com/office/word/2024/wordml/sdtformatlock" xmlns:w16sdtdh="http://schemas.microsoft.com/office/word/2020/wordml/sdtdatahash" xmlns:w16du="http://schemas.microsoft.com/office/word/2023/wordml/word16du" xmlns:w16="http://schemas.microsoft.com/office/word/2018/wordml" xmlns:w16cid="http://schemas.microsoft.com/office/word/2016/wordml/cid" xmlns:w16cex="http://schemas.microsoft.com/office/word/2018/wordml/cex" xmlns:w="http://schemas.openxmlformats.org/wordprocessingml/2006/main" xmlns:w10="urn:schemas-microsoft-com:office:word" xmlns:v="urn:schemas-microsoft-com:vml" xmlns:oel="http://schemas.microsoft.com/office/2019/extlst" xmlns:o="urn:schemas-microsoft-com:office:office" xmlns:am3d="http://schemas.microsoft.com/office/drawing/2017/model3d" xmlns:aink="http://schemas.microsoft.com/office/drawing/2016/ink" xmlns:cx8="http://schemas.microsoft.com/office/drawing/2016/5/14/chartex" xmlns:cx7="http://schemas.microsoft.com/office/drawing/2016/5/13/chartex" xmlns:cx6="http://schemas.microsoft.com/office/drawing/2016/5/12/chartex" xmlns:cx5="http://schemas.microsoft.com/office/drawing/2016/5/11/chartex" xmlns:cx4="http://schemas.microsoft.com/office/drawing/2016/5/10/chartex" xmlns:cx3="http://schemas.microsoft.com/office/drawing/2016/5/9/chartex" xmlns:cx2="http://schemas.microsoft.com/office/drawing/2015/10/21/chartex" xmlns="" val="1"/>
                             </a:ext>
                           </a:extLst>
                         </wps:cNvPr>
@@ -668,11 +668,31 @@
           </w:tcPr>
           <w:p>
             <w:pPr>
-              <w:rPr>
-                <w:rFonts w:ascii="Times New Roman" w:hAnsi="Times New Roman" w:cs="Times New Roman"/>
-                <w:color w:val="043D68"/>
-              </w:rPr>
-            </w:pPr>
+              <w:pStyle w:val="Subtitle"/>
+              <w:rPr>
+                <w:rFonts w:ascii="Times New Roman" w:hAnsi="Times New Roman" w:cs="Times New Roman"/>
+                <w:sz w:val="22"/>
+              </w:rPr>
+            </w:pPr>
+          </w:p>
+          <w:p>
+            <w:pPr>
+              <w:pStyle w:val="Subtitle"/>
+              <w:spacing w:line="360" w:lineRule="auto"/>
+              <w:rPr>
+                <w:rFonts w:ascii="Times New Roman" w:hAnsi="Times New Roman" w:cs="Times New Roman"/>
+                <w:sz w:val="22"/>
+              </w:rPr>
+            </w:pPr>
+            <w:r>
+              <w:rPr>
+                <w:rFonts w:ascii="Times New Roman" w:hAnsi="Times New Roman" w:cs="Times New Roman"/>
+                <w:sz w:val="22"/>
+              </w:rPr>
+              <w:t>KINH NGHIỆM</w:t>
+            </w:r>
+            <w:bookmarkStart w:id="0" w:name="_GoBack"/>
+            <w:bookmarkEnd w:id="0"/>
           </w:p>
           <w:p>
             <w:pPr>
@@ -1082,8 +1102,6 @@
             <w:r>
               <w:t>.</w:t>
             </w:r>
-            <w:bookmarkStart w:id="0" w:name="_GoBack"/>
-            <w:bookmarkEnd w:id="0"/>
           </w:p>
           <w:p>
             <w:pPr>
@@ -1609,6 +1627,7 @@
             <w:pPr>
               <w:rPr>
                 <w:rFonts w:ascii="Times New Roman" w:hAnsi="Times New Roman" w:cs="Times New Roman"/>
+                <w:sz w:val="24"/>
               </w:rPr>
             </w:pPr>
             <w:r>
@@ -1685,16 +1704,10 @@
           </w:p>
           <w:p>
             <w:pPr>
-              <w:rPr>
-                <w:rFonts w:ascii="Times New Roman" w:hAnsi="Times New Roman" w:cs="Times New Roman"/>
-              </w:rPr>
-            </w:pPr>
-          </w:p>
-          <w:p>
-            <w:pPr>
               <w:spacing w:line="360" w:lineRule="auto"/>
               <w:rPr>
                 <w:rFonts w:ascii="Times New Roman" w:hAnsi="Times New Roman" w:cs="Times New Roman"/>
+                <w:sz w:val="24"/>
               </w:rPr>
             </w:pPr>
             <w:r>
@@ -3015,7 +3028,7 @@
 </file>
 
 <file path=customXml/itemProps1.xml><?xml version="1.0" encoding="utf-8"?>
-<ds:datastoreItem xmlns:ds="http://schemas.openxmlformats.org/officeDocument/2006/customXml" ds:itemID="{26290787-6D6F-468D-9249-CD44A6B3BBB5}">
+<ds:datastoreItem xmlns:ds="http://schemas.openxmlformats.org/officeDocument/2006/customXml" ds:itemID="{30070E3C-1BE4-47A0-A9D4-66CEC42E7570}">
   <ds:schemaRefs>
     <ds:schemaRef ds:uri="http://schemas.openxmlformats.org/officeDocument/2006/bibliography"/>
   </ds:schemaRefs>

--- a/public/dluongta_resume.docx
+++ b/public/dluongta_resume.docx
@@ -32,7 +32,7 @@
                 <wp:docPr id="793183896" name="Group 6">
                   <a:extLst xmlns:a="http://schemas.openxmlformats.org/drawingml/2006/main">
                     <a:ext uri="{C183D7F6-B498-43B3-948B-1728B52AA6E4}">
-                      <adec:decorative xmlns:adec="http://schemas.microsoft.com/office/drawing/2017/decorative" xmlns:w16sdtfl="http://schemas.microsoft.com/office/word/2024/wordml/sdtformatlock" xmlns:w16sdtdh="http://schemas.microsoft.com/office/word/2020/wordml/sdtdatahash" xmlns:w16du="http://schemas.microsoft.com/office/word/2023/wordml/word16du" xmlns:w16="http://schemas.microsoft.com/office/word/2018/wordml" xmlns:w16cid="http://schemas.microsoft.com/office/word/2016/wordml/cid" xmlns:w16cex="http://schemas.microsoft.com/office/word/2018/wordml/cex" xmlns:w="http://schemas.openxmlformats.org/wordprocessingml/2006/main" xmlns:w10="urn:schemas-microsoft-com:office:word" xmlns:v="urn:schemas-microsoft-com:vml" xmlns:oel="http://schemas.microsoft.com/office/2019/extlst" xmlns:o="urn:schemas-microsoft-com:office:office" xmlns:am3d="http://schemas.microsoft.com/office/drawing/2017/model3d" xmlns:aink="http://schemas.microsoft.com/office/drawing/2016/ink" xmlns:cx8="http://schemas.microsoft.com/office/drawing/2016/5/14/chartex" xmlns:cx7="http://schemas.microsoft.com/office/drawing/2016/5/13/chartex" xmlns:cx6="http://schemas.microsoft.com/office/drawing/2016/5/12/chartex" xmlns:cx5="http://schemas.microsoft.com/office/drawing/2016/5/11/chartex" xmlns:cx4="http://schemas.microsoft.com/office/drawing/2016/5/10/chartex" xmlns:cx3="http://schemas.microsoft.com/office/drawing/2016/5/9/chartex" xmlns:cx2="http://schemas.microsoft.com/office/drawing/2015/10/21/chartex" xmlns="" val="1"/>
+                      <adec:decorative xmlns="" xmlns:cx2="http://schemas.microsoft.com/office/drawing/2015/10/21/chartex" xmlns:cx3="http://schemas.microsoft.com/office/drawing/2016/5/9/chartex" xmlns:cx4="http://schemas.microsoft.com/office/drawing/2016/5/10/chartex" xmlns:cx5="http://schemas.microsoft.com/office/drawing/2016/5/11/chartex" xmlns:cx6="http://schemas.microsoft.com/office/drawing/2016/5/12/chartex" xmlns:cx7="http://schemas.microsoft.com/office/drawing/2016/5/13/chartex" xmlns:cx8="http://schemas.microsoft.com/office/drawing/2016/5/14/chartex" xmlns:aink="http://schemas.microsoft.com/office/drawing/2016/ink" xmlns:am3d="http://schemas.microsoft.com/office/drawing/2017/model3d" xmlns:o="urn:schemas-microsoft-com:office:office" xmlns:oel="http://schemas.microsoft.com/office/2019/extlst" xmlns:v="urn:schemas-microsoft-com:vml" xmlns:w10="urn:schemas-microsoft-com:office:word" xmlns:w="http://schemas.openxmlformats.org/wordprocessingml/2006/main" xmlns:w16cex="http://schemas.microsoft.com/office/word/2018/wordml/cex" xmlns:w16cid="http://schemas.microsoft.com/office/word/2016/wordml/cid" xmlns:w16="http://schemas.microsoft.com/office/word/2018/wordml" xmlns:w16du="http://schemas.microsoft.com/office/word/2023/wordml/word16du" xmlns:w16sdtdh="http://schemas.microsoft.com/office/word/2020/wordml/sdtdatahash" xmlns:w16sdtfl="http://schemas.microsoft.com/office/word/2024/wordml/sdtformatlock" xmlns:adec="http://schemas.microsoft.com/office/drawing/2017/decorative" val="1"/>
                     </a:ext>
                   </a:extLst>
                 </wp:docPr>
@@ -53,7 +53,7 @@
                         <wps:cNvPr id="1434342015" name="Rectangle 1">
                           <a:extLst>
                             <a:ext uri="{C183D7F6-B498-43B3-948B-1728B52AA6E4}">
-                              <adec:decorative xmlns:adec="http://schemas.microsoft.com/office/drawing/2017/decorative" xmlns:w16sdtfl="http://schemas.microsoft.com/office/word/2024/wordml/sdtformatlock" xmlns:w16sdtdh="http://schemas.microsoft.com/office/word/2020/wordml/sdtdatahash" xmlns:w16du="http://schemas.microsoft.com/office/word/2023/wordml/word16du" xmlns:w16="http://schemas.microsoft.com/office/word/2018/wordml" xmlns:w16cid="http://schemas.microsoft.com/office/word/2016/wordml/cid" xmlns:w16cex="http://schemas.microsoft.com/office/word/2018/wordml/cex" xmlns:w="http://schemas.openxmlformats.org/wordprocessingml/2006/main" xmlns:w10="urn:schemas-microsoft-com:office:word" xmlns:v="urn:schemas-microsoft-com:vml" xmlns:oel="http://schemas.microsoft.com/office/2019/extlst" xmlns:o="urn:schemas-microsoft-com:office:office" xmlns:am3d="http://schemas.microsoft.com/office/drawing/2017/model3d" xmlns:aink="http://schemas.microsoft.com/office/drawing/2016/ink" xmlns:cx8="http://schemas.microsoft.com/office/drawing/2016/5/14/chartex" xmlns:cx7="http://schemas.microsoft.com/office/drawing/2016/5/13/chartex" xmlns:cx6="http://schemas.microsoft.com/office/drawing/2016/5/12/chartex" xmlns:cx5="http://schemas.microsoft.com/office/drawing/2016/5/11/chartex" xmlns:cx4="http://schemas.microsoft.com/office/drawing/2016/5/10/chartex" xmlns:cx3="http://schemas.microsoft.com/office/drawing/2016/5/9/chartex" xmlns:cx2="http://schemas.microsoft.com/office/drawing/2015/10/21/chartex" xmlns="" val="1"/>
+                              <adec:decorative xmlns="" xmlns:cx2="http://schemas.microsoft.com/office/drawing/2015/10/21/chartex" xmlns:cx3="http://schemas.microsoft.com/office/drawing/2016/5/9/chartex" xmlns:cx4="http://schemas.microsoft.com/office/drawing/2016/5/10/chartex" xmlns:cx5="http://schemas.microsoft.com/office/drawing/2016/5/11/chartex" xmlns:cx6="http://schemas.microsoft.com/office/drawing/2016/5/12/chartex" xmlns:cx7="http://schemas.microsoft.com/office/drawing/2016/5/13/chartex" xmlns:cx8="http://schemas.microsoft.com/office/drawing/2016/5/14/chartex" xmlns:aink="http://schemas.microsoft.com/office/drawing/2016/ink" xmlns:am3d="http://schemas.microsoft.com/office/drawing/2017/model3d" xmlns:o="urn:schemas-microsoft-com:office:office" xmlns:oel="http://schemas.microsoft.com/office/2019/extlst" xmlns:v="urn:schemas-microsoft-com:vml" xmlns:w10="urn:schemas-microsoft-com:office:word" xmlns:w="http://schemas.openxmlformats.org/wordprocessingml/2006/main" xmlns:w16cex="http://schemas.microsoft.com/office/word/2018/wordml/cex" xmlns:w16cid="http://schemas.microsoft.com/office/word/2016/wordml/cid" xmlns:w16="http://schemas.microsoft.com/office/word/2018/wordml" xmlns:w16du="http://schemas.microsoft.com/office/word/2023/wordml/word16du" xmlns:w16sdtdh="http://schemas.microsoft.com/office/word/2020/wordml/sdtdatahash" xmlns:w16sdtfl="http://schemas.microsoft.com/office/word/2024/wordml/sdtformatlock" xmlns:adec="http://schemas.microsoft.com/office/drawing/2017/decorative" val="1"/>
                             </a:ext>
                           </a:extLst>
                         </wps:cNvPr>
@@ -98,7 +98,7 @@
                         <wps:cNvPr id="1234481726" name="Rectangle 1">
                           <a:extLst>
                             <a:ext uri="{C183D7F6-B498-43B3-948B-1728B52AA6E4}">
-                              <adec:decorative xmlns:adec="http://schemas.microsoft.com/office/drawing/2017/decorative" xmlns:w16sdtfl="http://schemas.microsoft.com/office/word/2024/wordml/sdtformatlock" xmlns:w16sdtdh="http://schemas.microsoft.com/office/word/2020/wordml/sdtdatahash" xmlns:w16du="http://schemas.microsoft.com/office/word/2023/wordml/word16du" xmlns:w16="http://schemas.microsoft.com/office/word/2018/wordml" xmlns:w16cid="http://schemas.microsoft.com/office/word/2016/wordml/cid" xmlns:w16cex="http://schemas.microsoft.com/office/word/2018/wordml/cex" xmlns:w="http://schemas.openxmlformats.org/wordprocessingml/2006/main" xmlns:w10="urn:schemas-microsoft-com:office:word" xmlns:v="urn:schemas-microsoft-com:vml" xmlns:oel="http://schemas.microsoft.com/office/2019/extlst" xmlns:o="urn:schemas-microsoft-com:office:office" xmlns:am3d="http://schemas.microsoft.com/office/drawing/2017/model3d" xmlns:aink="http://schemas.microsoft.com/office/drawing/2016/ink" xmlns:cx8="http://schemas.microsoft.com/office/drawing/2016/5/14/chartex" xmlns:cx7="http://schemas.microsoft.com/office/drawing/2016/5/13/chartex" xmlns:cx6="http://schemas.microsoft.com/office/drawing/2016/5/12/chartex" xmlns:cx5="http://schemas.microsoft.com/office/drawing/2016/5/11/chartex" xmlns:cx4="http://schemas.microsoft.com/office/drawing/2016/5/10/chartex" xmlns:cx3="http://schemas.microsoft.com/office/drawing/2016/5/9/chartex" xmlns:cx2="http://schemas.microsoft.com/office/drawing/2015/10/21/chartex" xmlns="" val="1"/>
+                              <adec:decorative xmlns="" xmlns:cx2="http://schemas.microsoft.com/office/drawing/2015/10/21/chartex" xmlns:cx3="http://schemas.microsoft.com/office/drawing/2016/5/9/chartex" xmlns:cx4="http://schemas.microsoft.com/office/drawing/2016/5/10/chartex" xmlns:cx5="http://schemas.microsoft.com/office/drawing/2016/5/11/chartex" xmlns:cx6="http://schemas.microsoft.com/office/drawing/2016/5/12/chartex" xmlns:cx7="http://schemas.microsoft.com/office/drawing/2016/5/13/chartex" xmlns:cx8="http://schemas.microsoft.com/office/drawing/2016/5/14/chartex" xmlns:aink="http://schemas.microsoft.com/office/drawing/2016/ink" xmlns:am3d="http://schemas.microsoft.com/office/drawing/2017/model3d" xmlns:o="urn:schemas-microsoft-com:office:office" xmlns:oel="http://schemas.microsoft.com/office/2019/extlst" xmlns:v="urn:schemas-microsoft-com:vml" xmlns:w10="urn:schemas-microsoft-com:office:word" xmlns:w="http://schemas.openxmlformats.org/wordprocessingml/2006/main" xmlns:w16cex="http://schemas.microsoft.com/office/word/2018/wordml/cex" xmlns:w16cid="http://schemas.microsoft.com/office/word/2016/wordml/cid" xmlns:w16="http://schemas.microsoft.com/office/word/2018/wordml" xmlns:w16du="http://schemas.microsoft.com/office/word/2023/wordml/word16du" xmlns:w16sdtdh="http://schemas.microsoft.com/office/word/2020/wordml/sdtdatahash" xmlns:w16sdtfl="http://schemas.microsoft.com/office/word/2024/wordml/sdtformatlock" xmlns:adec="http://schemas.microsoft.com/office/drawing/2017/decorative" val="1"/>
                             </a:ext>
                           </a:extLst>
                         </wps:cNvPr>
@@ -678,7 +678,7 @@
           <w:p>
             <w:pPr>
               <w:pStyle w:val="Subtitle"/>
-              <w:spacing w:line="360" w:lineRule="auto"/>
+              <w:spacing w:line="312" w:lineRule="auto"/>
               <w:rPr>
                 <w:rFonts w:ascii="Times New Roman" w:hAnsi="Times New Roman" w:cs="Times New Roman"/>
                 <w:sz w:val="22"/>
@@ -690,27 +690,27 @@
                 <w:sz w:val="22"/>
               </w:rPr>
               <w:t>KINH NGHIỆM</w:t>
+            </w:r>
+          </w:p>
+          <w:p>
+            <w:pPr>
+              <w:pStyle w:val="Heading1"/>
+              <w:rPr>
+                <w:rFonts w:ascii="Times New Roman" w:hAnsi="Times New Roman" w:cs="Times New Roman"/>
+                <w:sz w:val="18"/>
+                <w:szCs w:val="18"/>
+              </w:rPr>
+            </w:pPr>
+            <w:r>
+              <w:rPr>
+                <w:rFonts w:ascii="Times New Roman" w:hAnsi="Times New Roman" w:cs="Times New Roman"/>
+                <w:sz w:val="18"/>
+                <w:szCs w:val="18"/>
+              </w:rPr>
+              <w:t>Frontend Intern – FPT SofTWARE</w:t>
             </w:r>
             <w:bookmarkStart w:id="0" w:name="_GoBack"/>
             <w:bookmarkEnd w:id="0"/>
-          </w:p>
-          <w:p>
-            <w:pPr>
-              <w:pStyle w:val="Heading1"/>
-              <w:rPr>
-                <w:rFonts w:ascii="Times New Roman" w:hAnsi="Times New Roman" w:cs="Times New Roman"/>
-                <w:sz w:val="18"/>
-                <w:szCs w:val="18"/>
-              </w:rPr>
-            </w:pPr>
-            <w:r>
-              <w:rPr>
-                <w:rFonts w:ascii="Times New Roman" w:hAnsi="Times New Roman" w:cs="Times New Roman"/>
-                <w:sz w:val="18"/>
-                <w:szCs w:val="18"/>
-              </w:rPr>
-              <w:t>Frontend Intern – FPT SofTWARE</w:t>
-            </w:r>
           </w:p>
           <w:p>
             <w:pPr>
@@ -3028,7 +3028,7 @@
 </file>
 
 <file path=customXml/itemProps1.xml><?xml version="1.0" encoding="utf-8"?>
-<ds:datastoreItem xmlns:ds="http://schemas.openxmlformats.org/officeDocument/2006/customXml" ds:itemID="{30070E3C-1BE4-47A0-A9D4-66CEC42E7570}">
+<ds:datastoreItem xmlns:ds="http://schemas.openxmlformats.org/officeDocument/2006/customXml" ds:itemID="{E2A1BD6F-EAA1-43FB-94BB-49ECD2976A1F}">
   <ds:schemaRefs>
     <ds:schemaRef ds:uri="http://schemas.openxmlformats.org/officeDocument/2006/bibliography"/>
   </ds:schemaRefs>

--- a/public/dluongta_resume.docx
+++ b/public/dluongta_resume.docx
@@ -32,7 +32,7 @@
                 <wp:docPr id="793183896" name="Group 6">
                   <a:extLst xmlns:a="http://schemas.openxmlformats.org/drawingml/2006/main">
                     <a:ext uri="{C183D7F6-B498-43B3-948B-1728B52AA6E4}">
-                      <adec:decorative xmlns="" xmlns:cx2="http://schemas.microsoft.com/office/drawing/2015/10/21/chartex" xmlns:cx3="http://schemas.microsoft.com/office/drawing/2016/5/9/chartex" xmlns:cx4="http://schemas.microsoft.com/office/drawing/2016/5/10/chartex" xmlns:cx5="http://schemas.microsoft.com/office/drawing/2016/5/11/chartex" xmlns:cx6="http://schemas.microsoft.com/office/drawing/2016/5/12/chartex" xmlns:cx7="http://schemas.microsoft.com/office/drawing/2016/5/13/chartex" xmlns:cx8="http://schemas.microsoft.com/office/drawing/2016/5/14/chartex" xmlns:aink="http://schemas.microsoft.com/office/drawing/2016/ink" xmlns:am3d="http://schemas.microsoft.com/office/drawing/2017/model3d" xmlns:o="urn:schemas-microsoft-com:office:office" xmlns:oel="http://schemas.microsoft.com/office/2019/extlst" xmlns:v="urn:schemas-microsoft-com:vml" xmlns:w10="urn:schemas-microsoft-com:office:word" xmlns:w="http://schemas.openxmlformats.org/wordprocessingml/2006/main" xmlns:w16cex="http://schemas.microsoft.com/office/word/2018/wordml/cex" xmlns:w16cid="http://schemas.microsoft.com/office/word/2016/wordml/cid" xmlns:w16="http://schemas.microsoft.com/office/word/2018/wordml" xmlns:w16du="http://schemas.microsoft.com/office/word/2023/wordml/word16du" xmlns:w16sdtdh="http://schemas.microsoft.com/office/word/2020/wordml/sdtdatahash" xmlns:w16sdtfl="http://schemas.microsoft.com/office/word/2024/wordml/sdtformatlock" xmlns:adec="http://schemas.microsoft.com/office/drawing/2017/decorative" val="1"/>
+                      <adec:decorative xmlns:adec="http://schemas.microsoft.com/office/drawing/2017/decorative" xmlns:w16sdtfl="http://schemas.microsoft.com/office/word/2024/wordml/sdtformatlock" xmlns:w16sdtdh="http://schemas.microsoft.com/office/word/2020/wordml/sdtdatahash" xmlns:w16du="http://schemas.microsoft.com/office/word/2023/wordml/word16du" xmlns:w16="http://schemas.microsoft.com/office/word/2018/wordml" xmlns:w16cid="http://schemas.microsoft.com/office/word/2016/wordml/cid" xmlns:w16cex="http://schemas.microsoft.com/office/word/2018/wordml/cex" xmlns:w="http://schemas.openxmlformats.org/wordprocessingml/2006/main" xmlns:w10="urn:schemas-microsoft-com:office:word" xmlns:v="urn:schemas-microsoft-com:vml" xmlns:oel="http://schemas.microsoft.com/office/2019/extlst" xmlns:o="urn:schemas-microsoft-com:office:office" xmlns:am3d="http://schemas.microsoft.com/office/drawing/2017/model3d" xmlns:aink="http://schemas.microsoft.com/office/drawing/2016/ink" xmlns:cx8="http://schemas.microsoft.com/office/drawing/2016/5/14/chartex" xmlns:cx7="http://schemas.microsoft.com/office/drawing/2016/5/13/chartex" xmlns:cx6="http://schemas.microsoft.com/office/drawing/2016/5/12/chartex" xmlns:cx5="http://schemas.microsoft.com/office/drawing/2016/5/11/chartex" xmlns:cx4="http://schemas.microsoft.com/office/drawing/2016/5/10/chartex" xmlns:cx3="http://schemas.microsoft.com/office/drawing/2016/5/9/chartex" xmlns:cx2="http://schemas.microsoft.com/office/drawing/2015/10/21/chartex" xmlns="" val="1"/>
                     </a:ext>
                   </a:extLst>
                 </wp:docPr>
@@ -53,7 +53,7 @@
                         <wps:cNvPr id="1434342015" name="Rectangle 1">
                           <a:extLst>
                             <a:ext uri="{C183D7F6-B498-43B3-948B-1728B52AA6E4}">
-                              <adec:decorative xmlns="" xmlns:cx2="http://schemas.microsoft.com/office/drawing/2015/10/21/chartex" xmlns:cx3="http://schemas.microsoft.com/office/drawing/2016/5/9/chartex" xmlns:cx4="http://schemas.microsoft.com/office/drawing/2016/5/10/chartex" xmlns:cx5="http://schemas.microsoft.com/office/drawing/2016/5/11/chartex" xmlns:cx6="http://schemas.microsoft.com/office/drawing/2016/5/12/chartex" xmlns:cx7="http://schemas.microsoft.com/office/drawing/2016/5/13/chartex" xmlns:cx8="http://schemas.microsoft.com/office/drawing/2016/5/14/chartex" xmlns:aink="http://schemas.microsoft.com/office/drawing/2016/ink" xmlns:am3d="http://schemas.microsoft.com/office/drawing/2017/model3d" xmlns:o="urn:schemas-microsoft-com:office:office" xmlns:oel="http://schemas.microsoft.com/office/2019/extlst" xmlns:v="urn:schemas-microsoft-com:vml" xmlns:w10="urn:schemas-microsoft-com:office:word" xmlns:w="http://schemas.openxmlformats.org/wordprocessingml/2006/main" xmlns:w16cex="http://schemas.microsoft.com/office/word/2018/wordml/cex" xmlns:w16cid="http://schemas.microsoft.com/office/word/2016/wordml/cid" xmlns:w16="http://schemas.microsoft.com/office/word/2018/wordml" xmlns:w16du="http://schemas.microsoft.com/office/word/2023/wordml/word16du" xmlns:w16sdtdh="http://schemas.microsoft.com/office/word/2020/wordml/sdtdatahash" xmlns:w16sdtfl="http://schemas.microsoft.com/office/word/2024/wordml/sdtformatlock" xmlns:adec="http://schemas.microsoft.com/office/drawing/2017/decorative" val="1"/>
+                              <adec:decorative xmlns:adec="http://schemas.microsoft.com/office/drawing/2017/decorative" xmlns:w16sdtfl="http://schemas.microsoft.com/office/word/2024/wordml/sdtformatlock" xmlns:w16sdtdh="http://schemas.microsoft.com/office/word/2020/wordml/sdtdatahash" xmlns:w16du="http://schemas.microsoft.com/office/word/2023/wordml/word16du" xmlns:w16="http://schemas.microsoft.com/office/word/2018/wordml" xmlns:w16cid="http://schemas.microsoft.com/office/word/2016/wordml/cid" xmlns:w16cex="http://schemas.microsoft.com/office/word/2018/wordml/cex" xmlns:w="http://schemas.openxmlformats.org/wordprocessingml/2006/main" xmlns:w10="urn:schemas-microsoft-com:office:word" xmlns:v="urn:schemas-microsoft-com:vml" xmlns:oel="http://schemas.microsoft.com/office/2019/extlst" xmlns:o="urn:schemas-microsoft-com:office:office" xmlns:am3d="http://schemas.microsoft.com/office/drawing/2017/model3d" xmlns:aink="http://schemas.microsoft.com/office/drawing/2016/ink" xmlns:cx8="http://schemas.microsoft.com/office/drawing/2016/5/14/chartex" xmlns:cx7="http://schemas.microsoft.com/office/drawing/2016/5/13/chartex" xmlns:cx6="http://schemas.microsoft.com/office/drawing/2016/5/12/chartex" xmlns:cx5="http://schemas.microsoft.com/office/drawing/2016/5/11/chartex" xmlns:cx4="http://schemas.microsoft.com/office/drawing/2016/5/10/chartex" xmlns:cx3="http://schemas.microsoft.com/office/drawing/2016/5/9/chartex" xmlns:cx2="http://schemas.microsoft.com/office/drawing/2015/10/21/chartex" xmlns="" val="1"/>
                             </a:ext>
                           </a:extLst>
                         </wps:cNvPr>
@@ -98,7 +98,7 @@
                         <wps:cNvPr id="1234481726" name="Rectangle 1">
                           <a:extLst>
                             <a:ext uri="{C183D7F6-B498-43B3-948B-1728B52AA6E4}">
-                              <adec:decorative xmlns="" xmlns:cx2="http://schemas.microsoft.com/office/drawing/2015/10/21/chartex" xmlns:cx3="http://schemas.microsoft.com/office/drawing/2016/5/9/chartex" xmlns:cx4="http://schemas.microsoft.com/office/drawing/2016/5/10/chartex" xmlns:cx5="http://schemas.microsoft.com/office/drawing/2016/5/11/chartex" xmlns:cx6="http://schemas.microsoft.com/office/drawing/2016/5/12/chartex" xmlns:cx7="http://schemas.microsoft.com/office/drawing/2016/5/13/chartex" xmlns:cx8="http://schemas.microsoft.com/office/drawing/2016/5/14/chartex" xmlns:aink="http://schemas.microsoft.com/office/drawing/2016/ink" xmlns:am3d="http://schemas.microsoft.com/office/drawing/2017/model3d" xmlns:o="urn:schemas-microsoft-com:office:office" xmlns:oel="http://schemas.microsoft.com/office/2019/extlst" xmlns:v="urn:schemas-microsoft-com:vml" xmlns:w10="urn:schemas-microsoft-com:office:word" xmlns:w="http://schemas.openxmlformats.org/wordprocessingml/2006/main" xmlns:w16cex="http://schemas.microsoft.com/office/word/2018/wordml/cex" xmlns:w16cid="http://schemas.microsoft.com/office/word/2016/wordml/cid" xmlns:w16="http://schemas.microsoft.com/office/word/2018/wordml" xmlns:w16du="http://schemas.microsoft.com/office/word/2023/wordml/word16du" xmlns:w16sdtdh="http://schemas.microsoft.com/office/word/2020/wordml/sdtdatahash" xmlns:w16sdtfl="http://schemas.microsoft.com/office/word/2024/wordml/sdtformatlock" xmlns:adec="http://schemas.microsoft.com/office/drawing/2017/decorative" val="1"/>
+                              <adec:decorative xmlns:adec="http://schemas.microsoft.com/office/drawing/2017/decorative" xmlns:w16sdtfl="http://schemas.microsoft.com/office/word/2024/wordml/sdtformatlock" xmlns:w16sdtdh="http://schemas.microsoft.com/office/word/2020/wordml/sdtdatahash" xmlns:w16du="http://schemas.microsoft.com/office/word/2023/wordml/word16du" xmlns:w16="http://schemas.microsoft.com/office/word/2018/wordml" xmlns:w16cid="http://schemas.microsoft.com/office/word/2016/wordml/cid" xmlns:w16cex="http://schemas.microsoft.com/office/word/2018/wordml/cex" xmlns:w="http://schemas.openxmlformats.org/wordprocessingml/2006/main" xmlns:w10="urn:schemas-microsoft-com:office:word" xmlns:v="urn:schemas-microsoft-com:vml" xmlns:oel="http://schemas.microsoft.com/office/2019/extlst" xmlns:o="urn:schemas-microsoft-com:office:office" xmlns:am3d="http://schemas.microsoft.com/office/drawing/2017/model3d" xmlns:aink="http://schemas.microsoft.com/office/drawing/2016/ink" xmlns:cx8="http://schemas.microsoft.com/office/drawing/2016/5/14/chartex" xmlns:cx7="http://schemas.microsoft.com/office/drawing/2016/5/13/chartex" xmlns:cx6="http://schemas.microsoft.com/office/drawing/2016/5/12/chartex" xmlns:cx5="http://schemas.microsoft.com/office/drawing/2016/5/11/chartex" xmlns:cx4="http://schemas.microsoft.com/office/drawing/2016/5/10/chartex" xmlns:cx3="http://schemas.microsoft.com/office/drawing/2016/5/9/chartex" xmlns:cx2="http://schemas.microsoft.com/office/drawing/2015/10/21/chartex" xmlns="" val="1"/>
                             </a:ext>
                           </a:extLst>
                         </wps:cNvPr>
@@ -678,7 +678,7 @@
           <w:p>
             <w:pPr>
               <w:pStyle w:val="Subtitle"/>
-              <w:spacing w:line="312" w:lineRule="auto"/>
+              <w:spacing w:line="300" w:lineRule="auto"/>
               <w:rPr>
                 <w:rFonts w:ascii="Times New Roman" w:hAnsi="Times New Roman" w:cs="Times New Roman"/>
                 <w:sz w:val="22"/>
@@ -709,8 +709,6 @@
               </w:rPr>
               <w:t>Frontend Intern – FPT SofTWARE</w:t>
             </w:r>
-            <w:bookmarkStart w:id="0" w:name="_GoBack"/>
-            <w:bookmarkEnd w:id="0"/>
           </w:p>
           <w:p>
             <w:pPr>
@@ -1866,6 +1864,8 @@
               </w:rPr>
               <w:t>KỸ NĂNG</w:t>
             </w:r>
+            <w:bookmarkStart w:id="0" w:name="_GoBack"/>
+            <w:bookmarkEnd w:id="0"/>
           </w:p>
           <w:p>
             <w:pPr>
@@ -3028,7 +3028,7 @@
 </file>
 
 <file path=customXml/itemProps1.xml><?xml version="1.0" encoding="utf-8"?>
-<ds:datastoreItem xmlns:ds="http://schemas.openxmlformats.org/officeDocument/2006/customXml" ds:itemID="{E2A1BD6F-EAA1-43FB-94BB-49ECD2976A1F}">
+<ds:datastoreItem xmlns:ds="http://schemas.openxmlformats.org/officeDocument/2006/customXml" ds:itemID="{3BD85E24-F1AB-403A-A1BA-88AB04790534}">
   <ds:schemaRefs>
     <ds:schemaRef ds:uri="http://schemas.openxmlformats.org/officeDocument/2006/bibliography"/>
   </ds:schemaRefs>

--- a/public/dluongta_resume.docx
+++ b/public/dluongta_resume.docx
@@ -32,7 +32,7 @@
                 <wp:docPr id="793183896" name="Group 6">
                   <a:extLst xmlns:a="http://schemas.openxmlformats.org/drawingml/2006/main">
                     <a:ext uri="{C183D7F6-B498-43B3-948B-1728B52AA6E4}">
-                      <adec:decorative xmlns:adec="http://schemas.microsoft.com/office/drawing/2017/decorative" xmlns:w16sdtfl="http://schemas.microsoft.com/office/word/2024/wordml/sdtformatlock" xmlns:w16sdtdh="http://schemas.microsoft.com/office/word/2020/wordml/sdtdatahash" xmlns:w16du="http://schemas.microsoft.com/office/word/2023/wordml/word16du" xmlns:w16="http://schemas.microsoft.com/office/word/2018/wordml" xmlns:w16cid="http://schemas.microsoft.com/office/word/2016/wordml/cid" xmlns:w16cex="http://schemas.microsoft.com/office/word/2018/wordml/cex" xmlns:w="http://schemas.openxmlformats.org/wordprocessingml/2006/main" xmlns:w10="urn:schemas-microsoft-com:office:word" xmlns:v="urn:schemas-microsoft-com:vml" xmlns:oel="http://schemas.microsoft.com/office/2019/extlst" xmlns:o="urn:schemas-microsoft-com:office:office" xmlns:am3d="http://schemas.microsoft.com/office/drawing/2017/model3d" xmlns:aink="http://schemas.microsoft.com/office/drawing/2016/ink" xmlns:cx8="http://schemas.microsoft.com/office/drawing/2016/5/14/chartex" xmlns:cx7="http://schemas.microsoft.com/office/drawing/2016/5/13/chartex" xmlns:cx6="http://schemas.microsoft.com/office/drawing/2016/5/12/chartex" xmlns:cx5="http://schemas.microsoft.com/office/drawing/2016/5/11/chartex" xmlns:cx4="http://schemas.microsoft.com/office/drawing/2016/5/10/chartex" xmlns:cx3="http://schemas.microsoft.com/office/drawing/2016/5/9/chartex" xmlns:cx2="http://schemas.microsoft.com/office/drawing/2015/10/21/chartex" xmlns="" val="1"/>
+                      <adec:decorative xmlns="" xmlns:cx2="http://schemas.microsoft.com/office/drawing/2015/10/21/chartex" xmlns:cx3="http://schemas.microsoft.com/office/drawing/2016/5/9/chartex" xmlns:cx4="http://schemas.microsoft.com/office/drawing/2016/5/10/chartex" xmlns:cx5="http://schemas.microsoft.com/office/drawing/2016/5/11/chartex" xmlns:cx6="http://schemas.microsoft.com/office/drawing/2016/5/12/chartex" xmlns:cx7="http://schemas.microsoft.com/office/drawing/2016/5/13/chartex" xmlns:cx8="http://schemas.microsoft.com/office/drawing/2016/5/14/chartex" xmlns:aink="http://schemas.microsoft.com/office/drawing/2016/ink" xmlns:am3d="http://schemas.microsoft.com/office/drawing/2017/model3d" xmlns:o="urn:schemas-microsoft-com:office:office" xmlns:oel="http://schemas.microsoft.com/office/2019/extlst" xmlns:v="urn:schemas-microsoft-com:vml" xmlns:w10="urn:schemas-microsoft-com:office:word" xmlns:w="http://schemas.openxmlformats.org/wordprocessingml/2006/main" xmlns:w16cex="http://schemas.microsoft.com/office/word/2018/wordml/cex" xmlns:w16cid="http://schemas.microsoft.com/office/word/2016/wordml/cid" xmlns:w16="http://schemas.microsoft.com/office/word/2018/wordml" xmlns:w16du="http://schemas.microsoft.com/office/word/2023/wordml/word16du" xmlns:w16sdtdh="http://schemas.microsoft.com/office/word/2020/wordml/sdtdatahash" xmlns:w16sdtfl="http://schemas.microsoft.com/office/word/2024/wordml/sdtformatlock" xmlns:adec="http://schemas.microsoft.com/office/drawing/2017/decorative" val="1"/>
                     </a:ext>
                   </a:extLst>
                 </wp:docPr>
@@ -53,7 +53,7 @@
                         <wps:cNvPr id="1434342015" name="Rectangle 1">
                           <a:extLst>
                             <a:ext uri="{C183D7F6-B498-43B3-948B-1728B52AA6E4}">
-                              <adec:decorative xmlns:adec="http://schemas.microsoft.com/office/drawing/2017/decorative" xmlns:w16sdtfl="http://schemas.microsoft.com/office/word/2024/wordml/sdtformatlock" xmlns:w16sdtdh="http://schemas.microsoft.com/office/word/2020/wordml/sdtdatahash" xmlns:w16du="http://schemas.microsoft.com/office/word/2023/wordml/word16du" xmlns:w16="http://schemas.microsoft.com/office/word/2018/wordml" xmlns:w16cid="http://schemas.microsoft.com/office/word/2016/wordml/cid" xmlns:w16cex="http://schemas.microsoft.com/office/word/2018/wordml/cex" xmlns:w="http://schemas.openxmlformats.org/wordprocessingml/2006/main" xmlns:w10="urn:schemas-microsoft-com:office:word" xmlns:v="urn:schemas-microsoft-com:vml" xmlns:oel="http://schemas.microsoft.com/office/2019/extlst" xmlns:o="urn:schemas-microsoft-com:office:office" xmlns:am3d="http://schemas.microsoft.com/office/drawing/2017/model3d" xmlns:aink="http://schemas.microsoft.com/office/drawing/2016/ink" xmlns:cx8="http://schemas.microsoft.com/office/drawing/2016/5/14/chartex" xmlns:cx7="http://schemas.microsoft.com/office/drawing/2016/5/13/chartex" xmlns:cx6="http://schemas.microsoft.com/office/drawing/2016/5/12/chartex" xmlns:cx5="http://schemas.microsoft.com/office/drawing/2016/5/11/chartex" xmlns:cx4="http://schemas.microsoft.com/office/drawing/2016/5/10/chartex" xmlns:cx3="http://schemas.microsoft.com/office/drawing/2016/5/9/chartex" xmlns:cx2="http://schemas.microsoft.com/office/drawing/2015/10/21/chartex" xmlns="" val="1"/>
+                              <adec:decorative xmlns="" xmlns:cx2="http://schemas.microsoft.com/office/drawing/2015/10/21/chartex" xmlns:cx3="http://schemas.microsoft.com/office/drawing/2016/5/9/chartex" xmlns:cx4="http://schemas.microsoft.com/office/drawing/2016/5/10/chartex" xmlns:cx5="http://schemas.microsoft.com/office/drawing/2016/5/11/chartex" xmlns:cx6="http://schemas.microsoft.com/office/drawing/2016/5/12/chartex" xmlns:cx7="http://schemas.microsoft.com/office/drawing/2016/5/13/chartex" xmlns:cx8="http://schemas.microsoft.com/office/drawing/2016/5/14/chartex" xmlns:aink="http://schemas.microsoft.com/office/drawing/2016/ink" xmlns:am3d="http://schemas.microsoft.com/office/drawing/2017/model3d" xmlns:o="urn:schemas-microsoft-com:office:office" xmlns:oel="http://schemas.microsoft.com/office/2019/extlst" xmlns:v="urn:schemas-microsoft-com:vml" xmlns:w10="urn:schemas-microsoft-com:office:word" xmlns:w="http://schemas.openxmlformats.org/wordprocessingml/2006/main" xmlns:w16cex="http://schemas.microsoft.com/office/word/2018/wordml/cex" xmlns:w16cid="http://schemas.microsoft.com/office/word/2016/wordml/cid" xmlns:w16="http://schemas.microsoft.com/office/word/2018/wordml" xmlns:w16du="http://schemas.microsoft.com/office/word/2023/wordml/word16du" xmlns:w16sdtdh="http://schemas.microsoft.com/office/word/2020/wordml/sdtdatahash" xmlns:w16sdtfl="http://schemas.microsoft.com/office/word/2024/wordml/sdtformatlock" xmlns:adec="http://schemas.microsoft.com/office/drawing/2017/decorative" val="1"/>
                             </a:ext>
                           </a:extLst>
                         </wps:cNvPr>
@@ -98,7 +98,7 @@
                         <wps:cNvPr id="1234481726" name="Rectangle 1">
                           <a:extLst>
                             <a:ext uri="{C183D7F6-B498-43B3-948B-1728B52AA6E4}">
-                              <adec:decorative xmlns:adec="http://schemas.microsoft.com/office/drawing/2017/decorative" xmlns:w16sdtfl="http://schemas.microsoft.com/office/word/2024/wordml/sdtformatlock" xmlns:w16sdtdh="http://schemas.microsoft.com/office/word/2020/wordml/sdtdatahash" xmlns:w16du="http://schemas.microsoft.com/office/word/2023/wordml/word16du" xmlns:w16="http://schemas.microsoft.com/office/word/2018/wordml" xmlns:w16cid="http://schemas.microsoft.com/office/word/2016/wordml/cid" xmlns:w16cex="http://schemas.microsoft.com/office/word/2018/wordml/cex" xmlns:w="http://schemas.openxmlformats.org/wordprocessingml/2006/main" xmlns:w10="urn:schemas-microsoft-com:office:word" xmlns:v="urn:schemas-microsoft-com:vml" xmlns:oel="http://schemas.microsoft.com/office/2019/extlst" xmlns:o="urn:schemas-microsoft-com:office:office" xmlns:am3d="http://schemas.microsoft.com/office/drawing/2017/model3d" xmlns:aink="http://schemas.microsoft.com/office/drawing/2016/ink" xmlns:cx8="http://schemas.microsoft.com/office/drawing/2016/5/14/chartex" xmlns:cx7="http://schemas.microsoft.com/office/drawing/2016/5/13/chartex" xmlns:cx6="http://schemas.microsoft.com/office/drawing/2016/5/12/chartex" xmlns:cx5="http://schemas.microsoft.com/office/drawing/2016/5/11/chartex" xmlns:cx4="http://schemas.microsoft.com/office/drawing/2016/5/10/chartex" xmlns:cx3="http://schemas.microsoft.com/office/drawing/2016/5/9/chartex" xmlns:cx2="http://schemas.microsoft.com/office/drawing/2015/10/21/chartex" xmlns="" val="1"/>
+                              <adec:decorative xmlns="" xmlns:cx2="http://schemas.microsoft.com/office/drawing/2015/10/21/chartex" xmlns:cx3="http://schemas.microsoft.com/office/drawing/2016/5/9/chartex" xmlns:cx4="http://schemas.microsoft.com/office/drawing/2016/5/10/chartex" xmlns:cx5="http://schemas.microsoft.com/office/drawing/2016/5/11/chartex" xmlns:cx6="http://schemas.microsoft.com/office/drawing/2016/5/12/chartex" xmlns:cx7="http://schemas.microsoft.com/office/drawing/2016/5/13/chartex" xmlns:cx8="http://schemas.microsoft.com/office/drawing/2016/5/14/chartex" xmlns:aink="http://schemas.microsoft.com/office/drawing/2016/ink" xmlns:am3d="http://schemas.microsoft.com/office/drawing/2017/model3d" xmlns:o="urn:schemas-microsoft-com:office:office" xmlns:oel="http://schemas.microsoft.com/office/2019/extlst" xmlns:v="urn:schemas-microsoft-com:vml" xmlns:w10="urn:schemas-microsoft-com:office:word" xmlns:w="http://schemas.openxmlformats.org/wordprocessingml/2006/main" xmlns:w16cex="http://schemas.microsoft.com/office/word/2018/wordml/cex" xmlns:w16cid="http://schemas.microsoft.com/office/word/2016/wordml/cid" xmlns:w16="http://schemas.microsoft.com/office/word/2018/wordml" xmlns:w16du="http://schemas.microsoft.com/office/word/2023/wordml/word16du" xmlns:w16sdtdh="http://schemas.microsoft.com/office/word/2020/wordml/sdtdatahash" xmlns:w16sdtfl="http://schemas.microsoft.com/office/word/2024/wordml/sdtformatlock" xmlns:adec="http://schemas.microsoft.com/office/drawing/2017/decorative" val="1"/>
                             </a:ext>
                           </a:extLst>
                         </wps:cNvPr>
@@ -993,16 +993,10 @@
               <w:t>ợ</w:t>
             </w:r>
             <w:r>
-              <w:t>p REST API, x</w:t>
-            </w:r>
-            <w:r>
-              <w:rPr>
-                <w:rFonts w:ascii="Calibri" w:hAnsi="Calibri" w:cs="Calibri"/>
-              </w:rPr>
-              <w:t>ử</w:t>
-            </w:r>
-            <w:r>
-              <w:t xml:space="preserve"> lý s</w:t>
+              <w:t>p REST API,</w:t>
+            </w:r>
+            <w:r>
+              <w:t xml:space="preserve"> s</w:t>
             </w:r>
             <w:r>
               <w:rPr>
@@ -1029,16 +1023,10 @@
               <w:t>ọ</w:t>
             </w:r>
             <w:r>
-              <w:t>c, l</w:t>
-            </w:r>
-            <w:r>
-              <w:rPr>
-                <w:rFonts w:ascii="Calibri" w:hAnsi="Calibri" w:cs="Calibri"/>
-              </w:rPr>
-              <w:t>ỗ</w:t>
-            </w:r>
-            <w:r>
-              <w:t>i và xây d</w:t>
+              <w:t>c dữ liệu</w:t>
+            </w:r>
+            <w:r>
+              <w:t xml:space="preserve"> và xây d</w:t>
             </w:r>
             <w:r>
               <w:rPr>
@@ -1186,7 +1174,12 @@
               <w:t>ằ</w:t>
             </w:r>
             <w:r>
-              <w:t>ng C#, SQL Server và .NET; thi</w:t>
+              <w:t>ng C#, SQL Server,</w:t>
+            </w:r>
+            <w:bookmarkStart w:id="0" w:name="_GoBack"/>
+            <w:bookmarkEnd w:id="0"/>
+            <w:r>
+              <w:t xml:space="preserve"> thi</w:t>
             </w:r>
             <w:r>
               <w:rPr>
@@ -1267,22 +1260,7 @@
               <w:t>ấ</w:t>
             </w:r>
             <w:r>
-              <w:t>n, ch</w:t>
-            </w:r>
-            <w:r>
-              <w:rPr>
-                <w:rFonts w:ascii="Calibri" w:hAnsi="Calibri" w:cs="Calibri"/>
-              </w:rPr>
-              <w:t>ữ</w:t>
-            </w:r>
-            <w:r>
-              <w:t xml:space="preserve"> ký s</w:t>
-            </w:r>
-            <w:r>
-              <w:rPr>
-                <w:rFonts w:ascii="Calibri" w:hAnsi="Calibri" w:cs="Calibri"/>
-              </w:rPr>
-              <w:t>ố</w:t>
+              <w:t>n</w:t>
             </w:r>
             <w:r>
               <w:t xml:space="preserve"> và c</w:t>
@@ -1864,8 +1842,6 @@
               </w:rPr>
               <w:t>KỸ NĂNG</w:t>
             </w:r>
-            <w:bookmarkStart w:id="0" w:name="_GoBack"/>
-            <w:bookmarkEnd w:id="0"/>
           </w:p>
           <w:p>
             <w:pPr>
@@ -3028,7 +3004,7 @@
 </file>
 
 <file path=customXml/itemProps1.xml><?xml version="1.0" encoding="utf-8"?>
-<ds:datastoreItem xmlns:ds="http://schemas.openxmlformats.org/officeDocument/2006/customXml" ds:itemID="{3BD85E24-F1AB-403A-A1BA-88AB04790534}">
+<ds:datastoreItem xmlns:ds="http://schemas.openxmlformats.org/officeDocument/2006/customXml" ds:itemID="{DD450554-7AAE-44F1-94D0-F32DDA10A56A}">
   <ds:schemaRefs>
     <ds:schemaRef ds:uri="http://schemas.openxmlformats.org/officeDocument/2006/bibliography"/>
   </ds:schemaRefs>

--- a/public/dluongta_resume.docx
+++ b/public/dluongta_resume.docx
@@ -32,7 +32,7 @@
                 <wp:docPr id="793183896" name="Group 6">
                   <a:extLst xmlns:a="http://schemas.openxmlformats.org/drawingml/2006/main">
                     <a:ext uri="{C183D7F6-B498-43B3-948B-1728B52AA6E4}">
-                      <adec:decorative xmlns="" xmlns:cx2="http://schemas.microsoft.com/office/drawing/2015/10/21/chartex" xmlns:cx3="http://schemas.microsoft.com/office/drawing/2016/5/9/chartex" xmlns:cx4="http://schemas.microsoft.com/office/drawing/2016/5/10/chartex" xmlns:cx5="http://schemas.microsoft.com/office/drawing/2016/5/11/chartex" xmlns:cx6="http://schemas.microsoft.com/office/drawing/2016/5/12/chartex" xmlns:cx7="http://schemas.microsoft.com/office/drawing/2016/5/13/chartex" xmlns:cx8="http://schemas.microsoft.com/office/drawing/2016/5/14/chartex" xmlns:aink="http://schemas.microsoft.com/office/drawing/2016/ink" xmlns:am3d="http://schemas.microsoft.com/office/drawing/2017/model3d" xmlns:o="urn:schemas-microsoft-com:office:office" xmlns:oel="http://schemas.microsoft.com/office/2019/extlst" xmlns:v="urn:schemas-microsoft-com:vml" xmlns:w10="urn:schemas-microsoft-com:office:word" xmlns:w="http://schemas.openxmlformats.org/wordprocessingml/2006/main" xmlns:w16cex="http://schemas.microsoft.com/office/word/2018/wordml/cex" xmlns:w16cid="http://schemas.microsoft.com/office/word/2016/wordml/cid" xmlns:w16="http://schemas.microsoft.com/office/word/2018/wordml" xmlns:w16du="http://schemas.microsoft.com/office/word/2023/wordml/word16du" xmlns:w16sdtdh="http://schemas.microsoft.com/office/word/2020/wordml/sdtdatahash" xmlns:w16sdtfl="http://schemas.microsoft.com/office/word/2024/wordml/sdtformatlock" xmlns:adec="http://schemas.microsoft.com/office/drawing/2017/decorative" val="1"/>
+                      <adec:decorative xmlns:adec="http://schemas.microsoft.com/office/drawing/2017/decorative" xmlns:w16sdtfl="http://schemas.microsoft.com/office/word/2024/wordml/sdtformatlock" xmlns:w16sdtdh="http://schemas.microsoft.com/office/word/2020/wordml/sdtdatahash" xmlns:w16du="http://schemas.microsoft.com/office/word/2023/wordml/word16du" xmlns:w16="http://schemas.microsoft.com/office/word/2018/wordml" xmlns:w16cid="http://schemas.microsoft.com/office/word/2016/wordml/cid" xmlns:w16cex="http://schemas.microsoft.com/office/word/2018/wordml/cex" xmlns:w="http://schemas.openxmlformats.org/wordprocessingml/2006/main" xmlns:w10="urn:schemas-microsoft-com:office:word" xmlns:v="urn:schemas-microsoft-com:vml" xmlns:oel="http://schemas.microsoft.com/office/2019/extlst" xmlns:o="urn:schemas-microsoft-com:office:office" xmlns:am3d="http://schemas.microsoft.com/office/drawing/2017/model3d" xmlns:aink="http://schemas.microsoft.com/office/drawing/2016/ink" xmlns:cx8="http://schemas.microsoft.com/office/drawing/2016/5/14/chartex" xmlns:cx7="http://schemas.microsoft.com/office/drawing/2016/5/13/chartex" xmlns:cx6="http://schemas.microsoft.com/office/drawing/2016/5/12/chartex" xmlns:cx5="http://schemas.microsoft.com/office/drawing/2016/5/11/chartex" xmlns:cx4="http://schemas.microsoft.com/office/drawing/2016/5/10/chartex" xmlns:cx3="http://schemas.microsoft.com/office/drawing/2016/5/9/chartex" xmlns:cx2="http://schemas.microsoft.com/office/drawing/2015/10/21/chartex" xmlns="" val="1"/>
                     </a:ext>
                   </a:extLst>
                 </wp:docPr>
@@ -53,7 +53,7 @@
                         <wps:cNvPr id="1434342015" name="Rectangle 1">
                           <a:extLst>
                             <a:ext uri="{C183D7F6-B498-43B3-948B-1728B52AA6E4}">
-                              <adec:decorative xmlns="" xmlns:cx2="http://schemas.microsoft.com/office/drawing/2015/10/21/chartex" xmlns:cx3="http://schemas.microsoft.com/office/drawing/2016/5/9/chartex" xmlns:cx4="http://schemas.microsoft.com/office/drawing/2016/5/10/chartex" xmlns:cx5="http://schemas.microsoft.com/office/drawing/2016/5/11/chartex" xmlns:cx6="http://schemas.microsoft.com/office/drawing/2016/5/12/chartex" xmlns:cx7="http://schemas.microsoft.com/office/drawing/2016/5/13/chartex" xmlns:cx8="http://schemas.microsoft.com/office/drawing/2016/5/14/chartex" xmlns:aink="http://schemas.microsoft.com/office/drawing/2016/ink" xmlns:am3d="http://schemas.microsoft.com/office/drawing/2017/model3d" xmlns:o="urn:schemas-microsoft-com:office:office" xmlns:oel="http://schemas.microsoft.com/office/2019/extlst" xmlns:v="urn:schemas-microsoft-com:vml" xmlns:w10="urn:schemas-microsoft-com:office:word" xmlns:w="http://schemas.openxmlformats.org/wordprocessingml/2006/main" xmlns:w16cex="http://schemas.microsoft.com/office/word/2018/wordml/cex" xmlns:w16cid="http://schemas.microsoft.com/office/word/2016/wordml/cid" xmlns:w16="http://schemas.microsoft.com/office/word/2018/wordml" xmlns:w16du="http://schemas.microsoft.com/office/word/2023/wordml/word16du" xmlns:w16sdtdh="http://schemas.microsoft.com/office/word/2020/wordml/sdtdatahash" xmlns:w16sdtfl="http://schemas.microsoft.com/office/word/2024/wordml/sdtformatlock" xmlns:adec="http://schemas.microsoft.com/office/drawing/2017/decorative" val="1"/>
+                              <adec:decorative xmlns:adec="http://schemas.microsoft.com/office/drawing/2017/decorative" xmlns:w16sdtfl="http://schemas.microsoft.com/office/word/2024/wordml/sdtformatlock" xmlns:w16sdtdh="http://schemas.microsoft.com/office/word/2020/wordml/sdtdatahash" xmlns:w16du="http://schemas.microsoft.com/office/word/2023/wordml/word16du" xmlns:w16="http://schemas.microsoft.com/office/word/2018/wordml" xmlns:w16cid="http://schemas.microsoft.com/office/word/2016/wordml/cid" xmlns:w16cex="http://schemas.microsoft.com/office/word/2018/wordml/cex" xmlns:w="http://schemas.openxmlformats.org/wordprocessingml/2006/main" xmlns:w10="urn:schemas-microsoft-com:office:word" xmlns:v="urn:schemas-microsoft-com:vml" xmlns:oel="http://schemas.microsoft.com/office/2019/extlst" xmlns:o="urn:schemas-microsoft-com:office:office" xmlns:am3d="http://schemas.microsoft.com/office/drawing/2017/model3d" xmlns:aink="http://schemas.microsoft.com/office/drawing/2016/ink" xmlns:cx8="http://schemas.microsoft.com/office/drawing/2016/5/14/chartex" xmlns:cx7="http://schemas.microsoft.com/office/drawing/2016/5/13/chartex" xmlns:cx6="http://schemas.microsoft.com/office/drawing/2016/5/12/chartex" xmlns:cx5="http://schemas.microsoft.com/office/drawing/2016/5/11/chartex" xmlns:cx4="http://schemas.microsoft.com/office/drawing/2016/5/10/chartex" xmlns:cx3="http://schemas.microsoft.com/office/drawing/2016/5/9/chartex" xmlns:cx2="http://schemas.microsoft.com/office/drawing/2015/10/21/chartex" xmlns="" val="1"/>
                             </a:ext>
                           </a:extLst>
                         </wps:cNvPr>
@@ -98,7 +98,7 @@
                         <wps:cNvPr id="1234481726" name="Rectangle 1">
                           <a:extLst>
                             <a:ext uri="{C183D7F6-B498-43B3-948B-1728B52AA6E4}">
-                              <adec:decorative xmlns="" xmlns:cx2="http://schemas.microsoft.com/office/drawing/2015/10/21/chartex" xmlns:cx3="http://schemas.microsoft.com/office/drawing/2016/5/9/chartex" xmlns:cx4="http://schemas.microsoft.com/office/drawing/2016/5/10/chartex" xmlns:cx5="http://schemas.microsoft.com/office/drawing/2016/5/11/chartex" xmlns:cx6="http://schemas.microsoft.com/office/drawing/2016/5/12/chartex" xmlns:cx7="http://schemas.microsoft.com/office/drawing/2016/5/13/chartex" xmlns:cx8="http://schemas.microsoft.com/office/drawing/2016/5/14/chartex" xmlns:aink="http://schemas.microsoft.com/office/drawing/2016/ink" xmlns:am3d="http://schemas.microsoft.com/office/drawing/2017/model3d" xmlns:o="urn:schemas-microsoft-com:office:office" xmlns:oel="http://schemas.microsoft.com/office/2019/extlst" xmlns:v="urn:schemas-microsoft-com:vml" xmlns:w10="urn:schemas-microsoft-com:office:word" xmlns:w="http://schemas.openxmlformats.org/wordprocessingml/2006/main" xmlns:w16cex="http://schemas.microsoft.com/office/word/2018/wordml/cex" xmlns:w16cid="http://schemas.microsoft.com/office/word/2016/wordml/cid" xmlns:w16="http://schemas.microsoft.com/office/word/2018/wordml" xmlns:w16du="http://schemas.microsoft.com/office/word/2023/wordml/word16du" xmlns:w16sdtdh="http://schemas.microsoft.com/office/word/2020/wordml/sdtdatahash" xmlns:w16sdtfl="http://schemas.microsoft.com/office/word/2024/wordml/sdtformatlock" xmlns:adec="http://schemas.microsoft.com/office/drawing/2017/decorative" val="1"/>
+                              <adec:decorative xmlns:adec="http://schemas.microsoft.com/office/drawing/2017/decorative" xmlns:w16sdtfl="http://schemas.microsoft.com/office/word/2024/wordml/sdtformatlock" xmlns:w16sdtdh="http://schemas.microsoft.com/office/word/2020/wordml/sdtdatahash" xmlns:w16du="http://schemas.microsoft.com/office/word/2023/wordml/word16du" xmlns:w16="http://schemas.microsoft.com/office/word/2018/wordml" xmlns:w16cid="http://schemas.microsoft.com/office/word/2016/wordml/cid" xmlns:w16cex="http://schemas.microsoft.com/office/word/2018/wordml/cex" xmlns:w="http://schemas.openxmlformats.org/wordprocessingml/2006/main" xmlns:w10="urn:schemas-microsoft-com:office:word" xmlns:v="urn:schemas-microsoft-com:vml" xmlns:oel="http://schemas.microsoft.com/office/2019/extlst" xmlns:o="urn:schemas-microsoft-com:office:office" xmlns:am3d="http://schemas.microsoft.com/office/drawing/2017/model3d" xmlns:aink="http://schemas.microsoft.com/office/drawing/2016/ink" xmlns:cx8="http://schemas.microsoft.com/office/drawing/2016/5/14/chartex" xmlns:cx7="http://schemas.microsoft.com/office/drawing/2016/5/13/chartex" xmlns:cx6="http://schemas.microsoft.com/office/drawing/2016/5/12/chartex" xmlns:cx5="http://schemas.microsoft.com/office/drawing/2016/5/11/chartex" xmlns:cx4="http://schemas.microsoft.com/office/drawing/2016/5/10/chartex" xmlns:cx3="http://schemas.microsoft.com/office/drawing/2016/5/9/chartex" xmlns:cx2="http://schemas.microsoft.com/office/drawing/2015/10/21/chartex" xmlns="" val="1"/>
                             </a:ext>
                           </a:extLst>
                         </wps:cNvPr>
@@ -196,9 +196,6 @@
         <w:tc>
           <w:tcPr>
             <w:tcW w:w="6398" w:type="dxa"/>
-            <w:tcBorders>
-              <w:bottom w:val="single" w:sz="4" w:space="0" w:color="44546A" w:themeColor="text2"/>
-            </w:tcBorders>
           </w:tcPr>
           <w:p>
             <w:pPr>
@@ -286,9 +283,6 @@
           <w:tcPr>
             <w:tcW w:w="4231" w:type="dxa"/>
             <w:gridSpan w:val="2"/>
-            <w:tcBorders>
-              <w:bottom w:val="single" w:sz="4" w:space="0" w:color="auto"/>
-            </w:tcBorders>
           </w:tcPr>
           <w:p>
             <w:pPr>
@@ -369,9 +363,6 @@
         <w:tc>
           <w:tcPr>
             <w:tcW w:w="6398" w:type="dxa"/>
-            <w:tcBorders>
-              <w:top w:val="single" w:sz="4" w:space="0" w:color="44546A" w:themeColor="text2"/>
-            </w:tcBorders>
           </w:tcPr>
           <w:p>
             <w:pPr>
@@ -380,6 +371,76 @@
                 <w:rFonts w:ascii="Times New Roman" w:hAnsi="Times New Roman" w:cs="Times New Roman"/>
               </w:rPr>
             </w:pPr>
+            <w:r>
+              <w:rPr>
+                <w:rFonts w:ascii="Times New Roman" w:hAnsi="Times New Roman" w:cs="Times New Roman"/>
+                <w:noProof/>
+              </w:rPr>
+              <mc:AlternateContent>
+                <mc:Choice Requires="wps">
+                  <w:drawing>
+                    <wp:anchor distT="0" distB="0" distL="114300" distR="114300" simplePos="0" relativeHeight="251664384" behindDoc="0" locked="0" layoutInCell="1" allowOverlap="1">
+                      <wp:simplePos x="0" y="0"/>
+                      <wp:positionH relativeFrom="column">
+                        <wp:posOffset>6350</wp:posOffset>
+                      </wp:positionH>
+                      <wp:positionV relativeFrom="paragraph">
+                        <wp:posOffset>50800</wp:posOffset>
+                      </wp:positionV>
+                      <wp:extent cx="4076700" cy="0"/>
+                      <wp:effectExtent l="0" t="0" r="19050" b="19050"/>
+                      <wp:wrapNone/>
+                      <wp:docPr id="7" name="Straight Connector 7"/>
+                      <wp:cNvGraphicFramePr/>
+                      <a:graphic xmlns:a="http://schemas.openxmlformats.org/drawingml/2006/main">
+                        <a:graphicData uri="http://schemas.microsoft.com/office/word/2010/wordprocessingShape">
+                          <wps:wsp>
+                            <wps:cNvCnPr/>
+                            <wps:spPr>
+                              <a:xfrm flipV="1">
+                                <a:off x="0" y="0"/>
+                                <a:ext cx="4076700" cy="0"/>
+                              </a:xfrm>
+                              <a:prstGeom prst="line">
+                                <a:avLst/>
+                              </a:prstGeom>
+                            </wps:spPr>
+                            <wps:style>
+                              <a:lnRef idx="1">
+                                <a:schemeClr val="dk1"/>
+                              </a:lnRef>
+                              <a:fillRef idx="0">
+                                <a:schemeClr val="dk1"/>
+                              </a:fillRef>
+                              <a:effectRef idx="0">
+                                <a:schemeClr val="dk1"/>
+                              </a:effectRef>
+                              <a:fontRef idx="minor">
+                                <a:schemeClr val="tx1"/>
+                              </a:fontRef>
+                            </wps:style>
+                            <wps:bodyPr/>
+                          </wps:wsp>
+                        </a:graphicData>
+                      </a:graphic>
+                      <wp14:sizeRelH relativeFrom="margin">
+                        <wp14:pctWidth>0</wp14:pctWidth>
+                      </wp14:sizeRelH>
+                      <wp14:sizeRelV relativeFrom="margin">
+                        <wp14:pctHeight>0</wp14:pctHeight>
+                      </wp14:sizeRelV>
+                    </wp:anchor>
+                  </w:drawing>
+                </mc:Choice>
+                <mc:Fallback>
+                  <w:pict>
+                    <v:line w14:anchorId="4E167669" id="Straight Connector 7" o:spid="_x0000_s1026" style="position:absolute;flip:y;z-index:251664384;visibility:visible;mso-wrap-style:square;mso-width-percent:0;mso-height-percent:0;mso-wrap-distance-left:9pt;mso-wrap-distance-top:0;mso-wrap-distance-right:9pt;mso-wrap-distance-bottom:0;mso-position-horizontal:absolute;mso-position-horizontal-relative:text;mso-position-vertical:absolute;mso-position-vertical-relative:text;mso-width-percent:0;mso-height-percent:0;mso-width-relative:margin;mso-height-relative:margin" from=".5pt,4pt" to="321.5pt,4pt" o:gfxdata="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" strokecolor="black [3200]" strokeweight=".5pt">
+                      <v:stroke joinstyle="miter"/>
+                    </v:line>
+                  </w:pict>
+                </mc:Fallback>
+              </mc:AlternateContent>
+            </w:r>
           </w:p>
           <w:p>
             <w:pPr>
@@ -555,15 +616,154 @@
                 <w:color w:val="043D68"/>
               </w:rPr>
             </w:pPr>
+            <w:r>
+              <w:rPr>
+                <w:rFonts w:ascii="Times New Roman" w:hAnsi="Times New Roman" w:cs="Times New Roman"/>
+                <w:noProof/>
+                <w:color w:val="043D68"/>
+              </w:rPr>
+              <mc:AlternateContent>
+                <mc:Choice Requires="wps">
+                  <w:drawing>
+                    <wp:anchor distT="0" distB="0" distL="114300" distR="114300" simplePos="0" relativeHeight="251666432" behindDoc="0" locked="0" layoutInCell="1" allowOverlap="1">
+                      <wp:simplePos x="0" y="0"/>
+                      <wp:positionH relativeFrom="column">
+                        <wp:posOffset>160655</wp:posOffset>
+                      </wp:positionH>
+                      <wp:positionV relativeFrom="paragraph">
+                        <wp:posOffset>2984500</wp:posOffset>
+                      </wp:positionV>
+                      <wp:extent cx="3041650" cy="0"/>
+                      <wp:effectExtent l="0" t="0" r="25400" b="19050"/>
+                      <wp:wrapNone/>
+                      <wp:docPr id="10" name="Straight Connector 10"/>
+                      <wp:cNvGraphicFramePr/>
+                      <a:graphic xmlns:a="http://schemas.openxmlformats.org/drawingml/2006/main">
+                        <a:graphicData uri="http://schemas.microsoft.com/office/word/2010/wordprocessingShape">
+                          <wps:wsp>
+                            <wps:cNvCnPr/>
+                            <wps:spPr>
+                              <a:xfrm flipV="1">
+                                <a:off x="0" y="0"/>
+                                <a:ext cx="3041650" cy="0"/>
+                              </a:xfrm>
+                              <a:prstGeom prst="line">
+                                <a:avLst/>
+                              </a:prstGeom>
+                            </wps:spPr>
+                            <wps:style>
+                              <a:lnRef idx="1">
+                                <a:schemeClr val="dk1"/>
+                              </a:lnRef>
+                              <a:fillRef idx="0">
+                                <a:schemeClr val="dk1"/>
+                              </a:fillRef>
+                              <a:effectRef idx="0">
+                                <a:schemeClr val="dk1"/>
+                              </a:effectRef>
+                              <a:fontRef idx="minor">
+                                <a:schemeClr val="tx1"/>
+                              </a:fontRef>
+                            </wps:style>
+                            <wps:bodyPr/>
+                          </wps:wsp>
+                        </a:graphicData>
+                      </a:graphic>
+                      <wp14:sizeRelH relativeFrom="margin">
+                        <wp14:pctWidth>0</wp14:pctWidth>
+                      </wp14:sizeRelH>
+                      <wp14:sizeRelV relativeFrom="margin">
+                        <wp14:pctHeight>0</wp14:pctHeight>
+                      </wp14:sizeRelV>
+                    </wp:anchor>
+                  </w:drawing>
+                </mc:Choice>
+                <mc:Fallback>
+                  <w:pict>
+                    <v:line w14:anchorId="018C4099" id="Straight Connector 10" o:spid="_x0000_s1026" style="position:absolute;flip:y;z-index:251666432;visibility:visible;mso-wrap-style:square;mso-width-percent:0;mso-height-percent:0;mso-wrap-distance-left:9pt;mso-wrap-distance-top:0;mso-wrap-distance-right:9pt;mso-wrap-distance-bottom:0;mso-position-horizontal:absolute;mso-position-horizontal-relative:text;mso-position-vertical:absolute;mso-position-vertical-relative:text;mso-width-percent:0;mso-height-percent:0;mso-width-relative:margin;mso-height-relative:margin" from="12.65pt,235pt" to="252.15pt,235pt" o:gfxdata="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" strokecolor="black [3200]" strokeweight=".5pt">
+                      <v:stroke joinstyle="miter"/>
+                    </v:line>
+                  </w:pict>
+                </mc:Fallback>
+              </mc:AlternateContent>
+            </w:r>
+            <w:r>
+              <w:rPr>
+                <w:rFonts w:ascii="Times New Roman" w:hAnsi="Times New Roman" w:cs="Times New Roman"/>
+                <w:noProof/>
+                <w:color w:val="043D68"/>
+              </w:rPr>
+              <mc:AlternateContent>
+                <mc:Choice Requires="wps">
+                  <w:drawing>
+                    <wp:anchor distT="0" distB="0" distL="114300" distR="114300" simplePos="0" relativeHeight="251665408" behindDoc="0" locked="0" layoutInCell="1" allowOverlap="1">
+                      <wp:simplePos x="0" y="0"/>
+                      <wp:positionH relativeFrom="column">
+                        <wp:posOffset>167005</wp:posOffset>
+                      </wp:positionH>
+                      <wp:positionV relativeFrom="paragraph">
+                        <wp:posOffset>44450</wp:posOffset>
+                      </wp:positionV>
+                      <wp:extent cx="3028950" cy="0"/>
+                      <wp:effectExtent l="0" t="0" r="19050" b="19050"/>
+                      <wp:wrapNone/>
+                      <wp:docPr id="9" name="Straight Connector 9"/>
+                      <wp:cNvGraphicFramePr/>
+                      <a:graphic xmlns:a="http://schemas.openxmlformats.org/drawingml/2006/main">
+                        <a:graphicData uri="http://schemas.microsoft.com/office/word/2010/wordprocessingShape">
+                          <wps:wsp>
+                            <wps:cNvCnPr/>
+                            <wps:spPr>
+                              <a:xfrm>
+                                <a:off x="0" y="0"/>
+                                <a:ext cx="3028950" cy="0"/>
+                              </a:xfrm>
+                              <a:prstGeom prst="line">
+                                <a:avLst/>
+                              </a:prstGeom>
+                            </wps:spPr>
+                            <wps:style>
+                              <a:lnRef idx="1">
+                                <a:schemeClr val="dk1"/>
+                              </a:lnRef>
+                              <a:fillRef idx="0">
+                                <a:schemeClr val="dk1"/>
+                              </a:fillRef>
+                              <a:effectRef idx="0">
+                                <a:schemeClr val="dk1"/>
+                              </a:effectRef>
+                              <a:fontRef idx="minor">
+                                <a:schemeClr val="tx1"/>
+                              </a:fontRef>
+                            </wps:style>
+                            <wps:bodyPr/>
+                          </wps:wsp>
+                        </a:graphicData>
+                      </a:graphic>
+                      <wp14:sizeRelH relativeFrom="margin">
+                        <wp14:pctWidth>0</wp14:pctWidth>
+                      </wp14:sizeRelH>
+                      <wp14:sizeRelV relativeFrom="margin">
+                        <wp14:pctHeight>0</wp14:pctHeight>
+                      </wp14:sizeRelV>
+                    </wp:anchor>
+                  </w:drawing>
+                </mc:Choice>
+                <mc:Fallback>
+                  <w:pict>
+                    <v:line w14:anchorId="57670BAA" id="Straight Connector 9" o:spid="_x0000_s1026" style="position:absolute;z-index:251665408;visibility:visible;mso-wrap-style:square;mso-width-percent:0;mso-height-percent:0;mso-wrap-distance-left:9pt;mso-wrap-distance-top:0;mso-wrap-distance-right:9pt;mso-wrap-distance-bottom:0;mso-position-horizontal:absolute;mso-position-horizontal-relative:text;mso-position-vertical:absolute;mso-position-vertical-relative:text;mso-width-percent:0;mso-height-percent:0;mso-width-relative:margin;mso-height-relative:margin" from="13.15pt,3.5pt" to="251.65pt,3.5pt" o:gfxdata="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" strokecolor="black [3200]" strokeweight=".5pt">
+                      <v:stroke joinstyle="miter"/>
+                    </v:line>
+                  </w:pict>
+                </mc:Fallback>
+              </mc:AlternateContent>
+            </w:r>
           </w:p>
         </w:tc>
         <w:tc>
           <w:tcPr>
             <w:tcW w:w="4231" w:type="dxa"/>
             <w:gridSpan w:val="2"/>
-            <w:tcBorders>
-              <w:top w:val="single" w:sz="4" w:space="0" w:color="auto"/>
-            </w:tcBorders>
           </w:tcPr>
           <w:p>
             <w:pPr>
@@ -1176,8 +1376,6 @@
             <w:r>
               <w:t>ng C#, SQL Server,</w:t>
             </w:r>
-            <w:bookmarkStart w:id="0" w:name="_GoBack"/>
-            <w:bookmarkEnd w:id="0"/>
             <w:r>
               <w:t xml:space="preserve"> thi</w:t>
             </w:r>
@@ -1745,79 +1943,6 @@
           </w:p>
           <w:p/>
           <w:p>
-            <w:r>
-              <w:rPr>
-                <w:rFonts w:ascii="Times New Roman" w:hAnsi="Times New Roman" w:cs="Times New Roman"/>
-                <w:noProof/>
-                <w:color w:val="043D68"/>
-              </w:rPr>
-              <mc:AlternateContent>
-                <mc:Choice Requires="wps">
-                  <w:drawing>
-                    <wp:anchor distT="0" distB="0" distL="114300" distR="114300" simplePos="0" relativeHeight="251662336" behindDoc="0" locked="0" layoutInCell="1" allowOverlap="1">
-                      <wp:simplePos x="0" y="0"/>
-                      <wp:positionH relativeFrom="column">
-                        <wp:posOffset>-368300</wp:posOffset>
-                      </wp:positionH>
-                      <wp:positionV relativeFrom="paragraph">
-                        <wp:posOffset>78740</wp:posOffset>
-                      </wp:positionV>
-                      <wp:extent cx="3035300" cy="0"/>
-                      <wp:effectExtent l="0" t="0" r="31750" b="19050"/>
-                      <wp:wrapNone/>
-                      <wp:docPr id="6" name="Straight Connector 6"/>
-                      <wp:cNvGraphicFramePr/>
-                      <a:graphic xmlns:a="http://schemas.openxmlformats.org/drawingml/2006/main">
-                        <a:graphicData uri="http://schemas.microsoft.com/office/word/2010/wordprocessingShape">
-                          <wps:wsp>
-                            <wps:cNvCnPr/>
-                            <wps:spPr>
-                              <a:xfrm>
-                                <a:off x="0" y="0"/>
-                                <a:ext cx="3035300" cy="0"/>
-                              </a:xfrm>
-                              <a:prstGeom prst="line">
-                                <a:avLst/>
-                              </a:prstGeom>
-                            </wps:spPr>
-                            <wps:style>
-                              <a:lnRef idx="1">
-                                <a:schemeClr val="dk1"/>
-                              </a:lnRef>
-                              <a:fillRef idx="0">
-                                <a:schemeClr val="dk1"/>
-                              </a:fillRef>
-                              <a:effectRef idx="0">
-                                <a:schemeClr val="dk1"/>
-                              </a:effectRef>
-                              <a:fontRef idx="minor">
-                                <a:schemeClr val="tx1"/>
-                              </a:fontRef>
-                            </wps:style>
-                            <wps:bodyPr/>
-                          </wps:wsp>
-                        </a:graphicData>
-                      </a:graphic>
-                      <wp14:sizeRelH relativeFrom="margin">
-                        <wp14:pctWidth>0</wp14:pctWidth>
-                      </wp14:sizeRelH>
-                      <wp14:sizeRelV relativeFrom="margin">
-                        <wp14:pctHeight>0</wp14:pctHeight>
-                      </wp14:sizeRelV>
-                    </wp:anchor>
-                  </w:drawing>
-                </mc:Choice>
-                <mc:Fallback>
-                  <w:pict>
-                    <v:line w14:anchorId="56F7BE91" id="Straight Connector 6" o:spid="_x0000_s1026" style="position:absolute;z-index:251662336;visibility:visible;mso-wrap-style:square;mso-width-percent:0;mso-height-percent:0;mso-wrap-distance-left:9pt;mso-wrap-distance-top:0;mso-wrap-distance-right:9pt;mso-wrap-distance-bottom:0;mso-position-horizontal:absolute;mso-position-horizontal-relative:text;mso-position-vertical:absolute;mso-position-vertical-relative:text;mso-width-percent:0;mso-height-percent:0;mso-width-relative:margin;mso-height-relative:margin" from="-29pt,6.2pt" to="210pt,6.2pt" o:gfxdata="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" strokecolor="black [3200]" strokeweight=".5pt">
-                      <v:stroke joinstyle="miter"/>
-                    </v:line>
-                  </w:pict>
-                </mc:Fallback>
-              </mc:AlternateContent>
-            </w:r>
-          </w:p>
-          <w:p>
             <w:pPr>
               <w:rPr>
                 <w:rFonts w:ascii="Times New Roman" w:hAnsi="Times New Roman" w:cs="Times New Roman"/>
@@ -1957,6 +2082,8 @@
           </w:p>
           <w:p/>
         </w:tc>
+        <w:bookmarkStart w:id="0" w:name="_GoBack"/>
+        <w:bookmarkEnd w:id="0"/>
       </w:tr>
     </w:tbl>
     <w:p>
@@ -3004,7 +3131,7 @@
 </file>
 
 <file path=customXml/itemProps1.xml><?xml version="1.0" encoding="utf-8"?>
-<ds:datastoreItem xmlns:ds="http://schemas.openxmlformats.org/officeDocument/2006/customXml" ds:itemID="{DD450554-7AAE-44F1-94D0-F32DDA10A56A}">
+<ds:datastoreItem xmlns:ds="http://schemas.openxmlformats.org/officeDocument/2006/customXml" ds:itemID="{4CDB2EAB-F47F-47C0-978C-144246127719}">
   <ds:schemaRefs>
     <ds:schemaRef ds:uri="http://schemas.openxmlformats.org/officeDocument/2006/bibliography"/>
   </ds:schemaRefs>

--- a/public/dluongta_resume.docx
+++ b/public/dluongta_resume.docx
@@ -32,7 +32,7 @@
                 <wp:docPr id="793183896" name="Group 6">
                   <a:extLst xmlns:a="http://schemas.openxmlformats.org/drawingml/2006/main">
                     <a:ext uri="{C183D7F6-B498-43B3-948B-1728B52AA6E4}">
-                      <adec:decorative xmlns:adec="http://schemas.microsoft.com/office/drawing/2017/decorative" xmlns:w16sdtfl="http://schemas.microsoft.com/office/word/2024/wordml/sdtformatlock" xmlns:w16sdtdh="http://schemas.microsoft.com/office/word/2020/wordml/sdtdatahash" xmlns:w16du="http://schemas.microsoft.com/office/word/2023/wordml/word16du" xmlns:w16="http://schemas.microsoft.com/office/word/2018/wordml" xmlns:w16cid="http://schemas.microsoft.com/office/word/2016/wordml/cid" xmlns:w16cex="http://schemas.microsoft.com/office/word/2018/wordml/cex" xmlns:w="http://schemas.openxmlformats.org/wordprocessingml/2006/main" xmlns:w10="urn:schemas-microsoft-com:office:word" xmlns:v="urn:schemas-microsoft-com:vml" xmlns:oel="http://schemas.microsoft.com/office/2019/extlst" xmlns:o="urn:schemas-microsoft-com:office:office" xmlns:am3d="http://schemas.microsoft.com/office/drawing/2017/model3d" xmlns:aink="http://schemas.microsoft.com/office/drawing/2016/ink" xmlns:cx8="http://schemas.microsoft.com/office/drawing/2016/5/14/chartex" xmlns:cx7="http://schemas.microsoft.com/office/drawing/2016/5/13/chartex" xmlns:cx6="http://schemas.microsoft.com/office/drawing/2016/5/12/chartex" xmlns:cx5="http://schemas.microsoft.com/office/drawing/2016/5/11/chartex" xmlns:cx4="http://schemas.microsoft.com/office/drawing/2016/5/10/chartex" xmlns:cx3="http://schemas.microsoft.com/office/drawing/2016/5/9/chartex" xmlns:cx2="http://schemas.microsoft.com/office/drawing/2015/10/21/chartex" xmlns="" val="1"/>
+                      <adec:decorative xmlns="" xmlns:cx2="http://schemas.microsoft.com/office/drawing/2015/10/21/chartex" xmlns:cx3="http://schemas.microsoft.com/office/drawing/2016/5/9/chartex" xmlns:cx4="http://schemas.microsoft.com/office/drawing/2016/5/10/chartex" xmlns:cx5="http://schemas.microsoft.com/office/drawing/2016/5/11/chartex" xmlns:cx6="http://schemas.microsoft.com/office/drawing/2016/5/12/chartex" xmlns:cx7="http://schemas.microsoft.com/office/drawing/2016/5/13/chartex" xmlns:cx8="http://schemas.microsoft.com/office/drawing/2016/5/14/chartex" xmlns:aink="http://schemas.microsoft.com/office/drawing/2016/ink" xmlns:am3d="http://schemas.microsoft.com/office/drawing/2017/model3d" xmlns:o="urn:schemas-microsoft-com:office:office" xmlns:oel="http://schemas.microsoft.com/office/2019/extlst" xmlns:v="urn:schemas-microsoft-com:vml" xmlns:w10="urn:schemas-microsoft-com:office:word" xmlns:w="http://schemas.openxmlformats.org/wordprocessingml/2006/main" xmlns:w16cex="http://schemas.microsoft.com/office/word/2018/wordml/cex" xmlns:w16cid="http://schemas.microsoft.com/office/word/2016/wordml/cid" xmlns:w16="http://schemas.microsoft.com/office/word/2018/wordml" xmlns:w16du="http://schemas.microsoft.com/office/word/2023/wordml/word16du" xmlns:w16sdtdh="http://schemas.microsoft.com/office/word/2020/wordml/sdtdatahash" xmlns:w16sdtfl="http://schemas.microsoft.com/office/word/2024/wordml/sdtformatlock" xmlns:adec="http://schemas.microsoft.com/office/drawing/2017/decorative" val="1"/>
                     </a:ext>
                   </a:extLst>
                 </wp:docPr>
@@ -53,7 +53,7 @@
                         <wps:cNvPr id="1434342015" name="Rectangle 1">
                           <a:extLst>
                             <a:ext uri="{C183D7F6-B498-43B3-948B-1728B52AA6E4}">
-                              <adec:decorative xmlns:adec="http://schemas.microsoft.com/office/drawing/2017/decorative" xmlns:w16sdtfl="http://schemas.microsoft.com/office/word/2024/wordml/sdtformatlock" xmlns:w16sdtdh="http://schemas.microsoft.com/office/word/2020/wordml/sdtdatahash" xmlns:w16du="http://schemas.microsoft.com/office/word/2023/wordml/word16du" xmlns:w16="http://schemas.microsoft.com/office/word/2018/wordml" xmlns:w16cid="http://schemas.microsoft.com/office/word/2016/wordml/cid" xmlns:w16cex="http://schemas.microsoft.com/office/word/2018/wordml/cex" xmlns:w="http://schemas.openxmlformats.org/wordprocessingml/2006/main" xmlns:w10="urn:schemas-microsoft-com:office:word" xmlns:v="urn:schemas-microsoft-com:vml" xmlns:oel="http://schemas.microsoft.com/office/2019/extlst" xmlns:o="urn:schemas-microsoft-com:office:office" xmlns:am3d="http://schemas.microsoft.com/office/drawing/2017/model3d" xmlns:aink="http://schemas.microsoft.com/office/drawing/2016/ink" xmlns:cx8="http://schemas.microsoft.com/office/drawing/2016/5/14/chartex" xmlns:cx7="http://schemas.microsoft.com/office/drawing/2016/5/13/chartex" xmlns:cx6="http://schemas.microsoft.com/office/drawing/2016/5/12/chartex" xmlns:cx5="http://schemas.microsoft.com/office/drawing/2016/5/11/chartex" xmlns:cx4="http://schemas.microsoft.com/office/drawing/2016/5/10/chartex" xmlns:cx3="http://schemas.microsoft.com/office/drawing/2016/5/9/chartex" xmlns:cx2="http://schemas.microsoft.com/office/drawing/2015/10/21/chartex" xmlns="" val="1"/>
+                              <adec:decorative xmlns="" xmlns:cx2="http://schemas.microsoft.com/office/drawing/2015/10/21/chartex" xmlns:cx3="http://schemas.microsoft.com/office/drawing/2016/5/9/chartex" xmlns:cx4="http://schemas.microsoft.com/office/drawing/2016/5/10/chartex" xmlns:cx5="http://schemas.microsoft.com/office/drawing/2016/5/11/chartex" xmlns:cx6="http://schemas.microsoft.com/office/drawing/2016/5/12/chartex" xmlns:cx7="http://schemas.microsoft.com/office/drawing/2016/5/13/chartex" xmlns:cx8="http://schemas.microsoft.com/office/drawing/2016/5/14/chartex" xmlns:aink="http://schemas.microsoft.com/office/drawing/2016/ink" xmlns:am3d="http://schemas.microsoft.com/office/drawing/2017/model3d" xmlns:o="urn:schemas-microsoft-com:office:office" xmlns:oel="http://schemas.microsoft.com/office/2019/extlst" xmlns:v="urn:schemas-microsoft-com:vml" xmlns:w10="urn:schemas-microsoft-com:office:word" xmlns:w="http://schemas.openxmlformats.org/wordprocessingml/2006/main" xmlns:w16cex="http://schemas.microsoft.com/office/word/2018/wordml/cex" xmlns:w16cid="http://schemas.microsoft.com/office/word/2016/wordml/cid" xmlns:w16="http://schemas.microsoft.com/office/word/2018/wordml" xmlns:w16du="http://schemas.microsoft.com/office/word/2023/wordml/word16du" xmlns:w16sdtdh="http://schemas.microsoft.com/office/word/2020/wordml/sdtdatahash" xmlns:w16sdtfl="http://schemas.microsoft.com/office/word/2024/wordml/sdtformatlock" xmlns:adec="http://schemas.microsoft.com/office/drawing/2017/decorative" val="1"/>
                             </a:ext>
                           </a:extLst>
                         </wps:cNvPr>
@@ -98,7 +98,7 @@
                         <wps:cNvPr id="1234481726" name="Rectangle 1">
                           <a:extLst>
                             <a:ext uri="{C183D7F6-B498-43B3-948B-1728B52AA6E4}">
-                              <adec:decorative xmlns:adec="http://schemas.microsoft.com/office/drawing/2017/decorative" xmlns:w16sdtfl="http://schemas.microsoft.com/office/word/2024/wordml/sdtformatlock" xmlns:w16sdtdh="http://schemas.microsoft.com/office/word/2020/wordml/sdtdatahash" xmlns:w16du="http://schemas.microsoft.com/office/word/2023/wordml/word16du" xmlns:w16="http://schemas.microsoft.com/office/word/2018/wordml" xmlns:w16cid="http://schemas.microsoft.com/office/word/2016/wordml/cid" xmlns:w16cex="http://schemas.microsoft.com/office/word/2018/wordml/cex" xmlns:w="http://schemas.openxmlformats.org/wordprocessingml/2006/main" xmlns:w10="urn:schemas-microsoft-com:office:word" xmlns:v="urn:schemas-microsoft-com:vml" xmlns:oel="http://schemas.microsoft.com/office/2019/extlst" xmlns:o="urn:schemas-microsoft-com:office:office" xmlns:am3d="http://schemas.microsoft.com/office/drawing/2017/model3d" xmlns:aink="http://schemas.microsoft.com/office/drawing/2016/ink" xmlns:cx8="http://schemas.microsoft.com/office/drawing/2016/5/14/chartex" xmlns:cx7="http://schemas.microsoft.com/office/drawing/2016/5/13/chartex" xmlns:cx6="http://schemas.microsoft.com/office/drawing/2016/5/12/chartex" xmlns:cx5="http://schemas.microsoft.com/office/drawing/2016/5/11/chartex" xmlns:cx4="http://schemas.microsoft.com/office/drawing/2016/5/10/chartex" xmlns:cx3="http://schemas.microsoft.com/office/drawing/2016/5/9/chartex" xmlns:cx2="http://schemas.microsoft.com/office/drawing/2015/10/21/chartex" xmlns="" val="1"/>
+                              <adec:decorative xmlns="" xmlns:cx2="http://schemas.microsoft.com/office/drawing/2015/10/21/chartex" xmlns:cx3="http://schemas.microsoft.com/office/drawing/2016/5/9/chartex" xmlns:cx4="http://schemas.microsoft.com/office/drawing/2016/5/10/chartex" xmlns:cx5="http://schemas.microsoft.com/office/drawing/2016/5/11/chartex" xmlns:cx6="http://schemas.microsoft.com/office/drawing/2016/5/12/chartex" xmlns:cx7="http://schemas.microsoft.com/office/drawing/2016/5/13/chartex" xmlns:cx8="http://schemas.microsoft.com/office/drawing/2016/5/14/chartex" xmlns:aink="http://schemas.microsoft.com/office/drawing/2016/ink" xmlns:am3d="http://schemas.microsoft.com/office/drawing/2017/model3d" xmlns:o="urn:schemas-microsoft-com:office:office" xmlns:oel="http://schemas.microsoft.com/office/2019/extlst" xmlns:v="urn:schemas-microsoft-com:vml" xmlns:w10="urn:schemas-microsoft-com:office:word" xmlns:w="http://schemas.openxmlformats.org/wordprocessingml/2006/main" xmlns:w16cex="http://schemas.microsoft.com/office/word/2018/wordml/cex" xmlns:w16cid="http://schemas.microsoft.com/office/word/2016/wordml/cid" xmlns:w16="http://schemas.microsoft.com/office/word/2018/wordml" xmlns:w16du="http://schemas.microsoft.com/office/word/2023/wordml/word16du" xmlns:w16sdtdh="http://schemas.microsoft.com/office/word/2020/wordml/sdtdatahash" xmlns:w16sdtfl="http://schemas.microsoft.com/office/word/2024/wordml/sdtformatlock" xmlns:adec="http://schemas.microsoft.com/office/drawing/2017/decorative" val="1"/>
                             </a:ext>
                           </a:extLst>
                         </wps:cNvPr>
@@ -801,7 +801,21 @@
                 <w:rFonts w:ascii="Times New Roman" w:hAnsi="Times New Roman" w:cs="Times New Roman"/>
                 <w:lang w:val="en-US"/>
               </w:rPr>
-              <w:t>Email:dinhluongk3@gmail.com</w:t>
+              <w:t>Email:</w:t>
+            </w:r>
+            <w:r>
+              <w:rPr>
+                <w:rFonts w:ascii="Times New Roman" w:hAnsi="Times New Roman" w:cs="Times New Roman"/>
+                <w:lang w:val="en-US"/>
+              </w:rPr>
+              <w:t xml:space="preserve"> </w:t>
+            </w:r>
+            <w:r>
+              <w:rPr>
+                <w:rFonts w:ascii="Times New Roman" w:hAnsi="Times New Roman" w:cs="Times New Roman"/>
+                <w:lang w:val="en-US"/>
+              </w:rPr>
+              <w:t>dinhluongk3@gmail.com</w:t>
             </w:r>
           </w:p>
           <w:p>
@@ -828,6 +842,9 @@
             </w:r>
           </w:p>
           <w:p>
+            <w:pPr>
+              <w:spacing w:line="276" w:lineRule="auto"/>
+            </w:pPr>
             <w:r>
               <w:t>Ngày sinh: 09/01/2003</w:t>
             </w:r>
@@ -857,6 +874,8 @@
             </w:r>
           </w:p>
         </w:tc>
+        <w:bookmarkStart w:id="0" w:name="_GoBack"/>
+        <w:bookmarkEnd w:id="0"/>
       </w:tr>
       <w:tr>
         <w:trPr>
@@ -2082,8 +2101,6 @@
           </w:p>
           <w:p/>
         </w:tc>
-        <w:bookmarkStart w:id="0" w:name="_GoBack"/>
-        <w:bookmarkEnd w:id="0"/>
       </w:tr>
     </w:tbl>
     <w:p>
@@ -3131,7 +3148,7 @@
 </file>
 
 <file path=customXml/itemProps1.xml><?xml version="1.0" encoding="utf-8"?>
-<ds:datastoreItem xmlns:ds="http://schemas.openxmlformats.org/officeDocument/2006/customXml" ds:itemID="{4CDB2EAB-F47F-47C0-978C-144246127719}">
+<ds:datastoreItem xmlns:ds="http://schemas.openxmlformats.org/officeDocument/2006/customXml" ds:itemID="{20818DA3-9F66-4947-BB6C-E9A3E1983504}">
   <ds:schemaRefs>
     <ds:schemaRef ds:uri="http://schemas.openxmlformats.org/officeDocument/2006/bibliography"/>
   </ds:schemaRefs>

--- a/public/dluongta_resume.docx
+++ b/public/dluongta_resume.docx
@@ -32,7 +32,7 @@
                 <wp:docPr id="793183896" name="Group 6">
                   <a:extLst xmlns:a="http://schemas.openxmlformats.org/drawingml/2006/main">
                     <a:ext uri="{C183D7F6-B498-43B3-948B-1728B52AA6E4}">
-                      <adec:decorative xmlns="" xmlns:cx2="http://schemas.microsoft.com/office/drawing/2015/10/21/chartex" xmlns:cx3="http://schemas.microsoft.com/office/drawing/2016/5/9/chartex" xmlns:cx4="http://schemas.microsoft.com/office/drawing/2016/5/10/chartex" xmlns:cx5="http://schemas.microsoft.com/office/drawing/2016/5/11/chartex" xmlns:cx6="http://schemas.microsoft.com/office/drawing/2016/5/12/chartex" xmlns:cx7="http://schemas.microsoft.com/office/drawing/2016/5/13/chartex" xmlns:cx8="http://schemas.microsoft.com/office/drawing/2016/5/14/chartex" xmlns:aink="http://schemas.microsoft.com/office/drawing/2016/ink" xmlns:am3d="http://schemas.microsoft.com/office/drawing/2017/model3d" xmlns:o="urn:schemas-microsoft-com:office:office" xmlns:oel="http://schemas.microsoft.com/office/2019/extlst" xmlns:v="urn:schemas-microsoft-com:vml" xmlns:w10="urn:schemas-microsoft-com:office:word" xmlns:w="http://schemas.openxmlformats.org/wordprocessingml/2006/main" xmlns:w16cex="http://schemas.microsoft.com/office/word/2018/wordml/cex" xmlns:w16cid="http://schemas.microsoft.com/office/word/2016/wordml/cid" xmlns:w16="http://schemas.microsoft.com/office/word/2018/wordml" xmlns:w16du="http://schemas.microsoft.com/office/word/2023/wordml/word16du" xmlns:w16sdtdh="http://schemas.microsoft.com/office/word/2020/wordml/sdtdatahash" xmlns:w16sdtfl="http://schemas.microsoft.com/office/word/2024/wordml/sdtformatlock" xmlns:adec="http://schemas.microsoft.com/office/drawing/2017/decorative" val="1"/>
+                      <adec:decorative xmlns:adec="http://schemas.microsoft.com/office/drawing/2017/decorative" xmlns:w16sdtfl="http://schemas.microsoft.com/office/word/2024/wordml/sdtformatlock" xmlns:w16sdtdh="http://schemas.microsoft.com/office/word/2020/wordml/sdtdatahash" xmlns:w16du="http://schemas.microsoft.com/office/word/2023/wordml/word16du" xmlns:w16="http://schemas.microsoft.com/office/word/2018/wordml" xmlns:w16cid="http://schemas.microsoft.com/office/word/2016/wordml/cid" xmlns:w16cex="http://schemas.microsoft.com/office/word/2018/wordml/cex" xmlns:w="http://schemas.openxmlformats.org/wordprocessingml/2006/main" xmlns:w10="urn:schemas-microsoft-com:office:word" xmlns:v="urn:schemas-microsoft-com:vml" xmlns:oel="http://schemas.microsoft.com/office/2019/extlst" xmlns:o="urn:schemas-microsoft-com:office:office" xmlns:am3d="http://schemas.microsoft.com/office/drawing/2017/model3d" xmlns:aink="http://schemas.microsoft.com/office/drawing/2016/ink" xmlns:cx8="http://schemas.microsoft.com/office/drawing/2016/5/14/chartex" xmlns:cx7="http://schemas.microsoft.com/office/drawing/2016/5/13/chartex" xmlns:cx6="http://schemas.microsoft.com/office/drawing/2016/5/12/chartex" xmlns:cx5="http://schemas.microsoft.com/office/drawing/2016/5/11/chartex" xmlns:cx4="http://schemas.microsoft.com/office/drawing/2016/5/10/chartex" xmlns:cx3="http://schemas.microsoft.com/office/drawing/2016/5/9/chartex" xmlns:cx2="http://schemas.microsoft.com/office/drawing/2015/10/21/chartex" xmlns="" val="1"/>
                     </a:ext>
                   </a:extLst>
                 </wp:docPr>
@@ -53,7 +53,7 @@
                         <wps:cNvPr id="1434342015" name="Rectangle 1">
                           <a:extLst>
                             <a:ext uri="{C183D7F6-B498-43B3-948B-1728B52AA6E4}">
-                              <adec:decorative xmlns="" xmlns:cx2="http://schemas.microsoft.com/office/drawing/2015/10/21/chartex" xmlns:cx3="http://schemas.microsoft.com/office/drawing/2016/5/9/chartex" xmlns:cx4="http://schemas.microsoft.com/office/drawing/2016/5/10/chartex" xmlns:cx5="http://schemas.microsoft.com/office/drawing/2016/5/11/chartex" xmlns:cx6="http://schemas.microsoft.com/office/drawing/2016/5/12/chartex" xmlns:cx7="http://schemas.microsoft.com/office/drawing/2016/5/13/chartex" xmlns:cx8="http://schemas.microsoft.com/office/drawing/2016/5/14/chartex" xmlns:aink="http://schemas.microsoft.com/office/drawing/2016/ink" xmlns:am3d="http://schemas.microsoft.com/office/drawing/2017/model3d" xmlns:o="urn:schemas-microsoft-com:office:office" xmlns:oel="http://schemas.microsoft.com/office/2019/extlst" xmlns:v="urn:schemas-microsoft-com:vml" xmlns:w10="urn:schemas-microsoft-com:office:word" xmlns:w="http://schemas.openxmlformats.org/wordprocessingml/2006/main" xmlns:w16cex="http://schemas.microsoft.com/office/word/2018/wordml/cex" xmlns:w16cid="http://schemas.microsoft.com/office/word/2016/wordml/cid" xmlns:w16="http://schemas.microsoft.com/office/word/2018/wordml" xmlns:w16du="http://schemas.microsoft.com/office/word/2023/wordml/word16du" xmlns:w16sdtdh="http://schemas.microsoft.com/office/word/2020/wordml/sdtdatahash" xmlns:w16sdtfl="http://schemas.microsoft.com/office/word/2024/wordml/sdtformatlock" xmlns:adec="http://schemas.microsoft.com/office/drawing/2017/decorative" val="1"/>
+                              <adec:decorative xmlns:adec="http://schemas.microsoft.com/office/drawing/2017/decorative" xmlns:w16sdtfl="http://schemas.microsoft.com/office/word/2024/wordml/sdtformatlock" xmlns:w16sdtdh="http://schemas.microsoft.com/office/word/2020/wordml/sdtdatahash" xmlns:w16du="http://schemas.microsoft.com/office/word/2023/wordml/word16du" xmlns:w16="http://schemas.microsoft.com/office/word/2018/wordml" xmlns:w16cid="http://schemas.microsoft.com/office/word/2016/wordml/cid" xmlns:w16cex="http://schemas.microsoft.com/office/word/2018/wordml/cex" xmlns:w="http://schemas.openxmlformats.org/wordprocessingml/2006/main" xmlns:w10="urn:schemas-microsoft-com:office:word" xmlns:v="urn:schemas-microsoft-com:vml" xmlns:oel="http://schemas.microsoft.com/office/2019/extlst" xmlns:o="urn:schemas-microsoft-com:office:office" xmlns:am3d="http://schemas.microsoft.com/office/drawing/2017/model3d" xmlns:aink="http://schemas.microsoft.com/office/drawing/2016/ink" xmlns:cx8="http://schemas.microsoft.com/office/drawing/2016/5/14/chartex" xmlns:cx7="http://schemas.microsoft.com/office/drawing/2016/5/13/chartex" xmlns:cx6="http://schemas.microsoft.com/office/drawing/2016/5/12/chartex" xmlns:cx5="http://schemas.microsoft.com/office/drawing/2016/5/11/chartex" xmlns:cx4="http://schemas.microsoft.com/office/drawing/2016/5/10/chartex" xmlns:cx3="http://schemas.microsoft.com/office/drawing/2016/5/9/chartex" xmlns:cx2="http://schemas.microsoft.com/office/drawing/2015/10/21/chartex" xmlns="" val="1"/>
                             </a:ext>
                           </a:extLst>
                         </wps:cNvPr>
@@ -98,7 +98,7 @@
                         <wps:cNvPr id="1234481726" name="Rectangle 1">
                           <a:extLst>
                             <a:ext uri="{C183D7F6-B498-43B3-948B-1728B52AA6E4}">
-                              <adec:decorative xmlns="" xmlns:cx2="http://schemas.microsoft.com/office/drawing/2015/10/21/chartex" xmlns:cx3="http://schemas.microsoft.com/office/drawing/2016/5/9/chartex" xmlns:cx4="http://schemas.microsoft.com/office/drawing/2016/5/10/chartex" xmlns:cx5="http://schemas.microsoft.com/office/drawing/2016/5/11/chartex" xmlns:cx6="http://schemas.microsoft.com/office/drawing/2016/5/12/chartex" xmlns:cx7="http://schemas.microsoft.com/office/drawing/2016/5/13/chartex" xmlns:cx8="http://schemas.microsoft.com/office/drawing/2016/5/14/chartex" xmlns:aink="http://schemas.microsoft.com/office/drawing/2016/ink" xmlns:am3d="http://schemas.microsoft.com/office/drawing/2017/model3d" xmlns:o="urn:schemas-microsoft-com:office:office" xmlns:oel="http://schemas.microsoft.com/office/2019/extlst" xmlns:v="urn:schemas-microsoft-com:vml" xmlns:w10="urn:schemas-microsoft-com:office:word" xmlns:w="http://schemas.openxmlformats.org/wordprocessingml/2006/main" xmlns:w16cex="http://schemas.microsoft.com/office/word/2018/wordml/cex" xmlns:w16cid="http://schemas.microsoft.com/office/word/2016/wordml/cid" xmlns:w16="http://schemas.microsoft.com/office/word/2018/wordml" xmlns:w16du="http://schemas.microsoft.com/office/word/2023/wordml/word16du" xmlns:w16sdtdh="http://schemas.microsoft.com/office/word/2020/wordml/sdtdatahash" xmlns:w16sdtfl="http://schemas.microsoft.com/office/word/2024/wordml/sdtformatlock" xmlns:adec="http://schemas.microsoft.com/office/drawing/2017/decorative" val="1"/>
+                              <adec:decorative xmlns:adec="http://schemas.microsoft.com/office/drawing/2017/decorative" xmlns:w16sdtfl="http://schemas.microsoft.com/office/word/2024/wordml/sdtformatlock" xmlns:w16sdtdh="http://schemas.microsoft.com/office/word/2020/wordml/sdtdatahash" xmlns:w16du="http://schemas.microsoft.com/office/word/2023/wordml/word16du" xmlns:w16="http://schemas.microsoft.com/office/word/2018/wordml" xmlns:w16cid="http://schemas.microsoft.com/office/word/2016/wordml/cid" xmlns:w16cex="http://schemas.microsoft.com/office/word/2018/wordml/cex" xmlns:w="http://schemas.openxmlformats.org/wordprocessingml/2006/main" xmlns:w10="urn:schemas-microsoft-com:office:word" xmlns:v="urn:schemas-microsoft-com:vml" xmlns:oel="http://schemas.microsoft.com/office/2019/extlst" xmlns:o="urn:schemas-microsoft-com:office:office" xmlns:am3d="http://schemas.microsoft.com/office/drawing/2017/model3d" xmlns:aink="http://schemas.microsoft.com/office/drawing/2016/ink" xmlns:cx8="http://schemas.microsoft.com/office/drawing/2016/5/14/chartex" xmlns:cx7="http://schemas.microsoft.com/office/drawing/2016/5/13/chartex" xmlns:cx6="http://schemas.microsoft.com/office/drawing/2016/5/12/chartex" xmlns:cx5="http://schemas.microsoft.com/office/drawing/2016/5/11/chartex" xmlns:cx4="http://schemas.microsoft.com/office/drawing/2016/5/10/chartex" xmlns:cx3="http://schemas.microsoft.com/office/drawing/2016/5/9/chartex" xmlns:cx2="http://schemas.microsoft.com/office/drawing/2015/10/21/chartex" xmlns="" val="1"/>
                             </a:ext>
                           </a:extLst>
                         </wps:cNvPr>
@@ -874,8 +874,6 @@
             </w:r>
           </w:p>
         </w:tc>
-        <w:bookmarkStart w:id="0" w:name="_GoBack"/>
-        <w:bookmarkEnd w:id="0"/>
       </w:tr>
       <w:tr>
         <w:trPr>
@@ -1060,7 +1058,12 @@
               <w:t xml:space="preserve"> </w:t>
             </w:r>
             <w:r>
-              <w:t>to-do-list</w:t>
+              <w:t xml:space="preserve">to-do </w:t>
+            </w:r>
+            <w:bookmarkStart w:id="0" w:name="_GoBack"/>
+            <w:bookmarkEnd w:id="0"/>
+            <w:r>
+              <w:t>list</w:t>
             </w:r>
             <w:r>
               <w:t>. Củng cố</w:t>
@@ -3148,7 +3151,7 @@
 </file>
 
 <file path=customXml/itemProps1.xml><?xml version="1.0" encoding="utf-8"?>
-<ds:datastoreItem xmlns:ds="http://schemas.openxmlformats.org/officeDocument/2006/customXml" ds:itemID="{20818DA3-9F66-4947-BB6C-E9A3E1983504}">
+<ds:datastoreItem xmlns:ds="http://schemas.openxmlformats.org/officeDocument/2006/customXml" ds:itemID="{901C023E-AF5C-46B7-A3F3-3BE95EBF76C4}">
   <ds:schemaRefs>
     <ds:schemaRef ds:uri="http://schemas.openxmlformats.org/officeDocument/2006/bibliography"/>
   </ds:schemaRefs>

--- a/public/dluongta_resume.docx
+++ b/public/dluongta_resume.docx
@@ -32,7 +32,7 @@
                 <wp:docPr id="793183896" name="Group 6">
                   <a:extLst xmlns:a="http://schemas.openxmlformats.org/drawingml/2006/main">
                     <a:ext uri="{C183D7F6-B498-43B3-948B-1728B52AA6E4}">
-                      <adec:decorative xmlns:adec="http://schemas.microsoft.com/office/drawing/2017/decorative" xmlns:w16sdtfl="http://schemas.microsoft.com/office/word/2024/wordml/sdtformatlock" xmlns:w16sdtdh="http://schemas.microsoft.com/office/word/2020/wordml/sdtdatahash" xmlns:w16du="http://schemas.microsoft.com/office/word/2023/wordml/word16du" xmlns:w16="http://schemas.microsoft.com/office/word/2018/wordml" xmlns:w16cid="http://schemas.microsoft.com/office/word/2016/wordml/cid" xmlns:w16cex="http://schemas.microsoft.com/office/word/2018/wordml/cex" xmlns:w="http://schemas.openxmlformats.org/wordprocessingml/2006/main" xmlns:w10="urn:schemas-microsoft-com:office:word" xmlns:v="urn:schemas-microsoft-com:vml" xmlns:oel="http://schemas.microsoft.com/office/2019/extlst" xmlns:o="urn:schemas-microsoft-com:office:office" xmlns:am3d="http://schemas.microsoft.com/office/drawing/2017/model3d" xmlns:aink="http://schemas.microsoft.com/office/drawing/2016/ink" xmlns:cx8="http://schemas.microsoft.com/office/drawing/2016/5/14/chartex" xmlns:cx7="http://schemas.microsoft.com/office/drawing/2016/5/13/chartex" xmlns:cx6="http://schemas.microsoft.com/office/drawing/2016/5/12/chartex" xmlns:cx5="http://schemas.microsoft.com/office/drawing/2016/5/11/chartex" xmlns:cx4="http://schemas.microsoft.com/office/drawing/2016/5/10/chartex" xmlns:cx3="http://schemas.microsoft.com/office/drawing/2016/5/9/chartex" xmlns:cx2="http://schemas.microsoft.com/office/drawing/2015/10/21/chartex" xmlns="" val="1"/>
+                      <adec:decorative xmlns="" xmlns:cx2="http://schemas.microsoft.com/office/drawing/2015/10/21/chartex" xmlns:cx3="http://schemas.microsoft.com/office/drawing/2016/5/9/chartex" xmlns:cx4="http://schemas.microsoft.com/office/drawing/2016/5/10/chartex" xmlns:cx5="http://schemas.microsoft.com/office/drawing/2016/5/11/chartex" xmlns:cx6="http://schemas.microsoft.com/office/drawing/2016/5/12/chartex" xmlns:cx7="http://schemas.microsoft.com/office/drawing/2016/5/13/chartex" xmlns:cx8="http://schemas.microsoft.com/office/drawing/2016/5/14/chartex" xmlns:aink="http://schemas.microsoft.com/office/drawing/2016/ink" xmlns:am3d="http://schemas.microsoft.com/office/drawing/2017/model3d" xmlns:o="urn:schemas-microsoft-com:office:office" xmlns:oel="http://schemas.microsoft.com/office/2019/extlst" xmlns:v="urn:schemas-microsoft-com:vml" xmlns:w10="urn:schemas-microsoft-com:office:word" xmlns:w="http://schemas.openxmlformats.org/wordprocessingml/2006/main" xmlns:w16cex="http://schemas.microsoft.com/office/word/2018/wordml/cex" xmlns:w16cid="http://schemas.microsoft.com/office/word/2016/wordml/cid" xmlns:w16="http://schemas.microsoft.com/office/word/2018/wordml" xmlns:w16du="http://schemas.microsoft.com/office/word/2023/wordml/word16du" xmlns:w16sdtdh="http://schemas.microsoft.com/office/word/2020/wordml/sdtdatahash" xmlns:w16sdtfl="http://schemas.microsoft.com/office/word/2024/wordml/sdtformatlock" xmlns:adec="http://schemas.microsoft.com/office/drawing/2017/decorative" val="1"/>
                     </a:ext>
                   </a:extLst>
                 </wp:docPr>
@@ -53,7 +53,7 @@
                         <wps:cNvPr id="1434342015" name="Rectangle 1">
                           <a:extLst>
                             <a:ext uri="{C183D7F6-B498-43B3-948B-1728B52AA6E4}">
-                              <adec:decorative xmlns:adec="http://schemas.microsoft.com/office/drawing/2017/decorative" xmlns:w16sdtfl="http://schemas.microsoft.com/office/word/2024/wordml/sdtformatlock" xmlns:w16sdtdh="http://schemas.microsoft.com/office/word/2020/wordml/sdtdatahash" xmlns:w16du="http://schemas.microsoft.com/office/word/2023/wordml/word16du" xmlns:w16="http://schemas.microsoft.com/office/word/2018/wordml" xmlns:w16cid="http://schemas.microsoft.com/office/word/2016/wordml/cid" xmlns:w16cex="http://schemas.microsoft.com/office/word/2018/wordml/cex" xmlns:w="http://schemas.openxmlformats.org/wordprocessingml/2006/main" xmlns:w10="urn:schemas-microsoft-com:office:word" xmlns:v="urn:schemas-microsoft-com:vml" xmlns:oel="http://schemas.microsoft.com/office/2019/extlst" xmlns:o="urn:schemas-microsoft-com:office:office" xmlns:am3d="http://schemas.microsoft.com/office/drawing/2017/model3d" xmlns:aink="http://schemas.microsoft.com/office/drawing/2016/ink" xmlns:cx8="http://schemas.microsoft.com/office/drawing/2016/5/14/chartex" xmlns:cx7="http://schemas.microsoft.com/office/drawing/2016/5/13/chartex" xmlns:cx6="http://schemas.microsoft.com/office/drawing/2016/5/12/chartex" xmlns:cx5="http://schemas.microsoft.com/office/drawing/2016/5/11/chartex" xmlns:cx4="http://schemas.microsoft.com/office/drawing/2016/5/10/chartex" xmlns:cx3="http://schemas.microsoft.com/office/drawing/2016/5/9/chartex" xmlns:cx2="http://schemas.microsoft.com/office/drawing/2015/10/21/chartex" xmlns="" val="1"/>
+                              <adec:decorative xmlns="" xmlns:cx2="http://schemas.microsoft.com/office/drawing/2015/10/21/chartex" xmlns:cx3="http://schemas.microsoft.com/office/drawing/2016/5/9/chartex" xmlns:cx4="http://schemas.microsoft.com/office/drawing/2016/5/10/chartex" xmlns:cx5="http://schemas.microsoft.com/office/drawing/2016/5/11/chartex" xmlns:cx6="http://schemas.microsoft.com/office/drawing/2016/5/12/chartex" xmlns:cx7="http://schemas.microsoft.com/office/drawing/2016/5/13/chartex" xmlns:cx8="http://schemas.microsoft.com/office/drawing/2016/5/14/chartex" xmlns:aink="http://schemas.microsoft.com/office/drawing/2016/ink" xmlns:am3d="http://schemas.microsoft.com/office/drawing/2017/model3d" xmlns:o="urn:schemas-microsoft-com:office:office" xmlns:oel="http://schemas.microsoft.com/office/2019/extlst" xmlns:v="urn:schemas-microsoft-com:vml" xmlns:w10="urn:schemas-microsoft-com:office:word" xmlns:w="http://schemas.openxmlformats.org/wordprocessingml/2006/main" xmlns:w16cex="http://schemas.microsoft.com/office/word/2018/wordml/cex" xmlns:w16cid="http://schemas.microsoft.com/office/word/2016/wordml/cid" xmlns:w16="http://schemas.microsoft.com/office/word/2018/wordml" xmlns:w16du="http://schemas.microsoft.com/office/word/2023/wordml/word16du" xmlns:w16sdtdh="http://schemas.microsoft.com/office/word/2020/wordml/sdtdatahash" xmlns:w16sdtfl="http://schemas.microsoft.com/office/word/2024/wordml/sdtformatlock" xmlns:adec="http://schemas.microsoft.com/office/drawing/2017/decorative" val="1"/>
                             </a:ext>
                           </a:extLst>
                         </wps:cNvPr>
@@ -98,7 +98,7 @@
                         <wps:cNvPr id="1234481726" name="Rectangle 1">
                           <a:extLst>
                             <a:ext uri="{C183D7F6-B498-43B3-948B-1728B52AA6E4}">
-                              <adec:decorative xmlns:adec="http://schemas.microsoft.com/office/drawing/2017/decorative" xmlns:w16sdtfl="http://schemas.microsoft.com/office/word/2024/wordml/sdtformatlock" xmlns:w16sdtdh="http://schemas.microsoft.com/office/word/2020/wordml/sdtdatahash" xmlns:w16du="http://schemas.microsoft.com/office/word/2023/wordml/word16du" xmlns:w16="http://schemas.microsoft.com/office/word/2018/wordml" xmlns:w16cid="http://schemas.microsoft.com/office/word/2016/wordml/cid" xmlns:w16cex="http://schemas.microsoft.com/office/word/2018/wordml/cex" xmlns:w="http://schemas.openxmlformats.org/wordprocessingml/2006/main" xmlns:w10="urn:schemas-microsoft-com:office:word" xmlns:v="urn:schemas-microsoft-com:vml" xmlns:oel="http://schemas.microsoft.com/office/2019/extlst" xmlns:o="urn:schemas-microsoft-com:office:office" xmlns:am3d="http://schemas.microsoft.com/office/drawing/2017/model3d" xmlns:aink="http://schemas.microsoft.com/office/drawing/2016/ink" xmlns:cx8="http://schemas.microsoft.com/office/drawing/2016/5/14/chartex" xmlns:cx7="http://schemas.microsoft.com/office/drawing/2016/5/13/chartex" xmlns:cx6="http://schemas.microsoft.com/office/drawing/2016/5/12/chartex" xmlns:cx5="http://schemas.microsoft.com/office/drawing/2016/5/11/chartex" xmlns:cx4="http://schemas.microsoft.com/office/drawing/2016/5/10/chartex" xmlns:cx3="http://schemas.microsoft.com/office/drawing/2016/5/9/chartex" xmlns:cx2="http://schemas.microsoft.com/office/drawing/2015/10/21/chartex" xmlns="" val="1"/>
+                              <adec:decorative xmlns="" xmlns:cx2="http://schemas.microsoft.com/office/drawing/2015/10/21/chartex" xmlns:cx3="http://schemas.microsoft.com/office/drawing/2016/5/9/chartex" xmlns:cx4="http://schemas.microsoft.com/office/drawing/2016/5/10/chartex" xmlns:cx5="http://schemas.microsoft.com/office/drawing/2016/5/11/chartex" xmlns:cx6="http://schemas.microsoft.com/office/drawing/2016/5/12/chartex" xmlns:cx7="http://schemas.microsoft.com/office/drawing/2016/5/13/chartex" xmlns:cx8="http://schemas.microsoft.com/office/drawing/2016/5/14/chartex" xmlns:aink="http://schemas.microsoft.com/office/drawing/2016/ink" xmlns:am3d="http://schemas.microsoft.com/office/drawing/2017/model3d" xmlns:o="urn:schemas-microsoft-com:office:office" xmlns:oel="http://schemas.microsoft.com/office/2019/extlst" xmlns:v="urn:schemas-microsoft-com:vml" xmlns:w10="urn:schemas-microsoft-com:office:word" xmlns:w="http://schemas.openxmlformats.org/wordprocessingml/2006/main" xmlns:w16cex="http://schemas.microsoft.com/office/word/2018/wordml/cex" xmlns:w16cid="http://schemas.microsoft.com/office/word/2016/wordml/cid" xmlns:w16="http://schemas.microsoft.com/office/word/2018/wordml" xmlns:w16du="http://schemas.microsoft.com/office/word/2023/wordml/word16du" xmlns:w16sdtdh="http://schemas.microsoft.com/office/word/2020/wordml/sdtdatahash" xmlns:w16sdtfl="http://schemas.microsoft.com/office/word/2024/wordml/sdtformatlock" xmlns:adec="http://schemas.microsoft.com/office/drawing/2017/decorative" val="1"/>
                             </a:ext>
                           </a:extLst>
                         </wps:cNvPr>
@@ -1004,72 +1004,78 @@
               <w:t xml:space="preserve">một </w:t>
             </w:r>
             <w:r>
-              <w:t>trang</w:t>
-            </w:r>
-            <w:r>
-              <w:t xml:space="preserve"> web</w:t>
-            </w:r>
-            <w:r>
-              <w:t xml:space="preserve"> </w:t>
-            </w:r>
-            <w:r>
-              <w:t>blog đ</w:t>
-            </w:r>
-            <w:r>
-              <w:rPr>
-                <w:rFonts w:ascii="Calibri" w:hAnsi="Calibri" w:cs="Calibri"/>
-              </w:rPr>
-              <w:t>ầ</w:t>
-            </w:r>
-            <w:r>
-              <w:t>y đ</w:t>
-            </w:r>
-            <w:r>
-              <w:rPr>
-                <w:rFonts w:ascii="Calibri" w:hAnsi="Calibri" w:cs="Calibri"/>
-              </w:rPr>
-              <w:t>ủ</w:t>
-            </w:r>
-            <w:r>
-              <w:t xml:space="preserve"> ch</w:t>
-            </w:r>
-            <w:r>
-              <w:rPr>
-                <w:rFonts w:ascii="Calibri" w:hAnsi="Calibri" w:cs="Calibri"/>
-              </w:rPr>
-              <w:t>ứ</w:t>
-            </w:r>
-            <w:r>
-              <w:t xml:space="preserve">c năng </w:t>
-            </w:r>
-            <w:r>
-              <w:t xml:space="preserve">như </w:t>
-            </w:r>
-            <w:r>
-              <w:t>đăng bài, bình luận, gắn thẻ</w:t>
-            </w:r>
-            <w:r>
-              <w:t xml:space="preserve"> và </w:t>
-            </w:r>
-            <w:r>
-              <w:t>một ứng dụng</w:t>
-            </w:r>
-            <w:r>
-              <w:t xml:space="preserve"> </w:t>
-            </w:r>
-            <w:r>
-              <w:t xml:space="preserve">to-do </w:t>
+              <w:t>website</w:t>
+            </w:r>
+            <w:r>
+              <w:t xml:space="preserve"> blog</w:t>
             </w:r>
             <w:bookmarkStart w:id="0" w:name="_GoBack"/>
             <w:bookmarkEnd w:id="0"/>
             <w:r>
+              <w:t xml:space="preserve"> có</w:t>
+            </w:r>
+            <w:r>
+              <w:t xml:space="preserve"> đ</w:t>
+            </w:r>
+            <w:r>
+              <w:rPr>
+                <w:rFonts w:ascii="Calibri" w:hAnsi="Calibri" w:cs="Calibri"/>
+              </w:rPr>
+              <w:t>ầ</w:t>
+            </w:r>
+            <w:r>
+              <w:t>y đ</w:t>
+            </w:r>
+            <w:r>
+              <w:rPr>
+                <w:rFonts w:ascii="Calibri" w:hAnsi="Calibri" w:cs="Calibri"/>
+              </w:rPr>
+              <w:t>ủ</w:t>
+            </w:r>
+            <w:r>
+              <w:t xml:space="preserve"> ch</w:t>
+            </w:r>
+            <w:r>
+              <w:rPr>
+                <w:rFonts w:ascii="Calibri" w:hAnsi="Calibri" w:cs="Calibri"/>
+              </w:rPr>
+              <w:t>ứ</w:t>
+            </w:r>
+            <w:r>
+              <w:t xml:space="preserve">c năng </w:t>
+            </w:r>
+            <w:r>
+              <w:t xml:space="preserve">như </w:t>
+            </w:r>
+            <w:r>
+              <w:t>đăng bài, bình luận, gắn thẻ</w:t>
+            </w:r>
+            <w:r>
+              <w:t xml:space="preserve"> và </w:t>
+            </w:r>
+            <w:r>
+              <w:t>một ứng dụng</w:t>
+            </w:r>
+            <w:r>
+              <w:t xml:space="preserve"> </w:t>
+            </w:r>
+            <w:r>
+              <w:t xml:space="preserve">to-do </w:t>
+            </w:r>
+            <w:r>
               <w:t>list</w:t>
             </w:r>
             <w:r>
               <w:t>. Củng cố</w:t>
             </w:r>
             <w:r>
-              <w:t xml:space="preserve"> HTML, CSS, JS</w:t>
+              <w:t xml:space="preserve"> </w:t>
+            </w:r>
+            <w:r>
+              <w:t xml:space="preserve">kỹ năng </w:t>
+            </w:r>
+            <w:r>
+              <w:t>HTML, CSS, JS</w:t>
             </w:r>
             <w:r>
               <w:t xml:space="preserve"> </w:t>
@@ -3151,7 +3157,7 @@
 </file>
 
 <file path=customXml/itemProps1.xml><?xml version="1.0" encoding="utf-8"?>
-<ds:datastoreItem xmlns:ds="http://schemas.openxmlformats.org/officeDocument/2006/customXml" ds:itemID="{901C023E-AF5C-46B7-A3F3-3BE95EBF76C4}">
+<ds:datastoreItem xmlns:ds="http://schemas.openxmlformats.org/officeDocument/2006/customXml" ds:itemID="{1805D3D9-C6D9-473E-A734-96B66FF749D6}">
   <ds:schemaRefs>
     <ds:schemaRef ds:uri="http://schemas.openxmlformats.org/officeDocument/2006/bibliography"/>
   </ds:schemaRefs>
